--- a/Advanced-Digital-Design/howTo/howTo 10 Program IP.docx
+++ b/Advanced-Digital-Design/howTo/howTo 10 Program IP.docx
@@ -1,6 +1,6 @@
 
 <file path=word/document.xml><?xml version="1.0" encoding="utf-8"?>
-<w:document xmlns:wpc="http://schemas.microsoft.com/office/word/2010/wordprocessingCanvas" xmlns:cx="http://schemas.microsoft.com/office/drawing/2014/chartex" xmlns:cx1="http://schemas.microsoft.com/office/drawing/2015/9/8/chartex" xmlns:cx2="http://schemas.microsoft.com/office/drawing/2015/10/21/chartex" xmlns:cx3="http://schemas.microsoft.com/office/drawing/2016/5/9/chartex" xmlns:cx4="http://schemas.microsoft.com/office/drawing/2016/5/10/chartex" xmlns:cx5="http://schemas.microsoft.com/office/drawing/2016/5/11/chartex" xmlns:cx6="http://schemas.microsoft.com/office/drawing/2016/5/12/chartex" xmlns:cx7="http://schemas.microsoft.com/office/drawing/2016/5/13/chartex" xmlns:cx8="http://schemas.microsoft.com/office/drawing/2016/5/14/chartex" xmlns:mc="http://schemas.openxmlformats.org/markup-compatibility/2006" xmlns:aink="http://schemas.microsoft.com/office/drawing/2016/ink" xmlns:am3d="http://schemas.microsoft.com/office/drawing/2017/model3d" xmlns:o="urn:schemas-microsoft-com:office:office" xmlns:oel="http://schemas.microsoft.com/office/2019/extlst" xmlns:r="http://schemas.openxmlformats.org/officeDocument/2006/relationships" xmlns:m="http://schemas.openxmlformats.org/officeDocument/2006/math" xmlns:v="urn:schemas-microsoft-com:vml" xmlns:wp14="http://schemas.microsoft.com/office/word/2010/wordprocessingDrawing" xmlns:wp="http://schemas.openxmlformats.org/drawingml/2006/wordprocessingDrawing" xmlns:w10="urn:schemas-microsoft-com:office:word" xmlns:w="http://schemas.openxmlformats.org/wordprocessingml/2006/main" xmlns:w14="http://schemas.microsoft.com/office/word/2010/wordml" xmlns:w15="http://schemas.microsoft.com/office/word/2012/wordml" xmlns:w16cex="http://schemas.microsoft.com/office/word/2018/wordml/cex" xmlns:w16cid="http://schemas.microsoft.com/office/word/2016/wordml/cid" xmlns:w16="http://schemas.microsoft.com/office/word/2018/wordml" xmlns:w16sdtdh="http://schemas.microsoft.com/office/word/2020/wordml/sdtdatahash" xmlns:w16se="http://schemas.microsoft.com/office/word/2015/wordml/symex" xmlns:wpg="http://schemas.microsoft.com/office/word/2010/wordprocessingGroup" xmlns:wpi="http://schemas.microsoft.com/office/word/2010/wordprocessingInk" xmlns:wne="http://schemas.microsoft.com/office/word/2006/wordml" xmlns:wps="http://schemas.microsoft.com/office/word/2010/wordprocessingShape" mc:Ignorable="w14 w15 w16se w16cid w16 w16cex w16sdtdh wp14">
+<w:document xmlns:wpc="http://schemas.microsoft.com/office/word/2010/wordprocessingCanvas" xmlns:cx="http://schemas.microsoft.com/office/drawing/2014/chartex" xmlns:cx1="http://schemas.microsoft.com/office/drawing/2015/9/8/chartex" xmlns:cx2="http://schemas.microsoft.com/office/drawing/2015/10/21/chartex" xmlns:cx3="http://schemas.microsoft.com/office/drawing/2016/5/9/chartex" xmlns:cx4="http://schemas.microsoft.com/office/drawing/2016/5/10/chartex" xmlns:cx5="http://schemas.microsoft.com/office/drawing/2016/5/11/chartex" xmlns:cx6="http://schemas.microsoft.com/office/drawing/2016/5/12/chartex" xmlns:cx7="http://schemas.microsoft.com/office/drawing/2016/5/13/chartex" xmlns:cx8="http://schemas.microsoft.com/office/drawing/2016/5/14/chartex" xmlns:mc="http://schemas.openxmlformats.org/markup-compatibility/2006" xmlns:aink="http://schemas.microsoft.com/office/drawing/2016/ink" xmlns:am3d="http://schemas.microsoft.com/office/drawing/2017/model3d" xmlns:o="urn:schemas-microsoft-com:office:office" xmlns:oel="http://schemas.microsoft.com/office/2019/extlst" xmlns:r="http://schemas.openxmlformats.org/officeDocument/2006/relationships" xmlns:m="http://schemas.openxmlformats.org/officeDocument/2006/math" xmlns:v="urn:schemas-microsoft-com:vml" xmlns:wp14="http://schemas.microsoft.com/office/word/2010/wordprocessingDrawing" xmlns:wp="http://schemas.openxmlformats.org/drawingml/2006/wordprocessingDrawing" xmlns:w10="urn:schemas-microsoft-com:office:word" xmlns:w="http://schemas.openxmlformats.org/wordprocessingml/2006/main" xmlns:w14="http://schemas.microsoft.com/office/word/2010/wordml" xmlns:w15="http://schemas.microsoft.com/office/word/2012/wordml" xmlns:w16cex="http://schemas.microsoft.com/office/word/2018/wordml/cex" xmlns:w16cid="http://schemas.microsoft.com/office/word/2016/wordml/cid" xmlns:w16="http://schemas.microsoft.com/office/word/2018/wordml" xmlns:w16du="http://schemas.microsoft.com/office/word/2023/wordml/word16du" xmlns:w16sdtdh="http://schemas.microsoft.com/office/word/2020/wordml/sdtdatahash" xmlns:w16sdtfl="http://schemas.microsoft.com/office/word/2024/wordml/sdtformatlock" xmlns:w16se="http://schemas.microsoft.com/office/word/2015/wordml/symex" xmlns:wpg="http://schemas.microsoft.com/office/word/2010/wordprocessingGroup" xmlns:wpi="http://schemas.microsoft.com/office/word/2010/wordprocessingInk" xmlns:wne="http://schemas.microsoft.com/office/word/2006/wordml" xmlns:wps="http://schemas.microsoft.com/office/word/2010/wordprocessingShape" mc:Ignorable="w14 w15 w16se w16cid w16 w16cex w16sdtdh w16sdtfl w16du wp14">
   <w:body>
     <w:p>
       <w:r>
@@ -29,7 +29,10 @@
         <w:t xml:space="preserve">Let’s start at the beginning. </w:t>
       </w:r>
       <w:r>
-        <w:t>Launch Xilinx Vitis.  Do not launch Vitis HLS</w:t>
+        <w:t xml:space="preserve">Launch Xilinx Vitis.  Do not launch </w:t>
+      </w:r>
+      <w:r>
+        <w:t>anything else</w:t>
       </w:r>
     </w:p>
     <w:p>
@@ -38,10 +41,10 @@
           <w:noProof/>
         </w:rPr>
         <w:drawing>
-          <wp:inline distT="0" distB="0" distL="0" distR="0" wp14:anchorId="4D6F20B0" wp14:editId="3B45DB6D">
-            <wp:extent cx="2880000" cy="2249231"/>
+          <wp:inline distT="0" distB="0" distL="0" distR="0" wp14:anchorId="51B593ED" wp14:editId="13EF9EA8">
+            <wp:extent cx="1733660" cy="1948688"/>
             <wp:effectExtent l="0" t="0" r="0" b="0"/>
-            <wp:docPr id="33" name="Picture 33"/>
+            <wp:docPr id="19080801" name="Picture 1" descr="A screenshot of a computer&#10;&#10;AI-generated content may be incorrect."/>
             <wp:cNvGraphicFramePr>
               <a:graphicFrameLocks xmlns:a="http://schemas.openxmlformats.org/drawingml/2006/main" noChangeAspect="1"/>
             </wp:cNvGraphicFramePr>
@@ -49,36 +52,23 @@
               <a:graphicData uri="http://schemas.openxmlformats.org/drawingml/2006/picture">
                 <pic:pic xmlns:pic="http://schemas.openxmlformats.org/drawingml/2006/picture">
                   <pic:nvPicPr>
-                    <pic:cNvPr id="0" name="Picture 1"/>
-                    <pic:cNvPicPr>
-                      <a:picLocks noChangeAspect="1" noChangeArrowheads="1"/>
-                    </pic:cNvPicPr>
+                    <pic:cNvPr id="19080801" name="Picture 1" descr="A screenshot of a computer&#10;&#10;AI-generated content may be incorrect."/>
+                    <pic:cNvPicPr/>
                   </pic:nvPicPr>
                   <pic:blipFill>
-                    <a:blip r:embed="rId8" cstate="print">
-                      <a:extLst>
-                        <a:ext uri="{28A0092B-C50C-407E-A947-70E740481C1C}">
-                          <a14:useLocalDpi xmlns:a14="http://schemas.microsoft.com/office/drawing/2010/main" val="0"/>
-                        </a:ext>
-                      </a:extLst>
-                    </a:blip>
-                    <a:srcRect/>
+                    <a:blip r:embed="rId8"/>
                     <a:stretch>
                       <a:fillRect/>
                     </a:stretch>
                   </pic:blipFill>
-                  <pic:spPr bwMode="auto">
+                  <pic:spPr>
                     <a:xfrm>
                       <a:off x="0" y="0"/>
-                      <a:ext cx="2880000" cy="2249231"/>
+                      <a:ext cx="1738842" cy="1954513"/>
                     </a:xfrm>
                     <a:prstGeom prst="rect">
                       <a:avLst/>
                     </a:prstGeom>
-                    <a:noFill/>
-                    <a:ln>
-                      <a:noFill/>
-                    </a:ln>
                   </pic:spPr>
                 </pic:pic>
               </a:graphicData>
@@ -90,7 +80,111 @@
     <w:p/>
     <w:p>
       <w:r>
+        <w:t xml:space="preserve">When you launch, point to your workspace by clicking on </w:t>
+      </w:r>
+      <w:r>
+        <w:rPr>
+          <w:u w:val="single"/>
+        </w:rPr>
+        <w:t>Set Workspace</w:t>
+      </w:r>
+      <w:r>
+        <w:t xml:space="preserve"> from the launch page. </w:t>
+      </w:r>
+      <w:r>
         <w:t>Vitis does not like long paths nor does it like spaces in the path names.  I parked my workspace right off root at c:\my_workspace</w:t>
+      </w:r>
+      <w:r>
+        <w:t xml:space="preserve">.  You will probably have to create a new folder the first time you do this.  </w:t>
+      </w:r>
+    </w:p>
+    <w:p/>
+    <w:p>
+      <w:pPr>
+        <w:spacing w:after="160" w:line="259" w:lineRule="auto"/>
+        <w:ind w:left="0" w:firstLine="0"/>
+      </w:pPr>
+      <w:r>
+        <w:br w:type="page"/>
+      </w:r>
+    </w:p>
+    <w:p>
+      <w:r>
+        <w:lastRenderedPageBreak/>
+        <w:t xml:space="preserve">At the Welcome tab, select Create </w:t>
+      </w:r>
+      <w:r>
+        <w:t>Platform Component from the left menu.  This</w:t>
+      </w:r>
+      <w:r>
+        <w:t xml:space="preserve"> </w:t>
+      </w:r>
+      <w:proofErr w:type="gramStart"/>
+      <w:r>
+        <w:t>starts</w:t>
+      </w:r>
+      <w:proofErr w:type="gramEnd"/>
+      <w:r>
+        <w:t xml:space="preserve"> the </w:t>
+      </w:r>
+      <w:r>
+        <w:t>Create Platform Component</w:t>
+      </w:r>
+      <w:r>
+        <w:t xml:space="preserve">.  </w:t>
+      </w:r>
+      <w:r>
+        <w:t>The Wizard will walk you through different pages, let’s go through them together.</w:t>
+      </w:r>
+    </w:p>
+    <w:p>
+      <w:r>
+        <w:rPr>
+          <w:b/>
+          <w:bCs/>
+        </w:rPr>
+        <w:t>Name and Location</w:t>
+      </w:r>
+      <w:r>
+        <w:rPr>
+          <w:b/>
+          <w:bCs/>
+        </w:rPr>
+        <w:t>:</w:t>
+      </w:r>
+      <w:r>
+        <w:t xml:space="preserve"> </w:t>
+      </w:r>
+      <w:r>
+        <w:t xml:space="preserve">Provide a useful </w:t>
+      </w:r>
+      <w:r>
+        <w:rPr>
+          <w:b/>
+          <w:bCs/>
+        </w:rPr>
+        <w:t>Component name</w:t>
+      </w:r>
+      <w:r>
+        <w:t>, maybe something like “</w:t>
+      </w:r>
+      <w:proofErr w:type="spellStart"/>
+      <w:r>
+        <w:t>enhancedPwm_platform</w:t>
+      </w:r>
+      <w:proofErr w:type="spellEnd"/>
+      <w:r>
+        <w:t xml:space="preserve">”.  Leave </w:t>
+      </w:r>
+      <w:r>
+        <w:rPr>
+          <w:b/>
+          <w:bCs/>
+        </w:rPr>
+        <w:t>Component location</w:t>
+      </w:r>
+      <w:r>
+        <w:t xml:space="preserve"> alone. Click Next.</w:t>
       </w:r>
     </w:p>
     <w:p>
@@ -99,10 +193,10 @@
           <w:noProof/>
         </w:rPr>
         <w:drawing>
-          <wp:inline distT="0" distB="0" distL="0" distR="0" wp14:anchorId="01FFB620" wp14:editId="49FA8EB7">
-            <wp:extent cx="2880000" cy="1849655"/>
+          <wp:inline distT="0" distB="0" distL="0" distR="0" wp14:anchorId="57F33EAF" wp14:editId="1EE79C59">
+            <wp:extent cx="3055047" cy="2038764"/>
             <wp:effectExtent l="0" t="0" r="0" b="0"/>
-            <wp:docPr id="1" name="Picture 1"/>
+            <wp:docPr id="349891411" name="Picture 1" descr="A screenshot of a computer&#10;&#10;AI-generated content may be incorrect."/>
             <wp:cNvGraphicFramePr>
               <a:graphicFrameLocks xmlns:a="http://schemas.openxmlformats.org/drawingml/2006/main" noChangeAspect="1"/>
             </wp:cNvGraphicFramePr>
@@ -110,7 +204,7 @@
               <a:graphicData uri="http://schemas.openxmlformats.org/drawingml/2006/picture">
                 <pic:pic xmlns:pic="http://schemas.openxmlformats.org/drawingml/2006/picture">
                   <pic:nvPicPr>
-                    <pic:cNvPr id="1" name=""/>
+                    <pic:cNvPr id="349891411" name="Picture 1" descr="A screenshot of a computer&#10;&#10;AI-generated content may be incorrect."/>
                     <pic:cNvPicPr/>
                   </pic:nvPicPr>
                   <pic:blipFill>
@@ -122,7 +216,7 @@
                   <pic:spPr>
                     <a:xfrm>
                       <a:off x="0" y="0"/>
-                      <a:ext cx="2880000" cy="1849655"/>
+                      <a:ext cx="3062330" cy="2043624"/>
                     </a:xfrm>
                     <a:prstGeom prst="rect">
                       <a:avLst/>
@@ -135,19 +229,93 @@
         </w:drawing>
       </w:r>
     </w:p>
-    <w:p>
-      <w:pPr>
-        <w:spacing w:after="160" w:line="259" w:lineRule="auto"/>
+    <w:p/>
+    <w:p>
+      <w:r>
+        <w:rPr>
+          <w:b/>
+          <w:bCs/>
+        </w:rPr>
+        <w:t>Flow</w:t>
+      </w:r>
+      <w:r>
+        <w:rPr>
+          <w:b/>
+          <w:bCs/>
+        </w:rPr>
+        <w:t>:</w:t>
+      </w:r>
+      <w:r>
+        <w:t xml:space="preserve"> </w:t>
+      </w:r>
+      <w:r>
+        <w:t xml:space="preserve">Click Browse and navigate to your exported </w:t>
+      </w:r>
+      <w:r>
+        <w:t>XSA</w:t>
+      </w:r>
+      <w:r>
+        <w:t xml:space="preserve"> file generated by </w:t>
+      </w:r>
+      <w:proofErr w:type="spellStart"/>
+      <w:r>
+        <w:t>Vivado</w:t>
+      </w:r>
+      <w:proofErr w:type="spellEnd"/>
+      <w:r>
+        <w:t>.  In my case, this was at:</w:t>
+      </w:r>
+      <w:r>
+        <w:t xml:space="preserve"> </w:t>
+      </w:r>
+      <w:r>
+        <w:rPr>
+          <w:rFonts w:ascii="Courier New" w:hAnsi="Courier New" w:cs="Courier New"/>
+          <w:sz w:val="16"/>
+          <w:szCs w:val="16"/>
+        </w:rPr>
+        <w:t>C:\Users\</w:t>
+      </w:r>
+      <w:r>
+        <w:rPr>
+          <w:rFonts w:ascii="Courier New" w:hAnsi="Courier New" w:cs="Courier New"/>
+          <w:sz w:val="16"/>
+          <w:szCs w:val="16"/>
+        </w:rPr>
+        <w:t>...</w:t>
+      </w:r>
+      <w:r>
+        <w:rPr>
+          <w:rFonts w:ascii="Courier New" w:hAnsi="Courier New" w:cs="Courier New"/>
+          <w:sz w:val="16"/>
+          <w:szCs w:val="16"/>
+        </w:rPr>
+        <w:t>\Mycourses\EENG498\VHDL_fall2023\preLab04\ZynqPlusPwm\ZynqWithPwm_wrapper.xsa</w:t>
+      </w:r>
+    </w:p>
+    <w:p>
+      <w:pPr>
         <w:ind w:left="0" w:firstLine="0"/>
       </w:pPr>
       <w:r>
-        <w:br w:type="page"/>
-      </w:r>
-    </w:p>
-    <w:p>
-      <w:r>
-        <w:lastRenderedPageBreak/>
-        <w:t>At the Welcome tab, select Create Application Project</w:t>
+        <w:t>a</w:t>
+      </w:r>
+      <w:r>
+        <w:t xml:space="preserve">nd </w:t>
+      </w:r>
+      <w:proofErr w:type="gramStart"/>
+      <w:r>
+        <w:t xml:space="preserve">the </w:t>
+      </w:r>
+      <w:r>
+        <w:t>then</w:t>
+      </w:r>
+      <w:proofErr w:type="gramEnd"/>
+      <w:r>
+        <w:t xml:space="preserve"> click Open. </w:t>
+      </w:r>
+      <w:r>
+        <w:t>Click Next</w:t>
       </w:r>
     </w:p>
     <w:p>
@@ -156,10 +324,10 @@
           <w:noProof/>
         </w:rPr>
         <w:drawing>
-          <wp:inline distT="0" distB="0" distL="0" distR="0" wp14:anchorId="2C41D8F4" wp14:editId="752CC448">
-            <wp:extent cx="2880000" cy="1620000"/>
-            <wp:effectExtent l="0" t="0" r="0" b="0"/>
-            <wp:docPr id="34" name="Picture 34"/>
+          <wp:inline distT="0" distB="0" distL="0" distR="0" wp14:anchorId="459941E8" wp14:editId="2627394E">
+            <wp:extent cx="3953591" cy="2698355"/>
+            <wp:effectExtent l="0" t="0" r="8890" b="6985"/>
+            <wp:docPr id="1263471136" name="Picture 1" descr="A screenshot of a computer&#10;&#10;AI-generated content may be incorrect."/>
             <wp:cNvGraphicFramePr>
               <a:graphicFrameLocks xmlns:a="http://schemas.openxmlformats.org/drawingml/2006/main" noChangeAspect="1"/>
             </wp:cNvGraphicFramePr>
@@ -167,7 +335,7 @@
               <a:graphicData uri="http://schemas.openxmlformats.org/drawingml/2006/picture">
                 <pic:pic xmlns:pic="http://schemas.openxmlformats.org/drawingml/2006/picture">
                   <pic:nvPicPr>
-                    <pic:cNvPr id="1" name=""/>
+                    <pic:cNvPr id="1263471136" name="Picture 1" descr="A screenshot of a computer&#10;&#10;AI-generated content may be incorrect."/>
                     <pic:cNvPicPr/>
                   </pic:nvPicPr>
                   <pic:blipFill>
@@ -179,7 +347,7 @@
                   <pic:spPr>
                     <a:xfrm>
                       <a:off x="0" y="0"/>
-                      <a:ext cx="2880000" cy="1620000"/>
+                      <a:ext cx="3957433" cy="2700977"/>
                     </a:xfrm>
                     <a:prstGeom prst="rect">
                       <a:avLst/>
@@ -192,34 +360,61 @@
         </w:drawing>
       </w:r>
     </w:p>
-    <w:p>
-      <w:r>
-        <w:t xml:space="preserve">This starts the New Application Project Wizard.  </w:t>
-      </w:r>
-      <w:r>
-        <w:t>The Wizard will walk you through different pages, let’s go through them together.</w:t>
-      </w:r>
-    </w:p>
-    <w:p>
-      <w:r>
+    <w:p/>
+    <w:p>
+      <w:pPr>
+        <w:spacing w:after="160" w:line="259" w:lineRule="auto"/>
+        <w:ind w:left="0" w:firstLine="0"/>
         <w:rPr>
           <w:b/>
           <w:bCs/>
         </w:rPr>
-        <w:t>Create a New Application Projec</w:t>
-      </w:r>
+      </w:pPr>
       <w:r>
         <w:rPr>
           <w:b/>
           <w:bCs/>
         </w:rPr>
-        <w:t>t:</w:t>
-      </w:r>
-      <w:r>
-        <w:t xml:space="preserve"> </w:t>
-      </w:r>
-      <w:r>
-        <w:t>C</w:t>
+        <w:br w:type="page"/>
+      </w:r>
+    </w:p>
+    <w:p>
+      <w:r>
+        <w:rPr>
+          <w:b/>
+          <w:bCs/>
+        </w:rPr>
+        <w:lastRenderedPageBreak/>
+        <w:t>OS and Processor:</w:t>
+      </w:r>
+      <w:r>
+        <w:t xml:space="preserve"> Be patient as the Wizard needs to unpack your </w:t>
+      </w:r>
+      <w:proofErr w:type="spellStart"/>
+      <w:r>
+        <w:t>xsa</w:t>
+      </w:r>
+      <w:proofErr w:type="spellEnd"/>
+      <w:r>
+        <w:t xml:space="preserve"> file.  Once it does, u</w:t>
+      </w:r>
+      <w:r>
+        <w:t xml:space="preserve">nselect “Generate </w:t>
+      </w:r>
+      <w:r>
+        <w:t>B</w:t>
+      </w:r>
+      <w:r>
+        <w:t xml:space="preserve">oot </w:t>
+      </w:r>
+      <w:r>
+        <w:t>artifacts</w:t>
+      </w:r>
+      <w:r>
+        <w:t xml:space="preserve">” </w:t>
+      </w:r>
+      <w:r>
+        <w:t>and then c</w:t>
       </w:r>
       <w:r>
         <w:t>lick Next.</w:t>
@@ -231,10 +426,10 @@
           <w:noProof/>
         </w:rPr>
         <w:drawing>
-          <wp:inline distT="0" distB="0" distL="0" distR="0" wp14:anchorId="5172EE79" wp14:editId="41337C96">
-            <wp:extent cx="2520000" cy="2048039"/>
+          <wp:inline distT="0" distB="0" distL="0" distR="0" wp14:anchorId="7DDB0630" wp14:editId="38E600C1">
+            <wp:extent cx="3017350" cy="2045508"/>
             <wp:effectExtent l="0" t="0" r="0" b="0"/>
-            <wp:docPr id="35" name="Picture 35"/>
+            <wp:docPr id="1022425257" name="Picture 1" descr="A screenshot of a computer&#10;&#10;AI-generated content may be incorrect."/>
             <wp:cNvGraphicFramePr>
               <a:graphicFrameLocks xmlns:a="http://schemas.openxmlformats.org/drawingml/2006/main" noChangeAspect="1"/>
             </wp:cNvGraphicFramePr>
@@ -242,7 +437,7 @@
               <a:graphicData uri="http://schemas.openxmlformats.org/drawingml/2006/picture">
                 <pic:pic xmlns:pic="http://schemas.openxmlformats.org/drawingml/2006/picture">
                   <pic:nvPicPr>
-                    <pic:cNvPr id="1" name=""/>
+                    <pic:cNvPr id="1022425257" name="Picture 1" descr="A screenshot of a computer&#10;&#10;AI-generated content may be incorrect."/>
                     <pic:cNvPicPr/>
                   </pic:nvPicPr>
                   <pic:blipFill>
@@ -254,7 +449,7 @@
                   <pic:spPr>
                     <a:xfrm>
                       <a:off x="0" y="0"/>
-                      <a:ext cx="2520000" cy="2048039"/>
+                      <a:ext cx="3023439" cy="2049636"/>
                     </a:xfrm>
                     <a:prstGeom prst="rect">
                       <a:avLst/>
@@ -267,76 +462,29 @@
         </w:drawing>
       </w:r>
     </w:p>
-    <w:p/>
     <w:p>
       <w:r>
         <w:rPr>
           <w:b/>
           <w:bCs/>
         </w:rPr>
-        <w:t>Platfor</w:t>
+        <w:t>Summary</w:t>
       </w:r>
       <w:r>
         <w:rPr>
           <w:b/>
           <w:bCs/>
         </w:rPr>
-        <w:t>m:</w:t>
+        <w:t>:</w:t>
       </w:r>
       <w:r>
         <w:t xml:space="preserve"> </w:t>
       </w:r>
       <w:r>
-        <w:t>G</w:t>
-      </w:r>
-      <w:r>
-        <w:t xml:space="preserve">o to the Create a new platform from hardware (XSA) tab.  Click Browse…, in the explorer pop-up navigate to the wrapper file you created in </w:t>
-      </w:r>
-      <w:proofErr w:type="spellStart"/>
-      <w:r>
-        <w:t>Vivado</w:t>
-      </w:r>
-      <w:proofErr w:type="spellEnd"/>
-      <w:r>
-        <w:t>.  In my case, this was at:</w:t>
-      </w:r>
-      <w:r>
-        <w:t xml:space="preserve"> </w:t>
-      </w:r>
-      <w:r>
-        <w:rPr>
-          <w:rFonts w:ascii="Courier New" w:hAnsi="Courier New" w:cs="Courier New"/>
-          <w:sz w:val="16"/>
-          <w:szCs w:val="16"/>
-        </w:rPr>
-        <w:t>C:\Users\</w:t>
-      </w:r>
-      <w:r>
-        <w:rPr>
-          <w:rFonts w:ascii="Courier New" w:hAnsi="Courier New" w:cs="Courier New"/>
-          <w:sz w:val="16"/>
-          <w:szCs w:val="16"/>
-        </w:rPr>
-        <w:t>...</w:t>
-      </w:r>
-      <w:r>
-        <w:rPr>
-          <w:rFonts w:ascii="Courier New" w:hAnsi="Courier New" w:cs="Courier New"/>
-          <w:sz w:val="16"/>
-          <w:szCs w:val="16"/>
-        </w:rPr>
-        <w:t>\Mycourses\EENG498\VHDL_fall2023\preLab04\ZynqPlusPwm\ZynqWithPwm_wrapper.xsa</w:t>
-      </w:r>
-    </w:p>
-    <w:p>
-      <w:pPr>
-        <w:ind w:left="0" w:firstLine="0"/>
-      </w:pPr>
-      <w:r>
-        <w:t xml:space="preserve">And the </w:t>
-      </w:r>
-      <w:r>
-        <w:t>then click Open.  You should see your wrapper file highlighted at the bottom of the XSA list.</w:t>
+        <w:t>Recheck your work and then click</w:t>
+      </w:r>
+      <w:r>
+        <w:t xml:space="preserve"> Next.</w:t>
       </w:r>
     </w:p>
     <w:p>
@@ -344,12 +492,11 @@
         <w:rPr>
           <w:noProof/>
         </w:rPr>
-        <w:lastRenderedPageBreak/>
         <w:drawing>
-          <wp:inline distT="0" distB="0" distL="0" distR="0" wp14:anchorId="59A314FD" wp14:editId="1ECAE217">
-            <wp:extent cx="2880000" cy="2340538"/>
+          <wp:inline distT="0" distB="0" distL="0" distR="0" wp14:anchorId="1F65C091" wp14:editId="6D25A5A2">
+            <wp:extent cx="3340467" cy="2263841"/>
             <wp:effectExtent l="0" t="0" r="0" b="3175"/>
-            <wp:docPr id="269448723" name="Picture 1"/>
+            <wp:docPr id="592717328" name="Picture 1" descr="A screenshot of a computer&#10;&#10;AI-generated content may be incorrect."/>
             <wp:cNvGraphicFramePr>
               <a:graphicFrameLocks xmlns:a="http://schemas.openxmlformats.org/drawingml/2006/main" noChangeAspect="1"/>
             </wp:cNvGraphicFramePr>
@@ -357,7 +504,7 @@
               <a:graphicData uri="http://schemas.openxmlformats.org/drawingml/2006/picture">
                 <pic:pic xmlns:pic="http://schemas.openxmlformats.org/drawingml/2006/picture">
                   <pic:nvPicPr>
-                    <pic:cNvPr id="269448723" name=""/>
+                    <pic:cNvPr id="592717328" name="Picture 1" descr="A screenshot of a computer&#10;&#10;AI-generated content may be incorrect."/>
                     <pic:cNvPicPr/>
                   </pic:nvPicPr>
                   <pic:blipFill>
@@ -369,7 +516,7 @@
                   <pic:spPr>
                     <a:xfrm>
                       <a:off x="0" y="0"/>
-                      <a:ext cx="2880000" cy="2340538"/>
+                      <a:ext cx="3345016" cy="2266924"/>
                     </a:xfrm>
                     <a:prstGeom prst="rect">
                       <a:avLst/>
@@ -382,58 +529,23 @@
         </w:drawing>
       </w:r>
     </w:p>
-    <w:p>
-      <w:r>
-        <w:t xml:space="preserve">Unselect “Generate boot </w:t>
-      </w:r>
-      <w:proofErr w:type="gramStart"/>
-      <w:r>
-        <w:t xml:space="preserve">components” </w:t>
-      </w:r>
-      <w:r>
-        <w:t xml:space="preserve"> Click</w:t>
-      </w:r>
-      <w:proofErr w:type="gramEnd"/>
-      <w:r>
-        <w:t xml:space="preserve"> Next.</w:t>
-      </w:r>
-    </w:p>
     <w:p/>
     <w:p>
-      <w:r>
-        <w:rPr>
-          <w:b/>
-          <w:bCs/>
-        </w:rPr>
-        <w:t>Application Project Detail</w:t>
-      </w:r>
-      <w:r>
-        <w:rPr>
-          <w:b/>
-          <w:bCs/>
-        </w:rPr>
-        <w:t>s:</w:t>
-      </w:r>
-      <w:r>
-        <w:t xml:space="preserve"> </w:t>
-      </w:r>
-      <w:r>
-        <w:t>P</w:t>
-      </w:r>
-      <w:r>
-        <w:t xml:space="preserve">rovide a name </w:t>
-      </w:r>
-      <w:r>
-        <w:t>in</w:t>
-      </w:r>
-      <w:r>
-        <w:t xml:space="preserve"> the Application project name field.</w:t>
-      </w:r>
-      <w:r>
-        <w:t xml:space="preserve"> </w:t>
-      </w:r>
-      <w:r>
-        <w:t>Click Next.</w:t>
+      <w:pPr>
+        <w:spacing w:after="160" w:line="259" w:lineRule="auto"/>
+        <w:ind w:left="0" w:firstLine="0"/>
+      </w:pPr>
+      <w:r>
+        <w:br w:type="page"/>
+      </w:r>
+    </w:p>
+    <w:p>
+      <w:r>
+        <w:lastRenderedPageBreak/>
+        <w:t xml:space="preserve">You are at the main development window.  </w:t>
+      </w:r>
+      <w:r>
+        <w:t>Click on Build.</w:t>
       </w:r>
     </w:p>
     <w:p>
@@ -442,10 +554,10 @@
           <w:noProof/>
         </w:rPr>
         <w:drawing>
-          <wp:inline distT="0" distB="0" distL="0" distR="0" wp14:anchorId="5EBF1CCA" wp14:editId="6652D1B8">
-            <wp:extent cx="2520000" cy="2047971"/>
+          <wp:inline distT="0" distB="0" distL="0" distR="0" wp14:anchorId="617F9886" wp14:editId="0C4F02F8">
+            <wp:extent cx="1371600" cy="2504506"/>
             <wp:effectExtent l="0" t="0" r="0" b="0"/>
-            <wp:docPr id="1098359224" name="Picture 1"/>
+            <wp:docPr id="1166097312" name="Picture 1" descr="A screenshot of a computer&#10;&#10;AI-generated content may be incorrect."/>
             <wp:cNvGraphicFramePr>
               <a:graphicFrameLocks xmlns:a="http://schemas.openxmlformats.org/drawingml/2006/main" noChangeAspect="1"/>
             </wp:cNvGraphicFramePr>
@@ -453,7 +565,7 @@
               <a:graphicData uri="http://schemas.openxmlformats.org/drawingml/2006/picture">
                 <pic:pic xmlns:pic="http://schemas.openxmlformats.org/drawingml/2006/picture">
                   <pic:nvPicPr>
-                    <pic:cNvPr id="1098359224" name=""/>
+                    <pic:cNvPr id="1166097312" name="Picture 1" descr="A screenshot of a computer&#10;&#10;AI-generated content may be incorrect."/>
                     <pic:cNvPicPr/>
                   </pic:nvPicPr>
                   <pic:blipFill>
@@ -465,7 +577,7 @@
                   <pic:spPr>
                     <a:xfrm>
                       <a:off x="0" y="0"/>
-                      <a:ext cx="2520000" cy="2047971"/>
+                      <a:ext cx="1375895" cy="2512348"/>
                     </a:xfrm>
                     <a:prstGeom prst="rect">
                       <a:avLst/>
@@ -478,31 +590,86 @@
         </w:drawing>
       </w:r>
     </w:p>
-    <w:p>
-      <w:r>
-        <w:rPr>
-          <w:b/>
-          <w:bCs/>
-        </w:rPr>
-        <w:t>Domain:</w:t>
-      </w:r>
-      <w:r>
-        <w:t xml:space="preserve"> Leave the defaults alone</w:t>
-      </w:r>
-      <w:r>
-        <w:t>.  Click Next.</w:t>
-      </w:r>
-    </w:p>
-    <w:p>
+    <w:p/>
+    <w:p>
+      <w:pPr>
+        <w:spacing w:after="160" w:line="259" w:lineRule="auto"/>
+        <w:ind w:left="0" w:firstLine="0"/>
+      </w:pPr>
+      <w:r>
+        <w:t xml:space="preserve">If your </w:t>
+      </w:r>
+      <w:proofErr w:type="gramStart"/>
+      <w:r>
+        <w:t>build</w:t>
+      </w:r>
+      <w:proofErr w:type="gramEnd"/>
+      <w:r>
+        <w:t xml:space="preserve"> fails for any reason, I </w:t>
+      </w:r>
+      <w:proofErr w:type="gramStart"/>
+      <w:r>
+        <w:t>would</w:t>
+      </w:r>
+      <w:proofErr w:type="gramEnd"/>
+      <w:r>
+        <w:t xml:space="preserve"> </w:t>
+      </w:r>
+      <w:r>
+        <w:t xml:space="preserve">try </w:t>
+      </w:r>
+      <w:r>
+        <w:t xml:space="preserve">cleaning the project so that the </w:t>
+      </w:r>
+      <w:proofErr w:type="gramStart"/>
+      <w:r>
+        <w:t>build</w:t>
+      </w:r>
+      <w:proofErr w:type="gramEnd"/>
+      <w:r>
+        <w:t xml:space="preserve"> starts fresh with the changes that you have made to the </w:t>
+      </w:r>
+      <w:proofErr w:type="spellStart"/>
+      <w:r>
+        <w:t>makefile</w:t>
+      </w:r>
+      <w:proofErr w:type="spellEnd"/>
+      <w:r>
+        <w:t xml:space="preserve"> and directory structure.</w:t>
+      </w:r>
+      <w:r>
+        <w:t xml:space="preserve">  The clean tool is the broom that appears when you hover over Build outlined in the previous step.</w:t>
+      </w:r>
+    </w:p>
+    <w:p>
+      <w:pPr>
+        <w:spacing w:after="160" w:line="259" w:lineRule="auto"/>
+        <w:ind w:left="0" w:firstLine="0"/>
+      </w:pPr>
+    </w:p>
+    <w:p>
+      <w:pPr>
+        <w:spacing w:after="160" w:line="259" w:lineRule="auto"/>
+        <w:ind w:left="0" w:firstLine="0"/>
+      </w:pPr>
+      <w:r>
+        <w:t>Create a template application by clicking on the thumb drive icon in the left side bar and then clicking on the plus sign to the right of “Hello World”.</w:t>
+      </w:r>
+    </w:p>
+    <w:p>
+      <w:pPr>
+        <w:spacing w:after="160" w:line="259" w:lineRule="auto"/>
+        <w:ind w:left="0" w:firstLine="0"/>
+      </w:pPr>
       <w:r>
         <w:rPr>
           <w:noProof/>
         </w:rPr>
         <w:drawing>
-          <wp:inline distT="0" distB="0" distL="0" distR="0" wp14:anchorId="4E050B28" wp14:editId="3289CC7F">
-            <wp:extent cx="2520000" cy="2048038"/>
-            <wp:effectExtent l="0" t="0" r="0" b="0"/>
-            <wp:docPr id="38" name="Picture 38"/>
+          <wp:inline distT="0" distB="0" distL="0" distR="0" wp14:anchorId="2BF83A6E" wp14:editId="19F0911C">
+            <wp:extent cx="2245057" cy="2782043"/>
+            <wp:effectExtent l="0" t="0" r="3175" b="0"/>
+            <wp:docPr id="400402877" name="Picture 1" descr="A screenshot of a computer&#10;&#10;AI-generated content may be incorrect."/>
             <wp:cNvGraphicFramePr>
               <a:graphicFrameLocks xmlns:a="http://schemas.openxmlformats.org/drawingml/2006/main" noChangeAspect="1"/>
             </wp:cNvGraphicFramePr>
@@ -510,7 +677,7 @@
               <a:graphicData uri="http://schemas.openxmlformats.org/drawingml/2006/picture">
                 <pic:pic xmlns:pic="http://schemas.openxmlformats.org/drawingml/2006/picture">
                   <pic:nvPicPr>
-                    <pic:cNvPr id="1" name=""/>
+                    <pic:cNvPr id="400402877" name="Picture 1" descr="A screenshot of a computer&#10;&#10;AI-generated content may be incorrect."/>
                     <pic:cNvPicPr/>
                   </pic:nvPicPr>
                   <pic:blipFill>
@@ -522,7 +689,7 @@
                   <pic:spPr>
                     <a:xfrm>
                       <a:off x="0" y="0"/>
-                      <a:ext cx="2520000" cy="2048038"/>
+                      <a:ext cx="2247918" cy="2785589"/>
                     </a:xfrm>
                     <a:prstGeom prst="rect">
                       <a:avLst/>
@@ -537,32 +704,51 @@
     </w:p>
     <w:p>
       <w:pPr>
+        <w:spacing w:after="160" w:line="259" w:lineRule="auto"/>
         <w:ind w:left="0" w:firstLine="0"/>
       </w:pPr>
     </w:p>
     <w:p>
-      <w:r>
-        <w:rPr>
-          <w:b/>
-          <w:bCs/>
-        </w:rPr>
-        <w:t>Templates:</w:t>
-      </w:r>
-      <w:r>
-        <w:t xml:space="preserve"> Leave the defaults alone.  Click Finish.</w:t>
-      </w:r>
-    </w:p>
-    <w:p>
+      <w:pPr>
+        <w:spacing w:after="160" w:line="259" w:lineRule="auto"/>
+        <w:ind w:left="0" w:firstLine="0"/>
+      </w:pPr>
+      <w:r>
+        <w:br w:type="page"/>
+      </w:r>
+    </w:p>
+    <w:p>
+      <w:pPr>
+        <w:spacing w:after="160" w:line="259" w:lineRule="auto"/>
+        <w:ind w:left="0" w:firstLine="0"/>
+      </w:pPr>
+      <w:r>
+        <w:lastRenderedPageBreak/>
+        <w:t>Name and Location: Change the Component name to “</w:t>
+      </w:r>
+      <w:proofErr w:type="spellStart"/>
+      <w:r>
+        <w:t>enhancedPwm_application</w:t>
+      </w:r>
+      <w:proofErr w:type="spellEnd"/>
+      <w:r>
+        <w:t>”.  Leave the Component location alone and click Next.</w:t>
+      </w:r>
+    </w:p>
+    <w:p>
+      <w:pPr>
+        <w:spacing w:after="160" w:line="259" w:lineRule="auto"/>
+        <w:ind w:left="0" w:firstLine="0"/>
+      </w:pPr>
       <w:r>
         <w:rPr>
           <w:noProof/>
         </w:rPr>
-        <w:lastRenderedPageBreak/>
         <w:drawing>
-          <wp:inline distT="0" distB="0" distL="0" distR="0" wp14:anchorId="6B76FFEC" wp14:editId="4F44EE21">
-            <wp:extent cx="2520000" cy="2048038"/>
-            <wp:effectExtent l="0" t="0" r="0" b="0"/>
-            <wp:docPr id="39" name="Picture 39"/>
+          <wp:inline distT="0" distB="0" distL="0" distR="0" wp14:anchorId="363193C8" wp14:editId="0372CD0E">
+            <wp:extent cx="4585215" cy="3084394"/>
+            <wp:effectExtent l="0" t="0" r="6350" b="1905"/>
+            <wp:docPr id="222166405" name="Picture 1" descr="A screenshot of a computer&#10;&#10;AI-generated content may be incorrect."/>
             <wp:cNvGraphicFramePr>
               <a:graphicFrameLocks xmlns:a="http://schemas.openxmlformats.org/drawingml/2006/main" noChangeAspect="1"/>
             </wp:cNvGraphicFramePr>
@@ -570,7 +756,7 @@
               <a:graphicData uri="http://schemas.openxmlformats.org/drawingml/2006/picture">
                 <pic:pic xmlns:pic="http://schemas.openxmlformats.org/drawingml/2006/picture">
                   <pic:nvPicPr>
-                    <pic:cNvPr id="1" name=""/>
+                    <pic:cNvPr id="222166405" name="Picture 1" descr="A screenshot of a computer&#10;&#10;AI-generated content may be incorrect."/>
                     <pic:cNvPicPr/>
                   </pic:nvPicPr>
                   <pic:blipFill>
@@ -582,7 +768,7 @@
                   <pic:spPr>
                     <a:xfrm>
                       <a:off x="0" y="0"/>
-                      <a:ext cx="2520000" cy="2048038"/>
+                      <a:ext cx="4591646" cy="3088720"/>
                     </a:xfrm>
                     <a:prstGeom prst="rect">
                       <a:avLst/>
@@ -595,28 +781,43 @@
         </w:drawing>
       </w:r>
     </w:p>
-    <w:p/>
-    <w:p>
-      <w:r>
-        <w:t xml:space="preserve">You are at the main development window.  Before you proceed, take note of the Platform name, this is circled in </w:t>
-      </w:r>
-      <w:r>
-        <w:t>orange</w:t>
-      </w:r>
-      <w:r>
-        <w:t>.</w:t>
-      </w:r>
-    </w:p>
-    <w:p>
+    <w:p>
+      <w:pPr>
+        <w:spacing w:after="160" w:line="259" w:lineRule="auto"/>
+        <w:ind w:left="0" w:firstLine="0"/>
+      </w:pPr>
+    </w:p>
+    <w:p>
+      <w:pPr>
+        <w:spacing w:after="160" w:line="259" w:lineRule="auto"/>
+        <w:ind w:left="0" w:firstLine="0"/>
+      </w:pPr>
+      <w:r>
+        <w:t xml:space="preserve">Hardware: Click on the </w:t>
+      </w:r>
+      <w:proofErr w:type="spellStart"/>
+      <w:r>
+        <w:t>enhancedPwm</w:t>
+      </w:r>
+      <w:proofErr w:type="spellEnd"/>
+      <w:r>
+        <w:t xml:space="preserve"> and then click Next.</w:t>
+      </w:r>
+    </w:p>
+    <w:p>
+      <w:pPr>
+        <w:spacing w:after="160" w:line="259" w:lineRule="auto"/>
+        <w:ind w:left="0" w:firstLine="0"/>
+      </w:pPr>
       <w:r>
         <w:rPr>
           <w:noProof/>
         </w:rPr>
         <w:drawing>
-          <wp:inline distT="0" distB="0" distL="0" distR="0" wp14:anchorId="0E5E74E0" wp14:editId="1FB3CBB7">
-            <wp:extent cx="4320000" cy="2208513"/>
-            <wp:effectExtent l="0" t="0" r="4445" b="1905"/>
-            <wp:docPr id="1436819140" name="Picture 1"/>
+          <wp:inline distT="0" distB="0" distL="0" distR="0" wp14:anchorId="44FA3809" wp14:editId="55E82ACE">
+            <wp:extent cx="5001904" cy="3411700"/>
+            <wp:effectExtent l="0" t="0" r="8255" b="0"/>
+            <wp:docPr id="55905947" name="Picture 1" descr="A screenshot of a computer&#10;&#10;AI-generated content may be incorrect."/>
             <wp:cNvGraphicFramePr>
               <a:graphicFrameLocks xmlns:a="http://schemas.openxmlformats.org/drawingml/2006/main" noChangeAspect="1"/>
             </wp:cNvGraphicFramePr>
@@ -624,36 +825,23 @@
               <a:graphicData uri="http://schemas.openxmlformats.org/drawingml/2006/picture">
                 <pic:pic xmlns:pic="http://schemas.openxmlformats.org/drawingml/2006/picture">
                   <pic:nvPicPr>
-                    <pic:cNvPr id="0" name="Picture 1"/>
-                    <pic:cNvPicPr>
-                      <a:picLocks noChangeAspect="1" noChangeArrowheads="1"/>
-                    </pic:cNvPicPr>
+                    <pic:cNvPr id="55905947" name="Picture 1" descr="A screenshot of a computer&#10;&#10;AI-generated content may be incorrect."/>
+                    <pic:cNvPicPr/>
                   </pic:nvPicPr>
                   <pic:blipFill>
-                    <a:blip r:embed="rId16">
-                      <a:extLst>
-                        <a:ext uri="{28A0092B-C50C-407E-A947-70E740481C1C}">
-                          <a14:useLocalDpi xmlns:a14="http://schemas.microsoft.com/office/drawing/2010/main" val="0"/>
-                        </a:ext>
-                      </a:extLst>
-                    </a:blip>
-                    <a:srcRect/>
+                    <a:blip r:embed="rId16"/>
                     <a:stretch>
                       <a:fillRect/>
                     </a:stretch>
                   </pic:blipFill>
-                  <pic:spPr bwMode="auto">
+                  <pic:spPr>
                     <a:xfrm>
                       <a:off x="0" y="0"/>
-                      <a:ext cx="4320000" cy="2208513"/>
+                      <a:ext cx="5003039" cy="3412474"/>
                     </a:xfrm>
                     <a:prstGeom prst="rect">
                       <a:avLst/>
                     </a:prstGeom>
-                    <a:noFill/>
-                    <a:ln>
-                      <a:noFill/>
-                    </a:ln>
                   </pic:spPr>
                 </pic:pic>
               </a:graphicData>
@@ -662,1161 +850,28 @@
         </w:drawing>
       </w:r>
     </w:p>
-    <w:p/>
-    <w:p>
-      <w:r>
-        <w:t xml:space="preserve">Before you proceed, you will need to do some low-level tinkering with three </w:t>
-      </w:r>
-      <w:proofErr w:type="spellStart"/>
-      <w:r>
-        <w:t>makefiles</w:t>
-      </w:r>
-      <w:proofErr w:type="spellEnd"/>
-      <w:r>
-        <w:t xml:space="preserve"> used by Vitis to compile your build.  The location of these </w:t>
-      </w:r>
-      <w:proofErr w:type="spellStart"/>
-      <w:r>
-        <w:t>makefiles</w:t>
-      </w:r>
-      <w:proofErr w:type="spellEnd"/>
-      <w:r>
-        <w:t xml:space="preserve"> relies on three pieces of information that will be unique to your development environment.  Please replace my locations and names with those used in your environment.  I’ve color coded the relevant information to make this easier.</w:t>
-      </w:r>
-    </w:p>
-    <w:p>
-      <w:pPr>
-        <w:pStyle w:val="ListParagraph"/>
-        <w:numPr>
-          <w:ilvl w:val="0"/>
-          <w:numId w:val="25"/>
-        </w:numPr>
-        <w:spacing w:after="0" w:line="240" w:lineRule="auto"/>
-      </w:pPr>
-      <w:r>
-        <w:t>My workspace was placed in:</w:t>
-      </w:r>
-      <w:r>
-        <w:tab/>
-      </w:r>
-      <w:r>
-        <w:tab/>
-        <w:t xml:space="preserve"> </w:t>
-      </w:r>
-      <w:r>
-        <w:rPr>
-          <w:color w:val="FF0000"/>
-        </w:rPr>
-        <w:t>c:\my_workspace</w:t>
-      </w:r>
-    </w:p>
-    <w:p>
-      <w:pPr>
-        <w:pStyle w:val="ListParagraph"/>
-        <w:numPr>
-          <w:ilvl w:val="0"/>
-          <w:numId w:val="25"/>
-        </w:numPr>
-        <w:spacing w:after="0" w:line="240" w:lineRule="auto"/>
-      </w:pPr>
-      <w:r>
-        <w:t>My platform name is:</w:t>
-      </w:r>
-      <w:r>
-        <w:tab/>
-      </w:r>
-      <w:r>
-        <w:tab/>
-      </w:r>
-      <w:r>
-        <w:tab/>
-      </w:r>
-      <w:bookmarkStart w:id="0" w:name="_Hlk135221605"/>
-      <w:proofErr w:type="spellStart"/>
-      <w:r>
-        <w:rPr>
-          <w:color w:val="FFC000"/>
-        </w:rPr>
-        <w:t>ZynqWithPwm</w:t>
-      </w:r>
-      <w:r>
-        <w:rPr>
-          <w:color w:val="FFC000"/>
-        </w:rPr>
-        <w:t>_wrapper</w:t>
-      </w:r>
-      <w:bookmarkEnd w:id="0"/>
-      <w:proofErr w:type="spellEnd"/>
-    </w:p>
-    <w:p>
-      <w:pPr>
-        <w:pStyle w:val="ListParagraph"/>
-        <w:numPr>
-          <w:ilvl w:val="0"/>
-          <w:numId w:val="25"/>
-        </w:numPr>
-        <w:spacing w:after="0" w:line="240" w:lineRule="auto"/>
-      </w:pPr>
-      <w:r>
-        <w:t>My custom IP is called:</w:t>
-      </w:r>
-      <w:r>
-        <w:tab/>
-      </w:r>
-      <w:r>
-        <w:tab/>
-      </w:r>
-      <w:r>
-        <w:tab/>
-      </w:r>
-      <w:r>
-        <w:rPr>
-          <w:color w:val="00B050"/>
-        </w:rPr>
-        <w:t>enhancedPwm</w:t>
-      </w:r>
-      <w:r>
-        <w:rPr>
-          <w:color w:val="00B050"/>
-        </w:rPr>
-        <w:t>_ip_v1_0</w:t>
-      </w:r>
-    </w:p>
-    <w:p>
-      <w:pPr>
-        <w:ind w:left="0" w:firstLine="0"/>
-      </w:pPr>
-    </w:p>
     <w:p>
       <w:pPr>
         <w:spacing w:after="160" w:line="259" w:lineRule="auto"/>
         <w:ind w:left="0" w:firstLine="0"/>
       </w:pPr>
-      <w:r>
-        <w:t xml:space="preserve">All three of the following </w:t>
-      </w:r>
-      <w:proofErr w:type="spellStart"/>
-      <w:r>
-        <w:t>Makefiles</w:t>
-      </w:r>
-      <w:proofErr w:type="spellEnd"/>
-      <w:r>
-        <w:t xml:space="preserve"> are identical and all </w:t>
-      </w:r>
-      <w:proofErr w:type="gramStart"/>
-      <w:r>
-        <w:t>three need</w:t>
-      </w:r>
-      <w:proofErr w:type="gramEnd"/>
-      <w:r>
-        <w:t xml:space="preserve"> updated in exactly the same way.</w:t>
-      </w:r>
-    </w:p>
-    <w:p>
-      <w:pPr>
-        <w:rPr>
-          <w:sz w:val="18"/>
-          <w:szCs w:val="18"/>
-        </w:rPr>
-      </w:pPr>
-      <w:r>
-        <w:rPr>
-          <w:color w:val="FF0000"/>
-          <w:sz w:val="18"/>
-          <w:szCs w:val="18"/>
-        </w:rPr>
-        <w:t>C:\my_workspace</w:t>
-      </w:r>
-      <w:r>
-        <w:rPr>
-          <w:sz w:val="18"/>
-          <w:szCs w:val="18"/>
-        </w:rPr>
-        <w:t>\</w:t>
-      </w:r>
-      <w:r>
-        <w:rPr>
-          <w:color w:val="FFC000"/>
-          <w:sz w:val="18"/>
-          <w:szCs w:val="18"/>
-        </w:rPr>
-        <w:t>ZynqWithPwm_wrapper</w:t>
-      </w:r>
-      <w:r>
-        <w:rPr>
-          <w:sz w:val="18"/>
-          <w:szCs w:val="18"/>
-        </w:rPr>
-        <w:t>\hw\drivers\</w:t>
-      </w:r>
-      <w:r>
-        <w:rPr>
-          <w:color w:val="00B050"/>
-          <w:sz w:val="18"/>
-          <w:szCs w:val="18"/>
-        </w:rPr>
-        <w:t>enhancedPwm</w:t>
-      </w:r>
-      <w:r>
-        <w:rPr>
-          <w:color w:val="00B050"/>
-          <w:sz w:val="18"/>
-          <w:szCs w:val="18"/>
-        </w:rPr>
-        <w:t>_ip_v1_0</w:t>
-      </w:r>
-      <w:r>
-        <w:rPr>
-          <w:sz w:val="18"/>
-          <w:szCs w:val="18"/>
-        </w:rPr>
-        <w:t>\src\Makefile</w:t>
-      </w:r>
-    </w:p>
-    <w:p>
-      <w:pPr>
-        <w:rPr>
-          <w:sz w:val="18"/>
-          <w:szCs w:val="18"/>
-        </w:rPr>
-      </w:pPr>
-      <w:r>
-        <w:rPr>
-          <w:color w:val="FF0000"/>
-          <w:sz w:val="18"/>
-          <w:szCs w:val="18"/>
-        </w:rPr>
-        <w:t>C:\my_workspace</w:t>
-      </w:r>
-      <w:r>
-        <w:rPr>
-          <w:sz w:val="18"/>
-          <w:szCs w:val="18"/>
-        </w:rPr>
-        <w:t>\</w:t>
-      </w:r>
-      <w:r>
-        <w:rPr>
-          <w:color w:val="FFC000"/>
-          <w:sz w:val="18"/>
-          <w:szCs w:val="18"/>
-        </w:rPr>
-        <w:t>ZynqWithPwm_wrapper</w:t>
-      </w:r>
-      <w:r>
-        <w:rPr>
-          <w:sz w:val="18"/>
-          <w:szCs w:val="18"/>
-        </w:rPr>
-        <w:t>\ps7_cortexa9_0\standalone_ps7_cortexa9_0\bsp\ps7_cortexa9_0\libsrc\</w:t>
-      </w:r>
-      <w:r>
-        <w:rPr>
-          <w:color w:val="00B050"/>
-          <w:sz w:val="18"/>
-          <w:szCs w:val="18"/>
-        </w:rPr>
-        <w:t>enhancedPwm</w:t>
-      </w:r>
-      <w:r>
-        <w:rPr>
-          <w:color w:val="00B050"/>
-          <w:sz w:val="18"/>
-          <w:szCs w:val="18"/>
-        </w:rPr>
-        <w:t>_ip_v1_0</w:t>
-      </w:r>
-      <w:r>
-        <w:rPr>
-          <w:sz w:val="18"/>
-          <w:szCs w:val="18"/>
-        </w:rPr>
-        <w:t>\src\Makefile</w:t>
-      </w:r>
-    </w:p>
-    <w:p>
-      <w:pPr>
-        <w:rPr>
-          <w:sz w:val="18"/>
-          <w:szCs w:val="18"/>
-        </w:rPr>
-      </w:pPr>
-      <w:r>
-        <w:rPr>
-          <w:color w:val="FF0000"/>
-          <w:sz w:val="18"/>
-          <w:szCs w:val="18"/>
-        </w:rPr>
-        <w:t>C:\my_workspace</w:t>
-      </w:r>
-      <w:r>
-        <w:rPr>
-          <w:sz w:val="18"/>
-          <w:szCs w:val="18"/>
-        </w:rPr>
-        <w:t>\</w:t>
-      </w:r>
-      <w:r>
-        <w:rPr>
-          <w:color w:val="FFC000"/>
-          <w:sz w:val="18"/>
-          <w:szCs w:val="18"/>
-        </w:rPr>
-        <w:t>ZynqWithPwm_wrapper</w:t>
-      </w:r>
-      <w:r>
-        <w:rPr>
-          <w:sz w:val="18"/>
-          <w:szCs w:val="18"/>
-        </w:rPr>
-        <w:t>\zynq_fsbl\zynq_fsbl_bsp\ps7_cortexa9_0\libsrc\</w:t>
-      </w:r>
-      <w:r>
-        <w:rPr>
-          <w:color w:val="00B050"/>
-          <w:sz w:val="18"/>
-          <w:szCs w:val="18"/>
-        </w:rPr>
-        <w:t>enhancedPwm</w:t>
-      </w:r>
-      <w:r>
-        <w:rPr>
-          <w:color w:val="00B050"/>
-          <w:sz w:val="18"/>
-          <w:szCs w:val="18"/>
-        </w:rPr>
-        <w:t>_ip_v1_0</w:t>
-      </w:r>
-      <w:r>
-        <w:rPr>
-          <w:sz w:val="18"/>
-          <w:szCs w:val="18"/>
-        </w:rPr>
-        <w:t>\src\makefile</w:t>
-      </w:r>
-    </w:p>
-    <w:p>
-      <w:pPr>
-        <w:ind w:left="0" w:firstLine="0"/>
-      </w:pPr>
-    </w:p>
-    <w:tbl>
-      <w:tblPr>
-        <w:tblStyle w:val="TableGrid"/>
-        <w:tblW w:w="0" w:type="auto"/>
-        <w:tblLook w:val="04A0" w:firstRow="1" w:lastRow="0" w:firstColumn="1" w:lastColumn="0" w:noHBand="0" w:noVBand="1"/>
-      </w:tblPr>
-      <w:tblGrid>
-        <w:gridCol w:w="4675"/>
-        <w:gridCol w:w="4675"/>
-      </w:tblGrid>
-      <w:tr>
-        <w:tc>
-          <w:tcPr>
-            <w:tcW w:w="4675" w:type="dxa"/>
-          </w:tcPr>
-          <w:p>
-            <w:r>
-              <w:t>Original</w:t>
-            </w:r>
-          </w:p>
-        </w:tc>
-        <w:tc>
-          <w:tcPr>
-            <w:tcW w:w="4675" w:type="dxa"/>
-          </w:tcPr>
-          <w:p>
-            <w:r>
-              <w:t>Modified</w:t>
-            </w:r>
-          </w:p>
-        </w:tc>
-      </w:tr>
-      <w:tr>
-        <w:tc>
-          <w:tcPr>
-            <w:tcW w:w="4675" w:type="dxa"/>
-          </w:tcPr>
-          <w:p>
-            <w:r>
-              <w:rPr>
-                <w:noProof/>
-              </w:rPr>
-              <w:drawing>
-                <wp:inline distT="0" distB="0" distL="0" distR="0" wp14:anchorId="153F1D65" wp14:editId="31577905">
-                  <wp:extent cx="2520000" cy="1147781"/>
-                  <wp:effectExtent l="0" t="0" r="0" b="0"/>
-                  <wp:docPr id="42" name="Picture 42"/>
-                  <wp:cNvGraphicFramePr>
-                    <a:graphicFrameLocks xmlns:a="http://schemas.openxmlformats.org/drawingml/2006/main" noChangeAspect="1"/>
-                  </wp:cNvGraphicFramePr>
-                  <a:graphic xmlns:a="http://schemas.openxmlformats.org/drawingml/2006/main">
-                    <a:graphicData uri="http://schemas.openxmlformats.org/drawingml/2006/picture">
-                      <pic:pic xmlns:pic="http://schemas.openxmlformats.org/drawingml/2006/picture">
-                        <pic:nvPicPr>
-                          <pic:cNvPr id="0" name="Picture 9"/>
-                          <pic:cNvPicPr>
-                            <a:picLocks noChangeAspect="1" noChangeArrowheads="1"/>
-                          </pic:cNvPicPr>
-                        </pic:nvPicPr>
-                        <pic:blipFill>
-                          <a:blip r:embed="rId17" cstate="print">
-                            <a:extLst>
-                              <a:ext uri="{28A0092B-C50C-407E-A947-70E740481C1C}">
-                                <a14:useLocalDpi xmlns:a14="http://schemas.microsoft.com/office/drawing/2010/main" val="0"/>
-                              </a:ext>
-                            </a:extLst>
-                          </a:blip>
-                          <a:srcRect/>
-                          <a:stretch>
-                            <a:fillRect/>
-                          </a:stretch>
-                        </pic:blipFill>
-                        <pic:spPr bwMode="auto">
-                          <a:xfrm>
-                            <a:off x="0" y="0"/>
-                            <a:ext cx="2520000" cy="1147781"/>
-                          </a:xfrm>
-                          <a:prstGeom prst="rect">
-                            <a:avLst/>
-                          </a:prstGeom>
-                          <a:noFill/>
-                          <a:ln>
-                            <a:noFill/>
-                          </a:ln>
-                        </pic:spPr>
-                      </pic:pic>
-                    </a:graphicData>
-                  </a:graphic>
-                </wp:inline>
-              </w:drawing>
-            </w:r>
-          </w:p>
-        </w:tc>
-        <w:tc>
-          <w:tcPr>
-            <w:tcW w:w="4675" w:type="dxa"/>
-          </w:tcPr>
-          <w:p>
-            <w:r>
-              <w:rPr>
-                <w:noProof/>
-              </w:rPr>
-              <w:drawing>
-                <wp:inline distT="0" distB="0" distL="0" distR="0" wp14:anchorId="03CA79AE" wp14:editId="09AAB8EB">
-                  <wp:extent cx="2520000" cy="1418561"/>
-                  <wp:effectExtent l="0" t="0" r="0" b="0"/>
-                  <wp:docPr id="43" name="Picture 43"/>
-                  <wp:cNvGraphicFramePr>
-                    <a:graphicFrameLocks xmlns:a="http://schemas.openxmlformats.org/drawingml/2006/main" noChangeAspect="1"/>
-                  </wp:cNvGraphicFramePr>
-                  <a:graphic xmlns:a="http://schemas.openxmlformats.org/drawingml/2006/main">
-                    <a:graphicData uri="http://schemas.openxmlformats.org/drawingml/2006/picture">
-                      <pic:pic xmlns:pic="http://schemas.openxmlformats.org/drawingml/2006/picture">
-                        <pic:nvPicPr>
-                          <pic:cNvPr id="0" name="Picture 10"/>
-                          <pic:cNvPicPr>
-                            <a:picLocks noChangeAspect="1" noChangeArrowheads="1"/>
-                          </pic:cNvPicPr>
-                        </pic:nvPicPr>
-                        <pic:blipFill>
-                          <a:blip r:embed="rId18" cstate="print">
-                            <a:extLst>
-                              <a:ext uri="{28A0092B-C50C-407E-A947-70E740481C1C}">
-                                <a14:useLocalDpi xmlns:a14="http://schemas.microsoft.com/office/drawing/2010/main" val="0"/>
-                              </a:ext>
-                            </a:extLst>
-                          </a:blip>
-                          <a:srcRect/>
-                          <a:stretch>
-                            <a:fillRect/>
-                          </a:stretch>
-                        </pic:blipFill>
-                        <pic:spPr bwMode="auto">
-                          <a:xfrm>
-                            <a:off x="0" y="0"/>
-                            <a:ext cx="2520000" cy="1418561"/>
-                          </a:xfrm>
-                          <a:prstGeom prst="rect">
-                            <a:avLst/>
-                          </a:prstGeom>
-                          <a:noFill/>
-                          <a:ln>
-                            <a:noFill/>
-                          </a:ln>
-                        </pic:spPr>
-                      </pic:pic>
-                    </a:graphicData>
-                  </a:graphic>
-                </wp:inline>
-              </w:drawing>
-            </w:r>
-          </w:p>
-        </w:tc>
-      </w:tr>
-      <w:tr>
-        <w:tc>
-          <w:tcPr>
-            <w:tcW w:w="4675" w:type="dxa"/>
-          </w:tcPr>
-          <w:p>
-            <w:pPr>
-              <w:spacing w:after="0" w:line="240" w:lineRule="auto"/>
-              <w:ind w:left="720" w:hanging="11"/>
-              <w:rPr>
-                <w:rFonts w:ascii="Courier New" w:hAnsi="Courier New" w:cs="Courier New"/>
-                <w:sz w:val="16"/>
-                <w:szCs w:val="16"/>
-              </w:rPr>
-            </w:pPr>
-            <w:r>
-              <w:rPr>
-                <w:rFonts w:ascii="Courier New" w:hAnsi="Courier New" w:cs="Courier New"/>
-                <w:sz w:val="16"/>
-                <w:szCs w:val="16"/>
-              </w:rPr>
-              <w:t>INCLUDEFILES=*.h</w:t>
-            </w:r>
-          </w:p>
-          <w:p>
-            <w:pPr>
-              <w:spacing w:after="0" w:line="240" w:lineRule="auto"/>
-              <w:ind w:left="720" w:hanging="11"/>
-              <w:rPr>
-                <w:rFonts w:ascii="Courier New" w:hAnsi="Courier New" w:cs="Courier New"/>
-                <w:sz w:val="16"/>
-                <w:szCs w:val="16"/>
-              </w:rPr>
-            </w:pPr>
-            <w:r>
-              <w:rPr>
-                <w:rFonts w:ascii="Courier New" w:hAnsi="Courier New" w:cs="Courier New"/>
-                <w:sz w:val="16"/>
-                <w:szCs w:val="16"/>
-              </w:rPr>
-              <w:t>LIBSOURCES=*.c</w:t>
-            </w:r>
-          </w:p>
-          <w:p>
-            <w:pPr>
-              <w:rPr>
-                <w:noProof/>
-              </w:rPr>
-            </w:pPr>
-            <w:r>
-              <w:rPr>
-                <w:rFonts w:ascii="Courier New" w:hAnsi="Courier New" w:cs="Courier New"/>
-                <w:sz w:val="16"/>
-                <w:szCs w:val="16"/>
-              </w:rPr>
-              <w:t xml:space="preserve">       </w:t>
-            </w:r>
-            <w:r>
-              <w:rPr>
-                <w:rFonts w:ascii="Courier New" w:hAnsi="Courier New" w:cs="Courier New"/>
-                <w:sz w:val="16"/>
-                <w:szCs w:val="16"/>
-              </w:rPr>
-              <w:t>OUTS =</w:t>
-            </w:r>
-            <w:proofErr w:type="gramStart"/>
-            <w:r>
-              <w:rPr>
-                <w:rFonts w:ascii="Courier New" w:hAnsi="Courier New" w:cs="Courier New"/>
-                <w:sz w:val="16"/>
-                <w:szCs w:val="16"/>
-              </w:rPr>
-              <w:t>*.o</w:t>
-            </w:r>
-            <w:proofErr w:type="gramEnd"/>
-          </w:p>
-        </w:tc>
-        <w:tc>
-          <w:tcPr>
-            <w:tcW w:w="4675" w:type="dxa"/>
-          </w:tcPr>
-          <w:p>
-            <w:pPr>
-              <w:spacing w:after="0" w:line="240" w:lineRule="auto"/>
-              <w:rPr>
-                <w:rFonts w:ascii="Courier New" w:hAnsi="Courier New" w:cs="Courier New"/>
-                <w:sz w:val="16"/>
-                <w:szCs w:val="16"/>
-              </w:rPr>
-            </w:pPr>
-            <w:r>
-              <w:rPr>
-                <w:rFonts w:ascii="Courier New" w:hAnsi="Courier New" w:cs="Courier New"/>
-                <w:sz w:val="16"/>
-                <w:szCs w:val="16"/>
-              </w:rPr>
-              <w:t>INCLUDEFILES=$(wildcard *.h)</w:t>
-            </w:r>
-          </w:p>
-          <w:p>
-            <w:pPr>
-              <w:spacing w:after="0" w:line="240" w:lineRule="auto"/>
-              <w:rPr>
-                <w:rFonts w:ascii="Courier New" w:hAnsi="Courier New" w:cs="Courier New"/>
-                <w:sz w:val="16"/>
-                <w:szCs w:val="16"/>
-              </w:rPr>
-            </w:pPr>
-            <w:r>
-              <w:rPr>
-                <w:rFonts w:ascii="Courier New" w:hAnsi="Courier New" w:cs="Courier New"/>
-                <w:sz w:val="16"/>
-                <w:szCs w:val="16"/>
-              </w:rPr>
-              <w:t>LIBSOURCES=$(wildcard *.c)</w:t>
-            </w:r>
-          </w:p>
-          <w:p>
-            <w:pPr>
-              <w:spacing w:after="0" w:line="240" w:lineRule="auto"/>
-              <w:rPr>
-                <w:rFonts w:ascii="Courier New" w:hAnsi="Courier New" w:cs="Courier New"/>
-                <w:sz w:val="16"/>
-                <w:szCs w:val="16"/>
-              </w:rPr>
-            </w:pPr>
-            <w:r>
-              <w:rPr>
-                <w:rFonts w:ascii="Courier New" w:hAnsi="Courier New" w:cs="Courier New"/>
-                <w:sz w:val="16"/>
-                <w:szCs w:val="16"/>
-              </w:rPr>
-              <w:t xml:space="preserve">OUTS = $(wildcard </w:t>
-            </w:r>
-            <w:proofErr w:type="gramStart"/>
-            <w:r>
-              <w:rPr>
-                <w:rFonts w:ascii="Courier New" w:hAnsi="Courier New" w:cs="Courier New"/>
-                <w:sz w:val="16"/>
-                <w:szCs w:val="16"/>
-              </w:rPr>
-              <w:t>*.o</w:t>
-            </w:r>
-            <w:proofErr w:type="gramEnd"/>
-            <w:r>
-              <w:rPr>
-                <w:rFonts w:ascii="Courier New" w:hAnsi="Courier New" w:cs="Courier New"/>
-                <w:sz w:val="16"/>
-                <w:szCs w:val="16"/>
-              </w:rPr>
-              <w:t>)</w:t>
-            </w:r>
-          </w:p>
-        </w:tc>
-      </w:tr>
-      <w:tr>
-        <w:tc>
-          <w:tcPr>
-            <w:tcW w:w="4675" w:type="dxa"/>
-          </w:tcPr>
-          <w:p>
-            <w:pPr>
-              <w:spacing w:after="0" w:line="240" w:lineRule="auto"/>
-              <w:rPr>
-                <w:rFonts w:ascii="Courier New" w:hAnsi="Courier New" w:cs="Courier New"/>
-                <w:sz w:val="16"/>
-                <w:szCs w:val="16"/>
-              </w:rPr>
-            </w:pPr>
-          </w:p>
-        </w:tc>
-        <w:tc>
-          <w:tcPr>
-            <w:tcW w:w="4675" w:type="dxa"/>
-          </w:tcPr>
-          <w:p>
-            <w:pPr>
-              <w:spacing w:after="0" w:line="240" w:lineRule="auto"/>
-              <w:rPr>
-                <w:rFonts w:ascii="Courier New" w:hAnsi="Courier New" w:cs="Courier New"/>
-                <w:sz w:val="16"/>
-                <w:szCs w:val="16"/>
-              </w:rPr>
-            </w:pPr>
-            <w:r>
-              <w:rPr>
-                <w:rFonts w:ascii="Courier New" w:hAnsi="Courier New" w:cs="Courier New"/>
-                <w:sz w:val="16"/>
-                <w:szCs w:val="16"/>
-              </w:rPr>
-              <w:t>INCLUDEFILES=*.h</w:t>
-            </w:r>
-          </w:p>
-          <w:p>
-            <w:pPr>
-              <w:spacing w:after="0" w:line="240" w:lineRule="auto"/>
-              <w:rPr>
-                <w:rFonts w:ascii="Courier New" w:hAnsi="Courier New" w:cs="Courier New"/>
-                <w:sz w:val="16"/>
-                <w:szCs w:val="16"/>
-              </w:rPr>
-            </w:pPr>
-            <w:r>
-              <w:rPr>
-                <w:rFonts w:ascii="Courier New" w:hAnsi="Courier New" w:cs="Courier New"/>
-                <w:sz w:val="16"/>
-                <w:szCs w:val="16"/>
-              </w:rPr>
-              <w:t>LIBSOURCES=*.c</w:t>
-            </w:r>
-          </w:p>
-          <w:p>
-            <w:pPr>
-              <w:spacing w:after="0" w:line="240" w:lineRule="auto"/>
-              <w:rPr>
-                <w:rFonts w:ascii="Courier New" w:hAnsi="Courier New" w:cs="Courier New"/>
-                <w:sz w:val="16"/>
-                <w:szCs w:val="16"/>
-              </w:rPr>
-            </w:pPr>
-            <w:r>
-              <w:rPr>
-                <w:rFonts w:ascii="Courier New" w:hAnsi="Courier New" w:cs="Courier New"/>
-                <w:sz w:val="16"/>
-                <w:szCs w:val="16"/>
-              </w:rPr>
-              <w:t xml:space="preserve">OUTS = </w:t>
-            </w:r>
-            <w:proofErr w:type="gramStart"/>
-            <w:r>
-              <w:rPr>
-                <w:rFonts w:ascii="Courier New" w:hAnsi="Courier New" w:cs="Courier New"/>
-                <w:sz w:val="16"/>
-                <w:szCs w:val="16"/>
-              </w:rPr>
-              <w:t>*.o</w:t>
-            </w:r>
-            <w:proofErr w:type="gramEnd"/>
-          </w:p>
-          <w:p>
-            <w:pPr>
-              <w:spacing w:after="0" w:line="240" w:lineRule="auto"/>
-              <w:rPr>
-                <w:rFonts w:ascii="Courier New" w:hAnsi="Courier New" w:cs="Courier New"/>
-                <w:sz w:val="16"/>
-                <w:szCs w:val="16"/>
-              </w:rPr>
-            </w:pPr>
-            <w:r>
-              <w:rPr>
-                <w:rFonts w:ascii="Courier New" w:hAnsi="Courier New" w:cs="Courier New"/>
-                <w:sz w:val="16"/>
-                <w:szCs w:val="16"/>
-              </w:rPr>
-              <w:t>OBJECTS = $(</w:t>
-            </w:r>
-            <w:proofErr w:type="spellStart"/>
-            <w:proofErr w:type="gramStart"/>
-            <w:r>
-              <w:rPr>
-                <w:rFonts w:ascii="Courier New" w:hAnsi="Courier New" w:cs="Courier New"/>
-                <w:sz w:val="16"/>
-                <w:szCs w:val="16"/>
-              </w:rPr>
-              <w:t>addsuffix</w:t>
-            </w:r>
-            <w:proofErr w:type="spellEnd"/>
-            <w:r>
-              <w:rPr>
-                <w:rFonts w:ascii="Courier New" w:hAnsi="Courier New" w:cs="Courier New"/>
-                <w:sz w:val="16"/>
-                <w:szCs w:val="16"/>
-              </w:rPr>
-              <w:t xml:space="preserve"> .o</w:t>
-            </w:r>
-            <w:proofErr w:type="gramEnd"/>
-            <w:r>
-              <w:rPr>
-                <w:rFonts w:ascii="Courier New" w:hAnsi="Courier New" w:cs="Courier New"/>
-                <w:sz w:val="16"/>
-                <w:szCs w:val="16"/>
-              </w:rPr>
-              <w:t>, $(</w:t>
-            </w:r>
-            <w:proofErr w:type="spellStart"/>
-            <w:r>
-              <w:rPr>
-                <w:rFonts w:ascii="Courier New" w:hAnsi="Courier New" w:cs="Courier New"/>
-                <w:sz w:val="16"/>
-                <w:szCs w:val="16"/>
-              </w:rPr>
-              <w:t>basename</w:t>
-            </w:r>
-            <w:proofErr w:type="spellEnd"/>
-            <w:r>
-              <w:rPr>
-                <w:rFonts w:ascii="Courier New" w:hAnsi="Courier New" w:cs="Courier New"/>
-                <w:sz w:val="16"/>
-                <w:szCs w:val="16"/>
-              </w:rPr>
-              <w:t xml:space="preserve"> $(wildcard *.c)))</w:t>
-            </w:r>
-          </w:p>
-          <w:p>
-            <w:pPr>
-              <w:spacing w:after="0" w:line="240" w:lineRule="auto"/>
-              <w:rPr>
-                <w:rFonts w:ascii="Courier New" w:hAnsi="Courier New" w:cs="Courier New"/>
-                <w:sz w:val="16"/>
-                <w:szCs w:val="16"/>
-              </w:rPr>
-            </w:pPr>
-            <w:r>
-              <w:rPr>
-                <w:rFonts w:ascii="Courier New" w:hAnsi="Courier New" w:cs="Courier New"/>
-                <w:sz w:val="16"/>
-                <w:szCs w:val="16"/>
-              </w:rPr>
-              <w:t>ASSEMBLY_OBJECTS = $(</w:t>
-            </w:r>
-            <w:proofErr w:type="spellStart"/>
-            <w:proofErr w:type="gramStart"/>
-            <w:r>
-              <w:rPr>
-                <w:rFonts w:ascii="Courier New" w:hAnsi="Courier New" w:cs="Courier New"/>
-                <w:sz w:val="16"/>
-                <w:szCs w:val="16"/>
-              </w:rPr>
-              <w:t>addsuffix</w:t>
-            </w:r>
-            <w:proofErr w:type="spellEnd"/>
-            <w:r>
-              <w:rPr>
-                <w:rFonts w:ascii="Courier New" w:hAnsi="Courier New" w:cs="Courier New"/>
-                <w:sz w:val="16"/>
-                <w:szCs w:val="16"/>
-              </w:rPr>
-              <w:t xml:space="preserve"> .o</w:t>
-            </w:r>
-            <w:proofErr w:type="gramEnd"/>
-            <w:r>
-              <w:rPr>
-                <w:rFonts w:ascii="Courier New" w:hAnsi="Courier New" w:cs="Courier New"/>
-                <w:sz w:val="16"/>
-                <w:szCs w:val="16"/>
-              </w:rPr>
-              <w:t>, $(</w:t>
-            </w:r>
-            <w:proofErr w:type="spellStart"/>
-            <w:r>
-              <w:rPr>
-                <w:rFonts w:ascii="Courier New" w:hAnsi="Courier New" w:cs="Courier New"/>
-                <w:sz w:val="16"/>
-                <w:szCs w:val="16"/>
-              </w:rPr>
-              <w:t>basename</w:t>
-            </w:r>
-            <w:proofErr w:type="spellEnd"/>
-            <w:r>
-              <w:rPr>
-                <w:rFonts w:ascii="Courier New" w:hAnsi="Courier New" w:cs="Courier New"/>
-                <w:sz w:val="16"/>
-                <w:szCs w:val="16"/>
-              </w:rPr>
-              <w:t xml:space="preserve"> $(wildcard *.S)))</w:t>
-            </w:r>
-          </w:p>
-          <w:p>
-            <w:pPr>
-              <w:spacing w:after="0" w:line="240" w:lineRule="auto"/>
-              <w:ind w:left="720" w:hanging="11"/>
-              <w:rPr>
-                <w:rFonts w:ascii="Courier New" w:hAnsi="Courier New" w:cs="Courier New"/>
-                <w:sz w:val="16"/>
-                <w:szCs w:val="16"/>
-              </w:rPr>
-            </w:pPr>
-          </w:p>
-          <w:p>
-            <w:pPr>
-              <w:spacing w:after="0" w:line="240" w:lineRule="auto"/>
-              <w:rPr>
-                <w:rFonts w:ascii="Courier New" w:hAnsi="Courier New" w:cs="Courier New"/>
-                <w:sz w:val="16"/>
-                <w:szCs w:val="16"/>
-              </w:rPr>
-            </w:pPr>
-            <w:r>
-              <w:rPr>
-                <w:rFonts w:ascii="Courier New" w:hAnsi="Courier New" w:cs="Courier New"/>
-                <w:sz w:val="16"/>
-                <w:szCs w:val="16"/>
-              </w:rPr>
-              <w:t>libs:</w:t>
-            </w:r>
-          </w:p>
-          <w:p>
-            <w:pPr>
-              <w:spacing w:after="0" w:line="240" w:lineRule="auto"/>
-              <w:ind w:left="720" w:hanging="11"/>
-              <w:rPr>
-                <w:rFonts w:ascii="Courier New" w:hAnsi="Courier New" w:cs="Courier New"/>
-                <w:sz w:val="16"/>
-                <w:szCs w:val="16"/>
-              </w:rPr>
-            </w:pPr>
-            <w:r>
-              <w:rPr>
-                <w:rFonts w:ascii="Courier New" w:hAnsi="Courier New" w:cs="Courier New"/>
-                <w:sz w:val="16"/>
-                <w:szCs w:val="16"/>
-              </w:rPr>
-              <w:t xml:space="preserve">echo "Compiling </w:t>
-            </w:r>
-            <w:proofErr w:type="spellStart"/>
-            <w:r>
-              <w:rPr>
-                <w:rFonts w:ascii="Courier New" w:hAnsi="Courier New" w:cs="Courier New"/>
-                <w:sz w:val="16"/>
-                <w:szCs w:val="16"/>
-              </w:rPr>
-              <w:t>myip</w:t>
-            </w:r>
-            <w:proofErr w:type="spellEnd"/>
-            <w:r>
-              <w:rPr>
-                <w:rFonts w:ascii="Courier New" w:hAnsi="Courier New" w:cs="Courier New"/>
-                <w:sz w:val="16"/>
-                <w:szCs w:val="16"/>
-              </w:rPr>
-              <w:t>"</w:t>
-            </w:r>
-          </w:p>
-          <w:p>
-            <w:pPr>
-              <w:spacing w:after="0" w:line="240" w:lineRule="auto"/>
-              <w:ind w:left="720" w:hanging="11"/>
-              <w:rPr>
-                <w:rFonts w:ascii="Courier New" w:hAnsi="Courier New" w:cs="Courier New"/>
-                <w:sz w:val="16"/>
-                <w:szCs w:val="16"/>
-              </w:rPr>
-            </w:pPr>
-            <w:r>
-              <w:rPr>
-                <w:rFonts w:ascii="Courier New" w:hAnsi="Courier New" w:cs="Courier New"/>
-                <w:sz w:val="16"/>
-                <w:szCs w:val="16"/>
-              </w:rPr>
-              <w:t>$(COMPILER) $(COMPILER_FLAGS) $(EXTRA_COMPILER_FLAGS) $(INCLUDES) $(LIBSOURCES)</w:t>
-            </w:r>
-          </w:p>
-          <w:p>
-            <w:pPr>
-              <w:spacing w:after="0" w:line="240" w:lineRule="auto"/>
-              <w:ind w:left="720" w:hanging="11"/>
-              <w:rPr>
-                <w:rFonts w:ascii="Courier New" w:hAnsi="Courier New" w:cs="Courier New"/>
-                <w:sz w:val="16"/>
-                <w:szCs w:val="16"/>
-              </w:rPr>
-            </w:pPr>
-            <w:r>
-              <w:rPr>
-                <w:rFonts w:ascii="Courier New" w:hAnsi="Courier New" w:cs="Courier New"/>
-                <w:sz w:val="16"/>
-                <w:szCs w:val="16"/>
-              </w:rPr>
-              <w:t>$(ARCHIVER) -r ${RELEASEDIR}/${LIB} ${OBJECTS} ${ASSEMBLY_OBJECTS}</w:t>
-            </w:r>
-          </w:p>
-          <w:p>
-            <w:pPr>
-              <w:spacing w:after="0" w:line="240" w:lineRule="auto"/>
-              <w:ind w:left="720" w:hanging="11"/>
-              <w:rPr>
-                <w:rFonts w:ascii="Courier New" w:hAnsi="Courier New" w:cs="Courier New"/>
-                <w:sz w:val="16"/>
-                <w:szCs w:val="16"/>
-              </w:rPr>
-            </w:pPr>
-            <w:r>
-              <w:rPr>
-                <w:rFonts w:ascii="Courier New" w:hAnsi="Courier New" w:cs="Courier New"/>
-                <w:sz w:val="16"/>
-                <w:szCs w:val="16"/>
-              </w:rPr>
-              <w:t>make clean</w:t>
-            </w:r>
-          </w:p>
-          <w:p>
-            <w:pPr>
-              <w:spacing w:after="0" w:line="240" w:lineRule="auto"/>
-              <w:ind w:left="720" w:hanging="11"/>
-              <w:rPr>
-                <w:rFonts w:ascii="Courier New" w:hAnsi="Courier New" w:cs="Courier New"/>
-                <w:sz w:val="16"/>
-                <w:szCs w:val="16"/>
-              </w:rPr>
-            </w:pPr>
-          </w:p>
-          <w:p>
-            <w:pPr>
-              <w:spacing w:after="0" w:line="240" w:lineRule="auto"/>
-              <w:rPr>
-                <w:rFonts w:ascii="Courier New" w:hAnsi="Courier New" w:cs="Courier New"/>
-                <w:sz w:val="16"/>
-                <w:szCs w:val="16"/>
-              </w:rPr>
-            </w:pPr>
-            <w:r>
-              <w:rPr>
-                <w:rFonts w:ascii="Courier New" w:hAnsi="Courier New" w:cs="Courier New"/>
-                <w:sz w:val="16"/>
-                <w:szCs w:val="16"/>
-              </w:rPr>
-              <w:t>include:</w:t>
-            </w:r>
-          </w:p>
-          <w:p>
-            <w:pPr>
-              <w:spacing w:after="0" w:line="240" w:lineRule="auto"/>
-              <w:ind w:left="720" w:hanging="11"/>
-              <w:rPr>
-                <w:rFonts w:ascii="Courier New" w:hAnsi="Courier New" w:cs="Courier New"/>
-                <w:sz w:val="16"/>
-                <w:szCs w:val="16"/>
-              </w:rPr>
-            </w:pPr>
-            <w:r>
-              <w:rPr>
-                <w:rFonts w:ascii="Courier New" w:hAnsi="Courier New" w:cs="Courier New"/>
-                <w:sz w:val="16"/>
-                <w:szCs w:val="16"/>
-              </w:rPr>
-              <w:t>${CP} $(INCLUDEFILES) $(INCLUDEDIR)</w:t>
-            </w:r>
-          </w:p>
-          <w:p>
-            <w:pPr>
-              <w:spacing w:after="0" w:line="240" w:lineRule="auto"/>
-              <w:ind w:left="720" w:hanging="11"/>
-              <w:rPr>
-                <w:rFonts w:ascii="Courier New" w:hAnsi="Courier New" w:cs="Courier New"/>
-                <w:sz w:val="16"/>
-                <w:szCs w:val="16"/>
-              </w:rPr>
-            </w:pPr>
-          </w:p>
-          <w:p>
-            <w:pPr>
-              <w:spacing w:after="0" w:line="240" w:lineRule="auto"/>
-              <w:rPr>
-                <w:rFonts w:ascii="Courier New" w:hAnsi="Courier New" w:cs="Courier New"/>
-                <w:sz w:val="16"/>
-                <w:szCs w:val="16"/>
-              </w:rPr>
-            </w:pPr>
-            <w:r>
-              <w:rPr>
-                <w:rFonts w:ascii="Courier New" w:hAnsi="Courier New" w:cs="Courier New"/>
-                <w:sz w:val="16"/>
-                <w:szCs w:val="16"/>
-              </w:rPr>
-              <w:t>clean:</w:t>
-            </w:r>
-          </w:p>
-          <w:p>
-            <w:pPr>
-              <w:spacing w:after="0" w:line="240" w:lineRule="auto"/>
-              <w:ind w:left="720" w:hanging="11"/>
-              <w:rPr>
-                <w:rFonts w:ascii="Courier New" w:hAnsi="Courier New" w:cs="Courier New"/>
-                <w:sz w:val="16"/>
-                <w:szCs w:val="16"/>
-              </w:rPr>
-            </w:pPr>
-            <w:r>
-              <w:rPr>
-                <w:rFonts w:ascii="Courier New" w:hAnsi="Courier New" w:cs="Courier New"/>
-                <w:sz w:val="16"/>
-                <w:szCs w:val="16"/>
-              </w:rPr>
-              <w:t>rm -rf ${OBJECTS} ${ASSEMBLY_OBJECTS}</w:t>
-            </w:r>
-          </w:p>
-        </w:tc>
-      </w:tr>
-    </w:tbl>
+    </w:p>
     <w:p>
       <w:pPr>
         <w:spacing w:after="160" w:line="259" w:lineRule="auto"/>
         <w:ind w:left="0" w:firstLine="0"/>
       </w:pPr>
-    </w:p>
-    <w:p>
-      <w:pPr>
-        <w:ind w:left="0" w:firstLine="0"/>
-      </w:pPr>
-    </w:p>
-    <w:p>
-      <w:pPr>
-        <w:spacing w:after="160" w:line="259" w:lineRule="auto"/>
-        <w:ind w:left="0" w:firstLine="0"/>
-      </w:pPr>
-      <w:r>
-        <w:t xml:space="preserve">Sometimes, the Build process complains that it is missing a file/folder </w:t>
-      </w:r>
-      <w:r>
-        <w:t xml:space="preserve">called </w:t>
-      </w:r>
-      <w:proofErr w:type="spellStart"/>
-      <w:r>
-        <w:t>qemu</w:t>
-      </w:r>
-      <w:proofErr w:type="spellEnd"/>
-      <w:r>
-        <w:t xml:space="preserve"> at:</w:t>
-      </w:r>
-    </w:p>
-    <w:p>
-      <w:pPr>
-        <w:spacing w:after="160" w:line="259" w:lineRule="auto"/>
-        <w:ind w:left="0" w:firstLine="0"/>
-        <w:rPr>
-          <w:rFonts w:ascii="Courier New" w:hAnsi="Courier New" w:cs="Courier New"/>
-          <w:sz w:val="16"/>
-          <w:szCs w:val="16"/>
-        </w:rPr>
-      </w:pPr>
-      <w:r>
-        <w:rPr>
-          <w:rFonts w:ascii="Courier New" w:hAnsi="Courier New" w:cs="Courier New"/>
-          <w:sz w:val="16"/>
-          <w:szCs w:val="16"/>
-        </w:rPr>
-        <w:t>C:\my_workspace\ZynqWithPwm_wrapper\export\ZynqWithPwm_wrapper\sw\ZynqWithPwm_wrapper</w:t>
-      </w:r>
-    </w:p>
-    <w:p>
-      <w:pPr>
-        <w:spacing w:after="160" w:line="259" w:lineRule="auto"/>
-        <w:ind w:left="0" w:firstLine="0"/>
-      </w:pPr>
-      <w:r>
-        <w:t xml:space="preserve">If this is the case, go to this </w:t>
-      </w:r>
-      <w:r>
-        <w:t xml:space="preserve">folder create </w:t>
-      </w:r>
-      <w:r>
-        <w:t xml:space="preserve">a folder called </w:t>
-      </w:r>
-      <w:proofErr w:type="spellStart"/>
-      <w:r>
-        <w:t>qemu</w:t>
-      </w:r>
-      <w:proofErr w:type="spellEnd"/>
-      <w:r>
-        <w:t xml:space="preserve"> and </w:t>
-      </w:r>
-      <w:r>
-        <w:t>an empty text file called qemu_args.txt</w:t>
+      <w:r>
+        <w:lastRenderedPageBreak/>
+        <w:t>Domain</w:t>
+      </w:r>
+      <w:proofErr w:type="gramStart"/>
+      <w:r>
+        <w:t>:  Just</w:t>
+      </w:r>
+      <w:proofErr w:type="gramEnd"/>
+      <w:r>
+        <w:t xml:space="preserve"> click next</w:t>
       </w:r>
     </w:p>
     <w:p>
@@ -1828,12 +883,11 @@
         <w:rPr>
           <w:noProof/>
         </w:rPr>
-        <w:lastRenderedPageBreak/>
         <w:drawing>
-          <wp:inline distT="0" distB="0" distL="0" distR="0" wp14:anchorId="57F475B5" wp14:editId="576FCDAB">
-            <wp:extent cx="5946140" cy="2778125"/>
-            <wp:effectExtent l="0" t="0" r="0" b="3175"/>
-            <wp:docPr id="2144840750" name="Picture 1"/>
+          <wp:inline distT="0" distB="0" distL="0" distR="0" wp14:anchorId="43E44087" wp14:editId="7B7C2EAA">
+            <wp:extent cx="4162567" cy="2809866"/>
+            <wp:effectExtent l="0" t="0" r="0" b="0"/>
+            <wp:docPr id="766677943" name="Picture 1" descr="A screenshot of a computer&#10;&#10;AI-generated content may be incorrect."/>
             <wp:cNvGraphicFramePr>
               <a:graphicFrameLocks xmlns:a="http://schemas.openxmlformats.org/drawingml/2006/main" noChangeAspect="1"/>
             </wp:cNvGraphicFramePr>
@@ -1841,7 +895,184 @@
               <a:graphicData uri="http://schemas.openxmlformats.org/drawingml/2006/picture">
                 <pic:pic xmlns:pic="http://schemas.openxmlformats.org/drawingml/2006/picture">
                   <pic:nvPicPr>
-                    <pic:cNvPr id="2144840750" name=""/>
+                    <pic:cNvPr id="766677943" name="Picture 1" descr="A screenshot of a computer&#10;&#10;AI-generated content may be incorrect."/>
+                    <pic:cNvPicPr/>
+                  </pic:nvPicPr>
+                  <pic:blipFill>
+                    <a:blip r:embed="rId17"/>
+                    <a:stretch>
+                      <a:fillRect/>
+                    </a:stretch>
+                  </pic:blipFill>
+                  <pic:spPr>
+                    <a:xfrm>
+                      <a:off x="0" y="0"/>
+                      <a:ext cx="4166254" cy="2812355"/>
+                    </a:xfrm>
+                    <a:prstGeom prst="rect">
+                      <a:avLst/>
+                    </a:prstGeom>
+                  </pic:spPr>
+                </pic:pic>
+              </a:graphicData>
+            </a:graphic>
+          </wp:inline>
+        </w:drawing>
+      </w:r>
+    </w:p>
+    <w:p>
+      <w:pPr>
+        <w:spacing w:after="160" w:line="259" w:lineRule="auto"/>
+        <w:ind w:left="0" w:firstLine="0"/>
+      </w:pPr>
+    </w:p>
+    <w:p>
+      <w:pPr>
+        <w:spacing w:after="160" w:line="259" w:lineRule="auto"/>
+        <w:ind w:left="0" w:firstLine="0"/>
+      </w:pPr>
+      <w:r>
+        <w:t xml:space="preserve">Summary: Check </w:t>
+      </w:r>
+      <w:proofErr w:type="gramStart"/>
+      <w:r>
+        <w:t>you</w:t>
+      </w:r>
+      <w:proofErr w:type="gramEnd"/>
+      <w:r>
+        <w:t xml:space="preserve"> work and click Finish.</w:t>
+      </w:r>
+    </w:p>
+    <w:p>
+      <w:pPr>
+        <w:spacing w:after="160" w:line="259" w:lineRule="auto"/>
+        <w:ind w:left="0" w:firstLine="0"/>
+      </w:pPr>
+      <w:r>
+        <w:rPr>
+          <w:noProof/>
+        </w:rPr>
+        <w:drawing>
+          <wp:inline distT="0" distB="0" distL="0" distR="0" wp14:anchorId="70963961" wp14:editId="4AE6CED3">
+            <wp:extent cx="3991970" cy="2698544"/>
+            <wp:effectExtent l="0" t="0" r="8890" b="6985"/>
+            <wp:docPr id="2071626103" name="Picture 1" descr="A screenshot of a computer&#10;&#10;AI-generated content may be incorrect."/>
+            <wp:cNvGraphicFramePr>
+              <a:graphicFrameLocks xmlns:a="http://schemas.openxmlformats.org/drawingml/2006/main" noChangeAspect="1"/>
+            </wp:cNvGraphicFramePr>
+            <a:graphic xmlns:a="http://schemas.openxmlformats.org/drawingml/2006/main">
+              <a:graphicData uri="http://schemas.openxmlformats.org/drawingml/2006/picture">
+                <pic:pic xmlns:pic="http://schemas.openxmlformats.org/drawingml/2006/picture">
+                  <pic:nvPicPr>
+                    <pic:cNvPr id="2071626103" name="Picture 1" descr="A screenshot of a computer&#10;&#10;AI-generated content may be incorrect."/>
+                    <pic:cNvPicPr/>
+                  </pic:nvPicPr>
+                  <pic:blipFill>
+                    <a:blip r:embed="rId18"/>
+                    <a:stretch>
+                      <a:fillRect/>
+                    </a:stretch>
+                  </pic:blipFill>
+                  <pic:spPr>
+                    <a:xfrm>
+                      <a:off x="0" y="0"/>
+                      <a:ext cx="3995074" cy="2700642"/>
+                    </a:xfrm>
+                    <a:prstGeom prst="rect">
+                      <a:avLst/>
+                    </a:prstGeom>
+                  </pic:spPr>
+                </pic:pic>
+              </a:graphicData>
+            </a:graphic>
+          </wp:inline>
+        </w:drawing>
+      </w:r>
+    </w:p>
+    <w:p>
+      <w:pPr>
+        <w:spacing w:after="160" w:line="259" w:lineRule="auto"/>
+        <w:ind w:left="0" w:firstLine="0"/>
+      </w:pPr>
+    </w:p>
+    <w:p>
+      <w:pPr>
+        <w:spacing w:after="160" w:line="259" w:lineRule="auto"/>
+        <w:ind w:left="0" w:firstLine="0"/>
+      </w:pPr>
+    </w:p>
+    <w:p>
+      <w:pPr>
+        <w:spacing w:after="160" w:line="259" w:lineRule="auto"/>
+        <w:ind w:left="0" w:firstLine="0"/>
+      </w:pPr>
+    </w:p>
+    <w:p>
+      <w:pPr>
+        <w:spacing w:after="160" w:line="259" w:lineRule="auto"/>
+        <w:ind w:left="0" w:firstLine="0"/>
+      </w:pPr>
+    </w:p>
+    <w:p>
+      <w:pPr>
+        <w:spacing w:after="160" w:line="259" w:lineRule="auto"/>
+        <w:ind w:left="0" w:firstLine="0"/>
+      </w:pPr>
+    </w:p>
+    <w:p>
+      <w:pPr>
+        <w:spacing w:after="160" w:line="259" w:lineRule="auto"/>
+        <w:ind w:left="0" w:firstLine="0"/>
+      </w:pPr>
+    </w:p>
+    <w:p>
+      <w:pPr>
+        <w:spacing w:after="160" w:line="259" w:lineRule="auto"/>
+        <w:ind w:left="0" w:firstLine="0"/>
+      </w:pPr>
+      <w:r>
+        <w:lastRenderedPageBreak/>
+        <w:t xml:space="preserve">You will be back in the main project window, </w:t>
+      </w:r>
+      <w:proofErr w:type="spellStart"/>
+      <w:r>
+        <w:t>lets</w:t>
+      </w:r>
+      <w:proofErr w:type="spellEnd"/>
+      <w:r>
+        <w:t xml:space="preserve"> start by opening </w:t>
+      </w:r>
+      <w:proofErr w:type="spellStart"/>
+      <w:r>
+        <w:t>hellowold.c</w:t>
+      </w:r>
+      <w:proofErr w:type="spellEnd"/>
+      <w:r>
+        <w:t xml:space="preserve"> as shown below.</w:t>
+      </w:r>
+    </w:p>
+    <w:p>
+      <w:pPr>
+        <w:spacing w:after="160" w:line="259" w:lineRule="auto"/>
+        <w:ind w:left="0" w:firstLine="0"/>
+      </w:pPr>
+      <w:r>
+        <w:rPr>
+          <w:noProof/>
+        </w:rPr>
+        <w:drawing>
+          <wp:inline distT="0" distB="0" distL="0" distR="0" wp14:anchorId="7648D639" wp14:editId="2081F36C">
+            <wp:extent cx="2879678" cy="2736678"/>
+            <wp:effectExtent l="0" t="0" r="0" b="6985"/>
+            <wp:docPr id="1951107850" name="Picture 1" descr="A screenshot of a computer&#10;&#10;AI-generated content may be incorrect."/>
+            <wp:cNvGraphicFramePr>
+              <a:graphicFrameLocks xmlns:a="http://schemas.openxmlformats.org/drawingml/2006/main" noChangeAspect="1"/>
+            </wp:cNvGraphicFramePr>
+            <a:graphic xmlns:a="http://schemas.openxmlformats.org/drawingml/2006/main">
+              <a:graphicData uri="http://schemas.openxmlformats.org/drawingml/2006/picture">
+                <pic:pic xmlns:pic="http://schemas.openxmlformats.org/drawingml/2006/picture">
+                  <pic:nvPicPr>
+                    <pic:cNvPr id="1951107850" name="Picture 1" descr="A screenshot of a computer&#10;&#10;AI-generated content may be incorrect."/>
                     <pic:cNvPicPr/>
                   </pic:nvPicPr>
                   <pic:blipFill>
@@ -1853,7 +1084,7 @@
                   <pic:spPr>
                     <a:xfrm>
                       <a:off x="0" y="0"/>
-                      <a:ext cx="5946140" cy="2778125"/>
+                      <a:ext cx="2882275" cy="2739146"/>
                     </a:xfrm>
                     <a:prstGeom prst="rect">
                       <a:avLst/>
@@ -1871,6 +1102,17 @@
         <w:spacing w:after="160" w:line="259" w:lineRule="auto"/>
         <w:ind w:left="0" w:firstLine="0"/>
       </w:pPr>
+      <w:r>
+        <w:t xml:space="preserve">Replace the contents of </w:t>
+      </w:r>
+      <w:proofErr w:type="spellStart"/>
+      <w:r>
+        <w:t>hellowold.c</w:t>
+      </w:r>
+      <w:proofErr w:type="spellEnd"/>
+      <w:r>
+        <w:t xml:space="preserve"> with the contents of source code provided on my web page.</w:t>
+      </w:r>
     </w:p>
     <w:p>
       <w:pPr>
@@ -1878,44 +1120,31 @@
         <w:ind w:left="0" w:firstLine="0"/>
       </w:pPr>
       <w:r>
-        <w:t xml:space="preserve">You can also look at the following and try this modification of your </w:t>
+        <w:t xml:space="preserve">Then you will need to include </w:t>
       </w:r>
       <w:proofErr w:type="spellStart"/>
       <w:r>
-        <w:t>makefiles</w:t>
+        <w:t>enhancedPwm.h</w:t>
       </w:r>
       <w:proofErr w:type="spellEnd"/>
       <w:r>
-        <w:t>:</w:t>
-      </w:r>
-    </w:p>
-    <w:p>
-      <w:pPr>
-        <w:pStyle w:val="ListParagraph"/>
-        <w:numPr>
-          <w:ilvl w:val="0"/>
-          <w:numId w:val="25"/>
-        </w:numPr>
-      </w:pPr>
-      <w:hyperlink r:id="rId20" w:history="1">
-        <w:r>
-          <w:rPr>
-            <w:rStyle w:val="Hyperlink"/>
-          </w:rPr>
-          <w:t>https://support.xilinx.com/s/article/75527?language=en_US&amp;_ga=2.70550867.234489591.1684351575-1696831773.1681097104</w:t>
-        </w:r>
-      </w:hyperlink>
-    </w:p>
-    <w:p>
-      <w:pPr>
-        <w:pStyle w:val="ListParagraph"/>
-        <w:numPr>
-          <w:ilvl w:val="0"/>
-          <w:numId w:val="25"/>
-        </w:numPr>
-      </w:pPr>
-      <w:r>
-        <w:t>https://blog.csdn.net/yihuajack/article/details/120881411</w:t>
+        <w:t xml:space="preserve"> and </w:t>
+      </w:r>
+      <w:proofErr w:type="spellStart"/>
+      <w:r>
+        <w:t>enhancedPwm.c</w:t>
+      </w:r>
+      <w:proofErr w:type="spellEnd"/>
+      <w:r>
+        <w:t xml:space="preserve"> which are the source and header for the IP Core. Do this by right click on </w:t>
+      </w:r>
+      <w:proofErr w:type="spellStart"/>
+      <w:r>
+        <w:t>src</w:t>
+      </w:r>
+      <w:proofErr w:type="spellEnd"/>
+      <w:r>
+        <w:t xml:space="preserve"> -&gt; import -&gt; Files…</w:t>
       </w:r>
     </w:p>
     <w:p>
@@ -1923,12 +1152,18 @@
         <w:spacing w:after="160" w:line="259" w:lineRule="auto"/>
         <w:ind w:left="0" w:firstLine="0"/>
       </w:pPr>
+      <w:r>
+        <w:t>Navigate to</w:t>
+      </w:r>
     </w:p>
     <w:p>
       <w:pPr>
         <w:spacing w:after="160" w:line="259" w:lineRule="auto"/>
         <w:ind w:left="0" w:firstLine="0"/>
       </w:pPr>
+      <w:r>
+        <w:t>C:\myWorkspace\enhancedPwm\ps7_cortexa9_0\standalone_ps7_cortexa9_0\bsp\hw_artifacts\drivers\enhancedPwm_v1_0\src</w:t>
+      </w:r>
     </w:p>
     <w:p>
       <w:pPr>
@@ -1936,15 +1171,23 @@
         <w:ind w:left="0" w:firstLine="0"/>
       </w:pPr>
       <w:r>
-        <w:t xml:space="preserve">If your build fails for any reason, I would strongly advise cleaning the project so that the build starts fresh with the changes that you have made to the </w:t>
+        <w:t xml:space="preserve">And then select both </w:t>
       </w:r>
       <w:proofErr w:type="spellStart"/>
       <w:r>
-        <w:t>makefile</w:t>
+        <w:t>enhancedPwm.c</w:t>
       </w:r>
       <w:proofErr w:type="spellEnd"/>
       <w:r>
-        <w:t xml:space="preserve"> and directory structure.</w:t>
+        <w:t xml:space="preserve"> and </w:t>
+      </w:r>
+      <w:proofErr w:type="spellStart"/>
+      <w:r>
+        <w:t>enhancedPwm.h</w:t>
+      </w:r>
+      <w:proofErr w:type="spellEnd"/>
+      <w:r>
+        <w:t xml:space="preserve"> files</w:t>
       </w:r>
     </w:p>
     <w:p>
@@ -1956,12 +1199,11 @@
         <w:rPr>
           <w:noProof/>
         </w:rPr>
-        <w:lastRenderedPageBreak/>
         <w:drawing>
-          <wp:inline distT="0" distB="0" distL="0" distR="0" wp14:anchorId="298B0131" wp14:editId="1CC0A834">
-            <wp:extent cx="2160000" cy="3096143"/>
+          <wp:inline distT="0" distB="0" distL="0" distR="0" wp14:anchorId="3F3B2EA1" wp14:editId="30F9ECD3">
+            <wp:extent cx="4496937" cy="2536130"/>
             <wp:effectExtent l="0" t="0" r="0" b="0"/>
-            <wp:docPr id="1003341803" name="Picture 1"/>
+            <wp:docPr id="734297679" name="Picture 1" descr="A screenshot of a computer&#10;&#10;AI-generated content may be incorrect."/>
             <wp:cNvGraphicFramePr>
               <a:graphicFrameLocks xmlns:a="http://schemas.openxmlformats.org/drawingml/2006/main" noChangeAspect="1"/>
             </wp:cNvGraphicFramePr>
@@ -1969,7 +1211,83 @@
               <a:graphicData uri="http://schemas.openxmlformats.org/drawingml/2006/picture">
                 <pic:pic xmlns:pic="http://schemas.openxmlformats.org/drawingml/2006/picture">
                   <pic:nvPicPr>
-                    <pic:cNvPr id="1003341803" name=""/>
+                    <pic:cNvPr id="734297679" name="Picture 1" descr="A screenshot of a computer&#10;&#10;AI-generated content may be incorrect."/>
+                    <pic:cNvPicPr/>
+                  </pic:nvPicPr>
+                  <pic:blipFill>
+                    <a:blip r:embed="rId20"/>
+                    <a:stretch>
+                      <a:fillRect/>
+                    </a:stretch>
+                  </pic:blipFill>
+                  <pic:spPr>
+                    <a:xfrm>
+                      <a:off x="0" y="0"/>
+                      <a:ext cx="4500105" cy="2537916"/>
+                    </a:xfrm>
+                    <a:prstGeom prst="rect">
+                      <a:avLst/>
+                    </a:prstGeom>
+                  </pic:spPr>
+                </pic:pic>
+              </a:graphicData>
+            </a:graphic>
+          </wp:inline>
+        </w:drawing>
+      </w:r>
+    </w:p>
+    <w:p>
+      <w:pPr>
+        <w:spacing w:after="160" w:line="259" w:lineRule="auto"/>
+        <w:ind w:left="0" w:firstLine="0"/>
+      </w:pPr>
+    </w:p>
+    <w:p>
+      <w:pPr>
+        <w:spacing w:after="160" w:line="259" w:lineRule="auto"/>
+        <w:ind w:left="0" w:firstLine="0"/>
+      </w:pPr>
+    </w:p>
+    <w:p>
+      <w:pPr>
+        <w:spacing w:after="160" w:line="259" w:lineRule="auto"/>
+        <w:ind w:left="0" w:firstLine="0"/>
+      </w:pPr>
+      <w:r>
+        <w:lastRenderedPageBreak/>
+        <w:t xml:space="preserve">Now click on </w:t>
+      </w:r>
+      <w:proofErr w:type="gramStart"/>
+      <w:r>
+        <w:t>Build  in</w:t>
+      </w:r>
+      <w:proofErr w:type="gramEnd"/>
+      <w:r>
+        <w:t xml:space="preserve"> the Flow window.</w:t>
+      </w:r>
+    </w:p>
+    <w:p>
+      <w:pPr>
+        <w:spacing w:after="160" w:line="259" w:lineRule="auto"/>
+        <w:ind w:left="0" w:firstLine="0"/>
+      </w:pPr>
+      <w:r>
+        <w:rPr>
+          <w:noProof/>
+        </w:rPr>
+        <w:drawing>
+          <wp:inline distT="0" distB="0" distL="0" distR="0" wp14:anchorId="6E143494" wp14:editId="04A6721D">
+            <wp:extent cx="2324006" cy="2797791"/>
+            <wp:effectExtent l="0" t="0" r="635" b="3175"/>
+            <wp:docPr id="1219015317" name="Picture 1" descr="A screenshot of a computer program&#10;&#10;AI-generated content may be incorrect."/>
+            <wp:cNvGraphicFramePr>
+              <a:graphicFrameLocks xmlns:a="http://schemas.openxmlformats.org/drawingml/2006/main" noChangeAspect="1"/>
+            </wp:cNvGraphicFramePr>
+            <a:graphic xmlns:a="http://schemas.openxmlformats.org/drawingml/2006/main">
+              <a:graphicData uri="http://schemas.openxmlformats.org/drawingml/2006/picture">
+                <pic:pic xmlns:pic="http://schemas.openxmlformats.org/drawingml/2006/picture">
+                  <pic:nvPicPr>
+                    <pic:cNvPr id="1219015317" name="Picture 1" descr="A screenshot of a computer program&#10;&#10;AI-generated content may be incorrect."/>
                     <pic:cNvPicPr/>
                   </pic:nvPicPr>
                   <pic:blipFill>
@@ -1981,7 +1299,7 @@
                   <pic:spPr>
                     <a:xfrm>
                       <a:off x="0" y="0"/>
-                      <a:ext cx="2160000" cy="3096143"/>
+                      <a:ext cx="2325995" cy="2800186"/>
                     </a:xfrm>
                     <a:prstGeom prst="rect">
                       <a:avLst/>
@@ -1999,6 +1317,15 @@
         <w:spacing w:after="160" w:line="259" w:lineRule="auto"/>
         <w:ind w:left="0" w:firstLine="0"/>
       </w:pPr>
+      <w:r>
+        <w:t xml:space="preserve">If you see invalid command name “ps7_init” in the lower right corner </w:t>
+      </w:r>
+      <w:r>
+        <w:t xml:space="preserve">of the project window </w:t>
+      </w:r>
+      <w:r>
+        <w:t xml:space="preserve">you forgot to point the initialization file to </w:t>
+      </w:r>
     </w:p>
     <w:p>
       <w:pPr>
@@ -2006,27 +1333,23 @@
         <w:ind w:left="0" w:firstLine="0"/>
       </w:pPr>
       <w:r>
-        <w:t xml:space="preserve">In the Assistant tab, right mouse </w:t>
-      </w:r>
-      <w:proofErr w:type="gramStart"/>
-      <w:r>
-        <w:t>click</w:t>
-      </w:r>
-      <w:proofErr w:type="gramEnd"/>
-      <w:r>
-        <w:t xml:space="preserve"> on your System name and select Build. </w:t>
-      </w:r>
-    </w:p>
-    <w:p>
+        <w:t>C:\myWorkspace\enhancedPwm_application\_ide\psinit\ps7_init.tcl</w:t>
+      </w:r>
+    </w:p>
+    <w:p>
+      <w:pPr>
+        <w:spacing w:after="160" w:line="259" w:lineRule="auto"/>
+        <w:ind w:left="0" w:firstLine="0"/>
+      </w:pPr>
       <w:r>
         <w:rPr>
           <w:noProof/>
         </w:rPr>
         <w:drawing>
-          <wp:inline distT="0" distB="0" distL="0" distR="0" wp14:anchorId="02A3F608" wp14:editId="3F39FEF7">
-            <wp:extent cx="3600000" cy="2377830"/>
-            <wp:effectExtent l="0" t="0" r="635" b="3810"/>
-            <wp:docPr id="1394799757" name="Picture 1"/>
+          <wp:inline distT="0" distB="0" distL="0" distR="0" wp14:anchorId="61C0660E" wp14:editId="3E4DF280">
+            <wp:extent cx="5946140" cy="2054225"/>
+            <wp:effectExtent l="0" t="0" r="0" b="3175"/>
+            <wp:docPr id="1354750844" name="Picture 1" descr="A screenshot of a computer&#10;&#10;AI-generated content may be incorrect."/>
             <wp:cNvGraphicFramePr>
               <a:graphicFrameLocks xmlns:a="http://schemas.openxmlformats.org/drawingml/2006/main" noChangeAspect="1"/>
             </wp:cNvGraphicFramePr>
@@ -2034,7 +1357,7 @@
               <a:graphicData uri="http://schemas.openxmlformats.org/drawingml/2006/picture">
                 <pic:pic xmlns:pic="http://schemas.openxmlformats.org/drawingml/2006/picture">
                   <pic:nvPicPr>
-                    <pic:cNvPr id="1394799757" name=""/>
+                    <pic:cNvPr id="1354750844" name="Picture 1" descr="A screenshot of a computer&#10;&#10;AI-generated content may be incorrect."/>
                     <pic:cNvPicPr/>
                   </pic:nvPicPr>
                   <pic:blipFill>
@@ -2046,7 +1369,7 @@
                   <pic:spPr>
                     <a:xfrm>
                       <a:off x="0" y="0"/>
-                      <a:ext cx="3600000" cy="2377830"/>
+                      <a:ext cx="5946140" cy="2054225"/>
                     </a:xfrm>
                     <a:prstGeom prst="rect">
                       <a:avLst/>
@@ -2059,43 +1382,86 @@
         </w:drawing>
       </w:r>
     </w:p>
-    <w:p/>
-    <w:p>
-      <w:r>
-        <w:t xml:space="preserve">This will create all the source code that you need to interface to your custom IP through the AXI bus.  You only need to build the System </w:t>
-      </w:r>
-      <w:r>
-        <w:t xml:space="preserve">when you make changes to the </w:t>
-      </w:r>
-      <w:r>
-        <w:t xml:space="preserve">wrapper </w:t>
-      </w:r>
-      <w:r>
-        <w:t>and import it.  This is generally because you found a flaw in your custom IP.</w:t>
-      </w:r>
-    </w:p>
-    <w:p/>
-    <w:p>
-      <w:r>
-        <w:br w:type="page"/>
-      </w:r>
-    </w:p>
-    <w:p>
-      <w:r>
-        <w:lastRenderedPageBreak/>
-        <w:t>I like to stack the Assistant and Explorer tabs next to one another.  The following two locations will prove to be very useful in your development.</w:t>
-      </w:r>
-    </w:p>
-    <w:p>
+    <w:p>
+      <w:pPr>
+        <w:spacing w:after="160" w:line="259" w:lineRule="auto"/>
+        <w:ind w:left="0" w:firstLine="0"/>
+      </w:pPr>
+    </w:p>
+    <w:p>
+      <w:pPr>
+        <w:spacing w:after="160" w:line="259" w:lineRule="auto"/>
+        <w:ind w:left="0" w:firstLine="0"/>
+      </w:pPr>
+      <w:r>
+        <w:t>Next click Run to download to the board from the same Flow window.  And you’re done!</w:t>
+      </w:r>
+    </w:p>
+    <w:p>
+      <w:pPr>
+        <w:spacing w:after="160" w:line="259" w:lineRule="auto"/>
+        <w:ind w:left="0" w:firstLine="0"/>
+      </w:pPr>
+    </w:p>
+    <w:p>
+      <w:pPr>
+        <w:spacing w:after="160" w:line="259" w:lineRule="auto"/>
+        <w:ind w:left="0" w:firstLine="0"/>
+      </w:pPr>
+    </w:p>
+    <w:p>
+      <w:pPr>
+        <w:spacing w:after="160" w:line="259" w:lineRule="auto"/>
+        <w:ind w:left="0" w:firstLine="0"/>
+      </w:pPr>
+    </w:p>
+    <w:p>
+      <w:pPr>
+        <w:spacing w:after="160" w:line="259" w:lineRule="auto"/>
+        <w:ind w:left="0" w:firstLine="0"/>
+      </w:pPr>
+    </w:p>
+    <w:p>
+      <w:pPr>
+        <w:spacing w:after="160" w:line="259" w:lineRule="auto"/>
+        <w:ind w:left="0" w:firstLine="0"/>
+      </w:pPr>
+    </w:p>
+    <w:p>
+      <w:pPr>
+        <w:spacing w:after="160" w:line="259" w:lineRule="auto"/>
+        <w:ind w:left="0" w:firstLine="0"/>
+      </w:pPr>
+    </w:p>
+    <w:p>
+      <w:pPr>
+        <w:spacing w:after="160" w:line="259" w:lineRule="auto"/>
+        <w:ind w:left="0" w:firstLine="0"/>
+      </w:pPr>
+      <w:r>
+        <w:t xml:space="preserve">Browse to </w:t>
+      </w:r>
+      <w:r>
+        <w:t>C:\myWorkspace\enhancedPwm_application\_ide\psinit</w:t>
+      </w:r>
+      <w:r>
+        <w:t xml:space="preserve"> select ps7_init and then click Open.</w:t>
+      </w:r>
+    </w:p>
+    <w:p>
+      <w:pPr>
+        <w:spacing w:after="160" w:line="259" w:lineRule="auto"/>
+        <w:ind w:left="0" w:firstLine="0"/>
+      </w:pPr>
       <w:r>
         <w:rPr>
           <w:noProof/>
         </w:rPr>
         <w:drawing>
-          <wp:inline distT="0" distB="0" distL="0" distR="0" wp14:anchorId="2ECAAFFC" wp14:editId="1231E627">
-            <wp:extent cx="1800000" cy="4304392"/>
-            <wp:effectExtent l="0" t="0" r="0" b="1270"/>
-            <wp:docPr id="153934975" name="Picture 1"/>
+          <wp:inline distT="0" distB="0" distL="0" distR="0" wp14:anchorId="53676D39" wp14:editId="711B895C">
+            <wp:extent cx="4319516" cy="2426845"/>
+            <wp:effectExtent l="0" t="0" r="5080" b="0"/>
+            <wp:docPr id="768610089" name="Picture 1" descr="A screenshot of a computer&#10;&#10;AI-generated content may be incorrect."/>
             <wp:cNvGraphicFramePr>
               <a:graphicFrameLocks xmlns:a="http://schemas.openxmlformats.org/drawingml/2006/main" noChangeAspect="1"/>
             </wp:cNvGraphicFramePr>
@@ -2103,7 +1469,7 @@
               <a:graphicData uri="http://schemas.openxmlformats.org/drawingml/2006/picture">
                 <pic:pic xmlns:pic="http://schemas.openxmlformats.org/drawingml/2006/picture">
                   <pic:nvPicPr>
-                    <pic:cNvPr id="153934975" name=""/>
+                    <pic:cNvPr id="768610089" name="Picture 1" descr="A screenshot of a computer&#10;&#10;AI-generated content may be incorrect."/>
                     <pic:cNvPicPr/>
                   </pic:nvPicPr>
                   <pic:blipFill>
@@ -2115,7 +1481,7 @@
                   <pic:spPr>
                     <a:xfrm>
                       <a:off x="0" y="0"/>
-                      <a:ext cx="1800000" cy="4304392"/>
+                      <a:ext cx="4321371" cy="2427887"/>
                     </a:xfrm>
                     <a:prstGeom prst="rect">
                       <a:avLst/>
@@ -2128,92 +1494,55 @@
         </w:drawing>
       </w:r>
     </w:p>
+    <w:p>
+      <w:pPr>
+        <w:spacing w:after="160" w:line="259" w:lineRule="auto"/>
+        <w:ind w:left="0" w:firstLine="0"/>
+      </w:pPr>
+    </w:p>
+    <w:p>
+      <w:pPr>
+        <w:spacing w:after="160" w:line="259" w:lineRule="auto"/>
+        <w:ind w:left="0" w:firstLine="0"/>
+      </w:pPr>
+      <w:r>
+        <w:t>i</w:t>
+      </w:r>
+      <w:r>
+        <w:t xml:space="preserve">n the Assistant tab, right mouse </w:t>
+      </w:r>
+      <w:proofErr w:type="gramStart"/>
+      <w:r>
+        <w:t>click</w:t>
+      </w:r>
+      <w:proofErr w:type="gramEnd"/>
+      <w:r>
+        <w:t xml:space="preserve"> on your System name and select Build. </w:t>
+      </w:r>
+    </w:p>
     <w:p/>
-    <w:p>
-      <w:r>
-        <w:t xml:space="preserve">Double click the </w:t>
-      </w:r>
-      <w:proofErr w:type="spellStart"/>
-      <w:r>
-        <w:t>helloworld.c</w:t>
-      </w:r>
-      <w:proofErr w:type="spellEnd"/>
-      <w:r>
-        <w:t xml:space="preserve"> file and replace the contents with that provided on the class web page.  Now we will compile this code by right mouse clicking on the </w:t>
-      </w:r>
-      <w:proofErr w:type="spellStart"/>
-      <w:r>
-        <w:t>enhancedPwm</w:t>
-      </w:r>
-      <w:proofErr w:type="spellEnd"/>
-      <w:r>
-        <w:t xml:space="preserve"> and selecting Build Project </w:t>
-      </w:r>
-    </w:p>
     <w:p/>
-    <w:p>
+    <w:p/>
+    <w:p>
+      <w:pPr>
+        <w:ind w:left="0" w:firstLine="0"/>
+      </w:pPr>
+      <w:r>
+        <w:t xml:space="preserve">Connect power to the ALINX board as well as the JTAG and UART cables to your PC.  </w:t>
+      </w:r>
+      <w:r>
+        <w:t>Run a jumper from pin 3 of the J11 header to the LPF input.</w:t>
+      </w:r>
+    </w:p>
+    <w:p>
+      <w:pPr>
+        <w:ind w:left="0" w:firstLine="0"/>
+      </w:pPr>
       <w:r>
         <w:rPr>
           <w:noProof/>
         </w:rPr>
         <w:lastRenderedPageBreak/>
-        <w:drawing>
-          <wp:inline distT="0" distB="0" distL="0" distR="0" wp14:anchorId="7D1956DD" wp14:editId="502662EE">
-            <wp:extent cx="2880000" cy="2566470"/>
-            <wp:effectExtent l="0" t="0" r="0" b="5715"/>
-            <wp:docPr id="50" name="Picture 50"/>
-            <wp:cNvGraphicFramePr>
-              <a:graphicFrameLocks xmlns:a="http://schemas.openxmlformats.org/drawingml/2006/main" noChangeAspect="1"/>
-            </wp:cNvGraphicFramePr>
-            <a:graphic xmlns:a="http://schemas.openxmlformats.org/drawingml/2006/main">
-              <a:graphicData uri="http://schemas.openxmlformats.org/drawingml/2006/picture">
-                <pic:pic xmlns:pic="http://schemas.openxmlformats.org/drawingml/2006/picture">
-                  <pic:nvPicPr>
-                    <pic:cNvPr id="1" name=""/>
-                    <pic:cNvPicPr/>
-                  </pic:nvPicPr>
-                  <pic:blipFill>
-                    <a:blip r:embed="rId24"/>
-                    <a:stretch>
-                      <a:fillRect/>
-                    </a:stretch>
-                  </pic:blipFill>
-                  <pic:spPr>
-                    <a:xfrm>
-                      <a:off x="0" y="0"/>
-                      <a:ext cx="2880000" cy="2566470"/>
-                    </a:xfrm>
-                    <a:prstGeom prst="rect">
-                      <a:avLst/>
-                    </a:prstGeom>
-                  </pic:spPr>
-                </pic:pic>
-              </a:graphicData>
-            </a:graphic>
-          </wp:inline>
-        </w:drawing>
-      </w:r>
-    </w:p>
-    <w:p/>
-    <w:p>
-      <w:pPr>
-        <w:ind w:left="0" w:firstLine="0"/>
-      </w:pPr>
-      <w:r>
-        <w:t xml:space="preserve">Connect power to the ALINX board as well as the JTAG and UART cables to your PC.  </w:t>
-      </w:r>
-      <w:r>
-        <w:t>Run a jumper from pin 3 of the J11 header to the LPF input.</w:t>
-      </w:r>
-    </w:p>
-    <w:p>
-      <w:pPr>
-        <w:ind w:left="0" w:firstLine="0"/>
-      </w:pPr>
-      <w:r>
-        <w:rPr>
-          <w:noProof/>
-        </w:rPr>
         <w:drawing>
           <wp:inline distT="0" distB="0" distL="0" distR="0" wp14:anchorId="408C2EC3" wp14:editId="04AF71A8">
             <wp:extent cx="5555857" cy="4185920"/>
@@ -2232,7 +1561,7 @@
                     </pic:cNvPicPr>
                   </pic:nvPicPr>
                   <pic:blipFill>
-                    <a:blip r:embed="rId25" cstate="print">
+                    <a:blip r:embed="rId24" cstate="print">
                       <a:extLst>
                         <a:ext uri="{28A0092B-C50C-407E-A947-70E740481C1C}">
                           <a14:useLocalDpi xmlns:a14="http://schemas.microsoft.com/office/drawing/2010/main" val="0"/>
@@ -2275,7 +1604,6 @@
         <w:ind w:left="0" w:firstLine="0"/>
       </w:pPr>
       <w:r>
-        <w:lastRenderedPageBreak/>
         <w:t>Determine which virtual COM port the ALINX’s board Silicon Lab CP2102 chip is connected to.  On a PC, do this by launching the Device Manager.</w:t>
       </w:r>
     </w:p>
@@ -2305,7 +1633,7 @@
                     </pic:cNvPicPr>
                   </pic:nvPicPr>
                   <pic:blipFill>
-                    <a:blip r:embed="rId26" cstate="print">
+                    <a:blip r:embed="rId25" cstate="print">
                       <a:extLst>
                         <a:ext uri="{28A0092B-C50C-407E-A947-70E740481C1C}">
                           <a14:useLocalDpi xmlns:a14="http://schemas.microsoft.com/office/drawing/2010/main" val="0"/>
@@ -2365,8 +1693,9 @@
         <w:rPr>
           <w:noProof/>
         </w:rPr>
+        <w:lastRenderedPageBreak/>
         <w:drawing>
-          <wp:inline distT="0" distB="0" distL="0" distR="0" wp14:anchorId="3D16FD5D" wp14:editId="7399C5A2">
+          <wp:inline distT="0" distB="0" distL="0" distR="0" wp14:anchorId="3D16FD5D" wp14:editId="03854BF7">
             <wp:extent cx="2311400" cy="2064894"/>
             <wp:effectExtent l="0" t="0" r="0" b="0"/>
             <wp:docPr id="2097975982" name="Picture 2"/>
@@ -2383,7 +1712,7 @@
                     </pic:cNvPicPr>
                   </pic:nvPicPr>
                   <pic:blipFill>
-                    <a:blip r:embed="rId27" cstate="print">
+                    <a:blip r:embed="rId26" cstate="print">
                       <a:extLst>
                         <a:ext uri="{28A0092B-C50C-407E-A947-70E740481C1C}">
                           <a14:useLocalDpi xmlns:a14="http://schemas.microsoft.com/office/drawing/2010/main" val="0"/>
@@ -2437,51 +1766,30 @@
       </w:r>
     </w:p>
     <w:p>
-      <w:r>
+      <w:pPr>
         <w:rPr>
           <w:noProof/>
         </w:rPr>
-        <w:drawing>
-          <wp:inline distT="0" distB="0" distL="0" distR="0" wp14:anchorId="2D819124" wp14:editId="77A1D127">
-            <wp:extent cx="2372360" cy="1710866"/>
-            <wp:effectExtent l="0" t="0" r="8890" b="3810"/>
-            <wp:docPr id="121551501" name="Picture 1"/>
-            <wp:cNvGraphicFramePr>
-              <a:graphicFrameLocks xmlns:a="http://schemas.openxmlformats.org/drawingml/2006/main" noChangeAspect="1"/>
-            </wp:cNvGraphicFramePr>
-            <a:graphic xmlns:a="http://schemas.openxmlformats.org/drawingml/2006/main">
-              <a:graphicData uri="http://schemas.openxmlformats.org/drawingml/2006/picture">
-                <pic:pic xmlns:pic="http://schemas.openxmlformats.org/drawingml/2006/picture">
-                  <pic:nvPicPr>
-                    <pic:cNvPr id="121551501" name=""/>
-                    <pic:cNvPicPr/>
-                  </pic:nvPicPr>
-                  <pic:blipFill>
-                    <a:blip r:embed="rId28"/>
-                    <a:stretch>
-                      <a:fillRect/>
-                    </a:stretch>
-                  </pic:blipFill>
-                  <pic:spPr>
-                    <a:xfrm>
-                      <a:off x="0" y="0"/>
-                      <a:ext cx="2375591" cy="1713196"/>
-                    </a:xfrm>
-                    <a:prstGeom prst="rect">
-                      <a:avLst/>
-                    </a:prstGeom>
-                  </pic:spPr>
-                </pic:pic>
-              </a:graphicData>
-            </a:graphic>
-          </wp:inline>
-        </w:drawing>
+      </w:pPr>
+    </w:p>
+    <w:p>
+      <w:pPr>
+        <w:rPr>
+          <w:noProof/>
+        </w:rPr>
+      </w:pPr>
+    </w:p>
+    <w:p>
+      <w:r>
+        <w:rPr>
+          <w:noProof/>
+        </w:rPr>
+        <w:t>&lt;PICTURE TBD&gt;</w:t>
       </w:r>
     </w:p>
     <w:p/>
     <w:p>
       <w:r>
-        <w:lastRenderedPageBreak/>
         <w:t>You can now interact with your custom IP through the Putty interface.</w:t>
       </w:r>
     </w:p>
@@ -2506,7 +1814,7 @@
                     <pic:cNvPicPr/>
                   </pic:nvPicPr>
                   <pic:blipFill>
-                    <a:blip r:embed="rId29"/>
+                    <a:blip r:embed="rId27"/>
                     <a:stretch>
                       <a:fillRect/>
                     </a:stretch>
@@ -2538,7 +1846,23 @@
       </w:r>
       <w:proofErr w:type="spellEnd"/>
       <w:r>
-        <w:t xml:space="preserve">, you will need to communicate these changed to Vitis.  To do this, just right mouse click on the wrapper and select Update Hardware Specification.  In the pop-up, navigate to the updated wrapper file and open it.  </w:t>
+        <w:t xml:space="preserve">, you will need to communicate these </w:t>
+      </w:r>
+      <w:proofErr w:type="gramStart"/>
+      <w:r>
+        <w:t>changed</w:t>
+      </w:r>
+      <w:proofErr w:type="gramEnd"/>
+      <w:r>
+        <w:t xml:space="preserve"> to Vitis.  To do this, just right mouse </w:t>
+      </w:r>
+      <w:proofErr w:type="gramStart"/>
+      <w:r>
+        <w:t>click</w:t>
+      </w:r>
+      <w:proofErr w:type="gramEnd"/>
+      <w:r>
+        <w:t xml:space="preserve"> on the wrapper and select Update Hardware Specification.  In the pop-up, navigate to the updated wrapper file and open it.  </w:t>
       </w:r>
     </w:p>
     <w:p>
@@ -2546,73 +1870,22 @@
         <w:rPr>
           <w:noProof/>
         </w:rPr>
-        <w:drawing>
-          <wp:inline distT="0" distB="0" distL="0" distR="0" wp14:anchorId="3BA1155F" wp14:editId="7D2E44D5">
-            <wp:extent cx="2358679" cy="2108200"/>
-            <wp:effectExtent l="0" t="0" r="3810" b="6350"/>
-            <wp:docPr id="55" name="Picture 55"/>
-            <wp:cNvGraphicFramePr>
-              <a:graphicFrameLocks xmlns:a="http://schemas.openxmlformats.org/drawingml/2006/main" noChangeAspect="1"/>
-            </wp:cNvGraphicFramePr>
-            <a:graphic xmlns:a="http://schemas.openxmlformats.org/drawingml/2006/main">
-              <a:graphicData uri="http://schemas.openxmlformats.org/drawingml/2006/picture">
-                <pic:pic xmlns:pic="http://schemas.openxmlformats.org/drawingml/2006/picture">
-                  <pic:nvPicPr>
-                    <pic:cNvPr id="1" name=""/>
-                    <pic:cNvPicPr/>
-                  </pic:nvPicPr>
-                  <pic:blipFill>
-                    <a:blip r:embed="rId30"/>
-                    <a:stretch>
-                      <a:fillRect/>
-                    </a:stretch>
-                  </pic:blipFill>
-                  <pic:spPr>
-                    <a:xfrm>
-                      <a:off x="0" y="0"/>
-                      <a:ext cx="2360439" cy="2109773"/>
-                    </a:xfrm>
-                    <a:prstGeom prst="rect">
-                      <a:avLst/>
-                    </a:prstGeom>
-                  </pic:spPr>
-                </pic:pic>
-              </a:graphicData>
-            </a:graphic>
-          </wp:inline>
-        </w:drawing>
+        <w:t>&lt;PICTURE TBD&gt;</w:t>
       </w:r>
     </w:p>
     <w:p/>
     <w:p>
-      <w:r>
-        <w:t>Next you should use Clean Project option to remove any legacy files that are no longer needed.  Then you will have to re-</w:t>
-      </w:r>
-      <w:r>
-        <w:t xml:space="preserve">editing of the 3 </w:t>
-      </w:r>
-      <w:proofErr w:type="spellStart"/>
-      <w:r>
-        <w:t>makefiles</w:t>
-      </w:r>
-      <w:proofErr w:type="spellEnd"/>
-      <w:r>
-        <w:t xml:space="preserve"> and then build the system.</w:t>
-      </w:r>
-    </w:p>
-    <w:p/>
-    <w:p>
-      <w:r>
-        <w:t>This process can be a real pain, so be patience.</w:t>
-      </w:r>
+      <w:pPr>
+        <w:ind w:left="0" w:firstLine="0"/>
+      </w:pPr>
     </w:p>
     <w:sectPr>
-      <w:headerReference w:type="even" r:id="rId31"/>
-      <w:headerReference w:type="default" r:id="rId32"/>
-      <w:footerReference w:type="even" r:id="rId33"/>
-      <w:footerReference w:type="default" r:id="rId34"/>
-      <w:headerReference w:type="first" r:id="rId35"/>
-      <w:footerReference w:type="first" r:id="rId36"/>
+      <w:headerReference w:type="even" r:id="rId28"/>
+      <w:headerReference w:type="default" r:id="rId29"/>
+      <w:footerReference w:type="even" r:id="rId30"/>
+      <w:footerReference w:type="default" r:id="rId31"/>
+      <w:headerReference w:type="first" r:id="rId32"/>
+      <w:footerReference w:type="first" r:id="rId33"/>
       <w:pgSz w:w="12240" w:h="15840"/>
       <w:pgMar w:top="1509" w:right="1436" w:bottom="1480" w:left="1440" w:header="720" w:footer="719" w:gutter="0"/>
       <w:cols w:space="720"/>
@@ -2623,7 +1896,7 @@
 </file>
 
 <file path=word/endnotes.xml><?xml version="1.0" encoding="utf-8"?>
-<w:endnotes xmlns:wpc="http://schemas.microsoft.com/office/word/2010/wordprocessingCanvas" xmlns:cx="http://schemas.microsoft.com/office/drawing/2014/chartex" xmlns:cx1="http://schemas.microsoft.com/office/drawing/2015/9/8/chartex" xmlns:cx2="http://schemas.microsoft.com/office/drawing/2015/10/21/chartex" xmlns:cx3="http://schemas.microsoft.com/office/drawing/2016/5/9/chartex" xmlns:cx4="http://schemas.microsoft.com/office/drawing/2016/5/10/chartex" xmlns:cx5="http://schemas.microsoft.com/office/drawing/2016/5/11/chartex" xmlns:cx6="http://schemas.microsoft.com/office/drawing/2016/5/12/chartex" xmlns:cx7="http://schemas.microsoft.com/office/drawing/2016/5/13/chartex" xmlns:cx8="http://schemas.microsoft.com/office/drawing/2016/5/14/chartex" xmlns:mc="http://schemas.openxmlformats.org/markup-compatibility/2006" xmlns:aink="http://schemas.microsoft.com/office/drawing/2016/ink" xmlns:am3d="http://schemas.microsoft.com/office/drawing/2017/model3d" xmlns:o="urn:schemas-microsoft-com:office:office" xmlns:oel="http://schemas.microsoft.com/office/2019/extlst" xmlns:r="http://schemas.openxmlformats.org/officeDocument/2006/relationships" xmlns:m="http://schemas.openxmlformats.org/officeDocument/2006/math" xmlns:v="urn:schemas-microsoft-com:vml" xmlns:wp14="http://schemas.microsoft.com/office/word/2010/wordprocessingDrawing" xmlns:wp="http://schemas.openxmlformats.org/drawingml/2006/wordprocessingDrawing" xmlns:w10="urn:schemas-microsoft-com:office:word" xmlns:w="http://schemas.openxmlformats.org/wordprocessingml/2006/main" xmlns:w14="http://schemas.microsoft.com/office/word/2010/wordml" xmlns:w15="http://schemas.microsoft.com/office/word/2012/wordml" xmlns:w16cex="http://schemas.microsoft.com/office/word/2018/wordml/cex" xmlns:w16cid="http://schemas.microsoft.com/office/word/2016/wordml/cid" xmlns:w16="http://schemas.microsoft.com/office/word/2018/wordml" xmlns:w16sdtdh="http://schemas.microsoft.com/office/word/2020/wordml/sdtdatahash" xmlns:w16se="http://schemas.microsoft.com/office/word/2015/wordml/symex" xmlns:wpg="http://schemas.microsoft.com/office/word/2010/wordprocessingGroup" xmlns:wpi="http://schemas.microsoft.com/office/word/2010/wordprocessingInk" xmlns:wne="http://schemas.microsoft.com/office/word/2006/wordml" xmlns:wps="http://schemas.microsoft.com/office/word/2010/wordprocessingShape" mc:Ignorable="w14 w15 w16se w16cid w16 w16cex w16sdtdh wp14">
+<w:endnotes xmlns:wpc="http://schemas.microsoft.com/office/word/2010/wordprocessingCanvas" xmlns:cx="http://schemas.microsoft.com/office/drawing/2014/chartex" xmlns:cx1="http://schemas.microsoft.com/office/drawing/2015/9/8/chartex" xmlns:cx2="http://schemas.microsoft.com/office/drawing/2015/10/21/chartex" xmlns:cx3="http://schemas.microsoft.com/office/drawing/2016/5/9/chartex" xmlns:cx4="http://schemas.microsoft.com/office/drawing/2016/5/10/chartex" xmlns:cx5="http://schemas.microsoft.com/office/drawing/2016/5/11/chartex" xmlns:cx6="http://schemas.microsoft.com/office/drawing/2016/5/12/chartex" xmlns:cx7="http://schemas.microsoft.com/office/drawing/2016/5/13/chartex" xmlns:cx8="http://schemas.microsoft.com/office/drawing/2016/5/14/chartex" xmlns:mc="http://schemas.openxmlformats.org/markup-compatibility/2006" xmlns:aink="http://schemas.microsoft.com/office/drawing/2016/ink" xmlns:am3d="http://schemas.microsoft.com/office/drawing/2017/model3d" xmlns:o="urn:schemas-microsoft-com:office:office" xmlns:oel="http://schemas.microsoft.com/office/2019/extlst" xmlns:r="http://schemas.openxmlformats.org/officeDocument/2006/relationships" xmlns:m="http://schemas.openxmlformats.org/officeDocument/2006/math" xmlns:v="urn:schemas-microsoft-com:vml" xmlns:wp14="http://schemas.microsoft.com/office/word/2010/wordprocessingDrawing" xmlns:wp="http://schemas.openxmlformats.org/drawingml/2006/wordprocessingDrawing" xmlns:w10="urn:schemas-microsoft-com:office:word" xmlns:w="http://schemas.openxmlformats.org/wordprocessingml/2006/main" xmlns:w14="http://schemas.microsoft.com/office/word/2010/wordml" xmlns:w15="http://schemas.microsoft.com/office/word/2012/wordml" xmlns:w16cex="http://schemas.microsoft.com/office/word/2018/wordml/cex" xmlns:w16cid="http://schemas.microsoft.com/office/word/2016/wordml/cid" xmlns:w16="http://schemas.microsoft.com/office/word/2018/wordml" xmlns:w16du="http://schemas.microsoft.com/office/word/2023/wordml/word16du" xmlns:w16sdtdh="http://schemas.microsoft.com/office/word/2020/wordml/sdtdatahash" xmlns:w16sdtfl="http://schemas.microsoft.com/office/word/2024/wordml/sdtformatlock" xmlns:w16se="http://schemas.microsoft.com/office/word/2015/wordml/symex" xmlns:wpg="http://schemas.microsoft.com/office/word/2010/wordprocessingGroup" xmlns:wpi="http://schemas.microsoft.com/office/word/2010/wordprocessingInk" xmlns:wne="http://schemas.microsoft.com/office/word/2006/wordml" xmlns:wps="http://schemas.microsoft.com/office/word/2010/wordprocessingShape" mc:Ignorable="w14 w15 w16se w16cid w16 w16cex w16sdtdh w16sdtfl w16du wp14">
   <w:endnote w:type="separator" w:id="-1">
     <w:p>
       <w:pPr>
@@ -2648,7 +1921,7 @@
 </file>
 
 <file path=word/footer1.xml><?xml version="1.0" encoding="utf-8"?>
-<w:ftr xmlns:wpc="http://schemas.microsoft.com/office/word/2010/wordprocessingCanvas" xmlns:cx="http://schemas.microsoft.com/office/drawing/2014/chartex" xmlns:cx1="http://schemas.microsoft.com/office/drawing/2015/9/8/chartex" xmlns:cx2="http://schemas.microsoft.com/office/drawing/2015/10/21/chartex" xmlns:cx3="http://schemas.microsoft.com/office/drawing/2016/5/9/chartex" xmlns:cx4="http://schemas.microsoft.com/office/drawing/2016/5/10/chartex" xmlns:cx5="http://schemas.microsoft.com/office/drawing/2016/5/11/chartex" xmlns:cx6="http://schemas.microsoft.com/office/drawing/2016/5/12/chartex" xmlns:cx7="http://schemas.microsoft.com/office/drawing/2016/5/13/chartex" xmlns:cx8="http://schemas.microsoft.com/office/drawing/2016/5/14/chartex" xmlns:mc="http://schemas.openxmlformats.org/markup-compatibility/2006" xmlns:aink="http://schemas.microsoft.com/office/drawing/2016/ink" xmlns:am3d="http://schemas.microsoft.com/office/drawing/2017/model3d" xmlns:o="urn:schemas-microsoft-com:office:office" xmlns:oel="http://schemas.microsoft.com/office/2019/extlst" xmlns:r="http://schemas.openxmlformats.org/officeDocument/2006/relationships" xmlns:m="http://schemas.openxmlformats.org/officeDocument/2006/math" xmlns:v="urn:schemas-microsoft-com:vml" xmlns:wp14="http://schemas.microsoft.com/office/word/2010/wordprocessingDrawing" xmlns:wp="http://schemas.openxmlformats.org/drawingml/2006/wordprocessingDrawing" xmlns:w10="urn:schemas-microsoft-com:office:word" xmlns:w="http://schemas.openxmlformats.org/wordprocessingml/2006/main" xmlns:w14="http://schemas.microsoft.com/office/word/2010/wordml" xmlns:w15="http://schemas.microsoft.com/office/word/2012/wordml" xmlns:w16cex="http://schemas.microsoft.com/office/word/2018/wordml/cex" xmlns:w16cid="http://schemas.microsoft.com/office/word/2016/wordml/cid" xmlns:w16="http://schemas.microsoft.com/office/word/2018/wordml" xmlns:w16sdtdh="http://schemas.microsoft.com/office/word/2020/wordml/sdtdatahash" xmlns:w16se="http://schemas.microsoft.com/office/word/2015/wordml/symex" xmlns:wpg="http://schemas.microsoft.com/office/word/2010/wordprocessingGroup" xmlns:wpi="http://schemas.microsoft.com/office/word/2010/wordprocessingInk" xmlns:wne="http://schemas.microsoft.com/office/word/2006/wordml" xmlns:wps="http://schemas.microsoft.com/office/word/2010/wordprocessingShape" mc:Ignorable="w14 w15 w16se w16cid w16 w16cex w16sdtdh wp14">
+<w:ftr xmlns:wpc="http://schemas.microsoft.com/office/word/2010/wordprocessingCanvas" xmlns:cx="http://schemas.microsoft.com/office/drawing/2014/chartex" xmlns:cx1="http://schemas.microsoft.com/office/drawing/2015/9/8/chartex" xmlns:cx2="http://schemas.microsoft.com/office/drawing/2015/10/21/chartex" xmlns:cx3="http://schemas.microsoft.com/office/drawing/2016/5/9/chartex" xmlns:cx4="http://schemas.microsoft.com/office/drawing/2016/5/10/chartex" xmlns:cx5="http://schemas.microsoft.com/office/drawing/2016/5/11/chartex" xmlns:cx6="http://schemas.microsoft.com/office/drawing/2016/5/12/chartex" xmlns:cx7="http://schemas.microsoft.com/office/drawing/2016/5/13/chartex" xmlns:cx8="http://schemas.microsoft.com/office/drawing/2016/5/14/chartex" xmlns:mc="http://schemas.openxmlformats.org/markup-compatibility/2006" xmlns:aink="http://schemas.microsoft.com/office/drawing/2016/ink" xmlns:am3d="http://schemas.microsoft.com/office/drawing/2017/model3d" xmlns:o="urn:schemas-microsoft-com:office:office" xmlns:oel="http://schemas.microsoft.com/office/2019/extlst" xmlns:r="http://schemas.openxmlformats.org/officeDocument/2006/relationships" xmlns:m="http://schemas.openxmlformats.org/officeDocument/2006/math" xmlns:v="urn:schemas-microsoft-com:vml" xmlns:wp14="http://schemas.microsoft.com/office/word/2010/wordprocessingDrawing" xmlns:wp="http://schemas.openxmlformats.org/drawingml/2006/wordprocessingDrawing" xmlns:w10="urn:schemas-microsoft-com:office:word" xmlns:w="http://schemas.openxmlformats.org/wordprocessingml/2006/main" xmlns:w14="http://schemas.microsoft.com/office/word/2010/wordml" xmlns:w15="http://schemas.microsoft.com/office/word/2012/wordml" xmlns:w16cex="http://schemas.microsoft.com/office/word/2018/wordml/cex" xmlns:w16cid="http://schemas.microsoft.com/office/word/2016/wordml/cid" xmlns:w16="http://schemas.microsoft.com/office/word/2018/wordml" xmlns:w16du="http://schemas.microsoft.com/office/word/2023/wordml/word16du" xmlns:w16sdtdh="http://schemas.microsoft.com/office/word/2020/wordml/sdtdatahash" xmlns:w16sdtfl="http://schemas.microsoft.com/office/word/2024/wordml/sdtformatlock" xmlns:w16se="http://schemas.microsoft.com/office/word/2015/wordml/symex" xmlns:wpg="http://schemas.microsoft.com/office/word/2010/wordprocessingGroup" xmlns:wpi="http://schemas.microsoft.com/office/word/2010/wordprocessingInk" xmlns:wne="http://schemas.microsoft.com/office/word/2006/wordml" xmlns:wps="http://schemas.microsoft.com/office/word/2010/wordprocessingShape" mc:Ignorable="w14 w15 w16se w16cid w16 w16cex w16sdtdh w16sdtfl w16du wp14">
   <w:p>
     <w:pPr>
       <w:spacing w:after="0" w:line="259" w:lineRule="auto"/>
@@ -2699,7 +1972,7 @@
 </file>
 
 <file path=word/footer2.xml><?xml version="1.0" encoding="utf-8"?>
-<w:ftr xmlns:wpc="http://schemas.microsoft.com/office/word/2010/wordprocessingCanvas" xmlns:cx="http://schemas.microsoft.com/office/drawing/2014/chartex" xmlns:cx1="http://schemas.microsoft.com/office/drawing/2015/9/8/chartex" xmlns:cx2="http://schemas.microsoft.com/office/drawing/2015/10/21/chartex" xmlns:cx3="http://schemas.microsoft.com/office/drawing/2016/5/9/chartex" xmlns:cx4="http://schemas.microsoft.com/office/drawing/2016/5/10/chartex" xmlns:cx5="http://schemas.microsoft.com/office/drawing/2016/5/11/chartex" xmlns:cx6="http://schemas.microsoft.com/office/drawing/2016/5/12/chartex" xmlns:cx7="http://schemas.microsoft.com/office/drawing/2016/5/13/chartex" xmlns:cx8="http://schemas.microsoft.com/office/drawing/2016/5/14/chartex" xmlns:mc="http://schemas.openxmlformats.org/markup-compatibility/2006" xmlns:aink="http://schemas.microsoft.com/office/drawing/2016/ink" xmlns:am3d="http://schemas.microsoft.com/office/drawing/2017/model3d" xmlns:o="urn:schemas-microsoft-com:office:office" xmlns:oel="http://schemas.microsoft.com/office/2019/extlst" xmlns:r="http://schemas.openxmlformats.org/officeDocument/2006/relationships" xmlns:m="http://schemas.openxmlformats.org/officeDocument/2006/math" xmlns:v="urn:schemas-microsoft-com:vml" xmlns:wp14="http://schemas.microsoft.com/office/word/2010/wordprocessingDrawing" xmlns:wp="http://schemas.openxmlformats.org/drawingml/2006/wordprocessingDrawing" xmlns:w10="urn:schemas-microsoft-com:office:word" xmlns:w="http://schemas.openxmlformats.org/wordprocessingml/2006/main" xmlns:w14="http://schemas.microsoft.com/office/word/2010/wordml" xmlns:w15="http://schemas.microsoft.com/office/word/2012/wordml" xmlns:w16cex="http://schemas.microsoft.com/office/word/2018/wordml/cex" xmlns:w16cid="http://schemas.microsoft.com/office/word/2016/wordml/cid" xmlns:w16="http://schemas.microsoft.com/office/word/2018/wordml" xmlns:w16sdtdh="http://schemas.microsoft.com/office/word/2020/wordml/sdtdatahash" xmlns:w16se="http://schemas.microsoft.com/office/word/2015/wordml/symex" xmlns:wpg="http://schemas.microsoft.com/office/word/2010/wordprocessingGroup" xmlns:wpi="http://schemas.microsoft.com/office/word/2010/wordprocessingInk" xmlns:wne="http://schemas.microsoft.com/office/word/2006/wordml" xmlns:wps="http://schemas.microsoft.com/office/word/2010/wordprocessingShape" mc:Ignorable="w14 w15 w16se w16cid w16 w16cex w16sdtdh wp14">
+<w:ftr xmlns:wpc="http://schemas.microsoft.com/office/word/2010/wordprocessingCanvas" xmlns:cx="http://schemas.microsoft.com/office/drawing/2014/chartex" xmlns:cx1="http://schemas.microsoft.com/office/drawing/2015/9/8/chartex" xmlns:cx2="http://schemas.microsoft.com/office/drawing/2015/10/21/chartex" xmlns:cx3="http://schemas.microsoft.com/office/drawing/2016/5/9/chartex" xmlns:cx4="http://schemas.microsoft.com/office/drawing/2016/5/10/chartex" xmlns:cx5="http://schemas.microsoft.com/office/drawing/2016/5/11/chartex" xmlns:cx6="http://schemas.microsoft.com/office/drawing/2016/5/12/chartex" xmlns:cx7="http://schemas.microsoft.com/office/drawing/2016/5/13/chartex" xmlns:cx8="http://schemas.microsoft.com/office/drawing/2016/5/14/chartex" xmlns:mc="http://schemas.openxmlformats.org/markup-compatibility/2006" xmlns:aink="http://schemas.microsoft.com/office/drawing/2016/ink" xmlns:am3d="http://schemas.microsoft.com/office/drawing/2017/model3d" xmlns:o="urn:schemas-microsoft-com:office:office" xmlns:oel="http://schemas.microsoft.com/office/2019/extlst" xmlns:r="http://schemas.openxmlformats.org/officeDocument/2006/relationships" xmlns:m="http://schemas.openxmlformats.org/officeDocument/2006/math" xmlns:v="urn:schemas-microsoft-com:vml" xmlns:wp14="http://schemas.microsoft.com/office/word/2010/wordprocessingDrawing" xmlns:wp="http://schemas.openxmlformats.org/drawingml/2006/wordprocessingDrawing" xmlns:w10="urn:schemas-microsoft-com:office:word" xmlns:w="http://schemas.openxmlformats.org/wordprocessingml/2006/main" xmlns:w14="http://schemas.microsoft.com/office/word/2010/wordml" xmlns:w15="http://schemas.microsoft.com/office/word/2012/wordml" xmlns:w16cex="http://schemas.microsoft.com/office/word/2018/wordml/cex" xmlns:w16cid="http://schemas.microsoft.com/office/word/2016/wordml/cid" xmlns:w16="http://schemas.microsoft.com/office/word/2018/wordml" xmlns:w16du="http://schemas.microsoft.com/office/word/2023/wordml/word16du" xmlns:w16sdtdh="http://schemas.microsoft.com/office/word/2020/wordml/sdtdatahash" xmlns:w16sdtfl="http://schemas.microsoft.com/office/word/2024/wordml/sdtformatlock" xmlns:w16se="http://schemas.microsoft.com/office/word/2015/wordml/symex" xmlns:wpg="http://schemas.microsoft.com/office/word/2010/wordprocessingGroup" xmlns:wpi="http://schemas.microsoft.com/office/word/2010/wordprocessingInk" xmlns:wne="http://schemas.microsoft.com/office/word/2006/wordml" xmlns:wps="http://schemas.microsoft.com/office/word/2010/wordprocessingShape" mc:Ignorable="w14 w15 w16se w16cid w16 w16cex w16sdtdh w16sdtfl w16du wp14">
   <w:p>
     <w:pPr>
       <w:spacing w:after="0" w:line="259" w:lineRule="auto"/>
@@ -2751,7 +2024,7 @@
 </file>
 
 <file path=word/footer3.xml><?xml version="1.0" encoding="utf-8"?>
-<w:ftr xmlns:wpc="http://schemas.microsoft.com/office/word/2010/wordprocessingCanvas" xmlns:cx="http://schemas.microsoft.com/office/drawing/2014/chartex" xmlns:cx1="http://schemas.microsoft.com/office/drawing/2015/9/8/chartex" xmlns:cx2="http://schemas.microsoft.com/office/drawing/2015/10/21/chartex" xmlns:cx3="http://schemas.microsoft.com/office/drawing/2016/5/9/chartex" xmlns:cx4="http://schemas.microsoft.com/office/drawing/2016/5/10/chartex" xmlns:cx5="http://schemas.microsoft.com/office/drawing/2016/5/11/chartex" xmlns:cx6="http://schemas.microsoft.com/office/drawing/2016/5/12/chartex" xmlns:cx7="http://schemas.microsoft.com/office/drawing/2016/5/13/chartex" xmlns:cx8="http://schemas.microsoft.com/office/drawing/2016/5/14/chartex" xmlns:mc="http://schemas.openxmlformats.org/markup-compatibility/2006" xmlns:aink="http://schemas.microsoft.com/office/drawing/2016/ink" xmlns:am3d="http://schemas.microsoft.com/office/drawing/2017/model3d" xmlns:o="urn:schemas-microsoft-com:office:office" xmlns:oel="http://schemas.microsoft.com/office/2019/extlst" xmlns:r="http://schemas.openxmlformats.org/officeDocument/2006/relationships" xmlns:m="http://schemas.openxmlformats.org/officeDocument/2006/math" xmlns:v="urn:schemas-microsoft-com:vml" xmlns:wp14="http://schemas.microsoft.com/office/word/2010/wordprocessingDrawing" xmlns:wp="http://schemas.openxmlformats.org/drawingml/2006/wordprocessingDrawing" xmlns:w10="urn:schemas-microsoft-com:office:word" xmlns:w="http://schemas.openxmlformats.org/wordprocessingml/2006/main" xmlns:w14="http://schemas.microsoft.com/office/word/2010/wordml" xmlns:w15="http://schemas.microsoft.com/office/word/2012/wordml" xmlns:w16cex="http://schemas.microsoft.com/office/word/2018/wordml/cex" xmlns:w16cid="http://schemas.microsoft.com/office/word/2016/wordml/cid" xmlns:w16="http://schemas.microsoft.com/office/word/2018/wordml" xmlns:w16sdtdh="http://schemas.microsoft.com/office/word/2020/wordml/sdtdatahash" xmlns:w16se="http://schemas.microsoft.com/office/word/2015/wordml/symex" xmlns:wpg="http://schemas.microsoft.com/office/word/2010/wordprocessingGroup" xmlns:wpi="http://schemas.microsoft.com/office/word/2010/wordprocessingInk" xmlns:wne="http://schemas.microsoft.com/office/word/2006/wordml" xmlns:wps="http://schemas.microsoft.com/office/word/2010/wordprocessingShape" mc:Ignorable="w14 w15 w16se w16cid w16 w16cex w16sdtdh wp14">
+<w:ftr xmlns:wpc="http://schemas.microsoft.com/office/word/2010/wordprocessingCanvas" xmlns:cx="http://schemas.microsoft.com/office/drawing/2014/chartex" xmlns:cx1="http://schemas.microsoft.com/office/drawing/2015/9/8/chartex" xmlns:cx2="http://schemas.microsoft.com/office/drawing/2015/10/21/chartex" xmlns:cx3="http://schemas.microsoft.com/office/drawing/2016/5/9/chartex" xmlns:cx4="http://schemas.microsoft.com/office/drawing/2016/5/10/chartex" xmlns:cx5="http://schemas.microsoft.com/office/drawing/2016/5/11/chartex" xmlns:cx6="http://schemas.microsoft.com/office/drawing/2016/5/12/chartex" xmlns:cx7="http://schemas.microsoft.com/office/drawing/2016/5/13/chartex" xmlns:cx8="http://schemas.microsoft.com/office/drawing/2016/5/14/chartex" xmlns:mc="http://schemas.openxmlformats.org/markup-compatibility/2006" xmlns:aink="http://schemas.microsoft.com/office/drawing/2016/ink" xmlns:am3d="http://schemas.microsoft.com/office/drawing/2017/model3d" xmlns:o="urn:schemas-microsoft-com:office:office" xmlns:oel="http://schemas.microsoft.com/office/2019/extlst" xmlns:r="http://schemas.openxmlformats.org/officeDocument/2006/relationships" xmlns:m="http://schemas.openxmlformats.org/officeDocument/2006/math" xmlns:v="urn:schemas-microsoft-com:vml" xmlns:wp14="http://schemas.microsoft.com/office/word/2010/wordprocessingDrawing" xmlns:wp="http://schemas.openxmlformats.org/drawingml/2006/wordprocessingDrawing" xmlns:w10="urn:schemas-microsoft-com:office:word" xmlns:w="http://schemas.openxmlformats.org/wordprocessingml/2006/main" xmlns:w14="http://schemas.microsoft.com/office/word/2010/wordml" xmlns:w15="http://schemas.microsoft.com/office/word/2012/wordml" xmlns:w16cex="http://schemas.microsoft.com/office/word/2018/wordml/cex" xmlns:w16cid="http://schemas.microsoft.com/office/word/2016/wordml/cid" xmlns:w16="http://schemas.microsoft.com/office/word/2018/wordml" xmlns:w16du="http://schemas.microsoft.com/office/word/2023/wordml/word16du" xmlns:w16sdtdh="http://schemas.microsoft.com/office/word/2020/wordml/sdtdatahash" xmlns:w16sdtfl="http://schemas.microsoft.com/office/word/2024/wordml/sdtformatlock" xmlns:w16se="http://schemas.microsoft.com/office/word/2015/wordml/symex" xmlns:wpg="http://schemas.microsoft.com/office/word/2010/wordprocessingGroup" xmlns:wpi="http://schemas.microsoft.com/office/word/2010/wordprocessingInk" xmlns:wne="http://schemas.microsoft.com/office/word/2006/wordml" xmlns:wps="http://schemas.microsoft.com/office/word/2010/wordprocessingShape" mc:Ignorable="w14 w15 w16se w16cid w16 w16cex w16sdtdh w16sdtfl w16du wp14">
   <w:p>
     <w:pPr>
       <w:spacing w:after="0" w:line="259" w:lineRule="auto"/>
@@ -2803,7 +2076,7 @@
 </file>
 
 <file path=word/footnotes.xml><?xml version="1.0" encoding="utf-8"?>
-<w:footnotes xmlns:wpc="http://schemas.microsoft.com/office/word/2010/wordprocessingCanvas" xmlns:cx="http://schemas.microsoft.com/office/drawing/2014/chartex" xmlns:cx1="http://schemas.microsoft.com/office/drawing/2015/9/8/chartex" xmlns:cx2="http://schemas.microsoft.com/office/drawing/2015/10/21/chartex" xmlns:cx3="http://schemas.microsoft.com/office/drawing/2016/5/9/chartex" xmlns:cx4="http://schemas.microsoft.com/office/drawing/2016/5/10/chartex" xmlns:cx5="http://schemas.microsoft.com/office/drawing/2016/5/11/chartex" xmlns:cx6="http://schemas.microsoft.com/office/drawing/2016/5/12/chartex" xmlns:cx7="http://schemas.microsoft.com/office/drawing/2016/5/13/chartex" xmlns:cx8="http://schemas.microsoft.com/office/drawing/2016/5/14/chartex" xmlns:mc="http://schemas.openxmlformats.org/markup-compatibility/2006" xmlns:aink="http://schemas.microsoft.com/office/drawing/2016/ink" xmlns:am3d="http://schemas.microsoft.com/office/drawing/2017/model3d" xmlns:o="urn:schemas-microsoft-com:office:office" xmlns:oel="http://schemas.microsoft.com/office/2019/extlst" xmlns:r="http://schemas.openxmlformats.org/officeDocument/2006/relationships" xmlns:m="http://schemas.openxmlformats.org/officeDocument/2006/math" xmlns:v="urn:schemas-microsoft-com:vml" xmlns:wp14="http://schemas.microsoft.com/office/word/2010/wordprocessingDrawing" xmlns:wp="http://schemas.openxmlformats.org/drawingml/2006/wordprocessingDrawing" xmlns:w10="urn:schemas-microsoft-com:office:word" xmlns:w="http://schemas.openxmlformats.org/wordprocessingml/2006/main" xmlns:w14="http://schemas.microsoft.com/office/word/2010/wordml" xmlns:w15="http://schemas.microsoft.com/office/word/2012/wordml" xmlns:w16cex="http://schemas.microsoft.com/office/word/2018/wordml/cex" xmlns:w16cid="http://schemas.microsoft.com/office/word/2016/wordml/cid" xmlns:w16="http://schemas.microsoft.com/office/word/2018/wordml" xmlns:w16sdtdh="http://schemas.microsoft.com/office/word/2020/wordml/sdtdatahash" xmlns:w16se="http://schemas.microsoft.com/office/word/2015/wordml/symex" xmlns:wpg="http://schemas.microsoft.com/office/word/2010/wordprocessingGroup" xmlns:wpi="http://schemas.microsoft.com/office/word/2010/wordprocessingInk" xmlns:wne="http://schemas.microsoft.com/office/word/2006/wordml" xmlns:wps="http://schemas.microsoft.com/office/word/2010/wordprocessingShape" mc:Ignorable="w14 w15 w16se w16cid w16 w16cex w16sdtdh wp14">
+<w:footnotes xmlns:wpc="http://schemas.microsoft.com/office/word/2010/wordprocessingCanvas" xmlns:cx="http://schemas.microsoft.com/office/drawing/2014/chartex" xmlns:cx1="http://schemas.microsoft.com/office/drawing/2015/9/8/chartex" xmlns:cx2="http://schemas.microsoft.com/office/drawing/2015/10/21/chartex" xmlns:cx3="http://schemas.microsoft.com/office/drawing/2016/5/9/chartex" xmlns:cx4="http://schemas.microsoft.com/office/drawing/2016/5/10/chartex" xmlns:cx5="http://schemas.microsoft.com/office/drawing/2016/5/11/chartex" xmlns:cx6="http://schemas.microsoft.com/office/drawing/2016/5/12/chartex" xmlns:cx7="http://schemas.microsoft.com/office/drawing/2016/5/13/chartex" xmlns:cx8="http://schemas.microsoft.com/office/drawing/2016/5/14/chartex" xmlns:mc="http://schemas.openxmlformats.org/markup-compatibility/2006" xmlns:aink="http://schemas.microsoft.com/office/drawing/2016/ink" xmlns:am3d="http://schemas.microsoft.com/office/drawing/2017/model3d" xmlns:o="urn:schemas-microsoft-com:office:office" xmlns:oel="http://schemas.microsoft.com/office/2019/extlst" xmlns:r="http://schemas.openxmlformats.org/officeDocument/2006/relationships" xmlns:m="http://schemas.openxmlformats.org/officeDocument/2006/math" xmlns:v="urn:schemas-microsoft-com:vml" xmlns:wp14="http://schemas.microsoft.com/office/word/2010/wordprocessingDrawing" xmlns:wp="http://schemas.openxmlformats.org/drawingml/2006/wordprocessingDrawing" xmlns:w10="urn:schemas-microsoft-com:office:word" xmlns:w="http://schemas.openxmlformats.org/wordprocessingml/2006/main" xmlns:w14="http://schemas.microsoft.com/office/word/2010/wordml" xmlns:w15="http://schemas.microsoft.com/office/word/2012/wordml" xmlns:w16cex="http://schemas.microsoft.com/office/word/2018/wordml/cex" xmlns:w16cid="http://schemas.microsoft.com/office/word/2016/wordml/cid" xmlns:w16="http://schemas.microsoft.com/office/word/2018/wordml" xmlns:w16du="http://schemas.microsoft.com/office/word/2023/wordml/word16du" xmlns:w16sdtdh="http://schemas.microsoft.com/office/word/2020/wordml/sdtdatahash" xmlns:w16sdtfl="http://schemas.microsoft.com/office/word/2024/wordml/sdtformatlock" xmlns:w16se="http://schemas.microsoft.com/office/word/2015/wordml/symex" xmlns:wpg="http://schemas.microsoft.com/office/word/2010/wordprocessingGroup" xmlns:wpi="http://schemas.microsoft.com/office/word/2010/wordprocessingInk" xmlns:wne="http://schemas.microsoft.com/office/word/2006/wordml" xmlns:wps="http://schemas.microsoft.com/office/word/2010/wordprocessingShape" mc:Ignorable="w14 w15 w16se w16cid w16 w16cex w16sdtdh w16sdtfl w16du wp14">
   <w:footnote w:type="separator" w:id="-1">
     <w:p>
       <w:pPr>
@@ -2828,7 +2101,7 @@
 </file>
 
 <file path=word/header1.xml><?xml version="1.0" encoding="utf-8"?>
-<w:hdr xmlns:wpc="http://schemas.microsoft.com/office/word/2010/wordprocessingCanvas" xmlns:cx="http://schemas.microsoft.com/office/drawing/2014/chartex" xmlns:cx1="http://schemas.microsoft.com/office/drawing/2015/9/8/chartex" xmlns:cx2="http://schemas.microsoft.com/office/drawing/2015/10/21/chartex" xmlns:cx3="http://schemas.microsoft.com/office/drawing/2016/5/9/chartex" xmlns:cx4="http://schemas.microsoft.com/office/drawing/2016/5/10/chartex" xmlns:cx5="http://schemas.microsoft.com/office/drawing/2016/5/11/chartex" xmlns:cx6="http://schemas.microsoft.com/office/drawing/2016/5/12/chartex" xmlns:cx7="http://schemas.microsoft.com/office/drawing/2016/5/13/chartex" xmlns:cx8="http://schemas.microsoft.com/office/drawing/2016/5/14/chartex" xmlns:mc="http://schemas.openxmlformats.org/markup-compatibility/2006" xmlns:aink="http://schemas.microsoft.com/office/drawing/2016/ink" xmlns:am3d="http://schemas.microsoft.com/office/drawing/2017/model3d" xmlns:o="urn:schemas-microsoft-com:office:office" xmlns:oel="http://schemas.microsoft.com/office/2019/extlst" xmlns:r="http://schemas.openxmlformats.org/officeDocument/2006/relationships" xmlns:m="http://schemas.openxmlformats.org/officeDocument/2006/math" xmlns:v="urn:schemas-microsoft-com:vml" xmlns:wp14="http://schemas.microsoft.com/office/word/2010/wordprocessingDrawing" xmlns:wp="http://schemas.openxmlformats.org/drawingml/2006/wordprocessingDrawing" xmlns:w10="urn:schemas-microsoft-com:office:word" xmlns:w="http://schemas.openxmlformats.org/wordprocessingml/2006/main" xmlns:w14="http://schemas.microsoft.com/office/word/2010/wordml" xmlns:w15="http://schemas.microsoft.com/office/word/2012/wordml" xmlns:w16cex="http://schemas.microsoft.com/office/word/2018/wordml/cex" xmlns:w16cid="http://schemas.microsoft.com/office/word/2016/wordml/cid" xmlns:w16="http://schemas.microsoft.com/office/word/2018/wordml" xmlns:w16sdtdh="http://schemas.microsoft.com/office/word/2020/wordml/sdtdatahash" xmlns:w16se="http://schemas.microsoft.com/office/word/2015/wordml/symex" xmlns:wpg="http://schemas.microsoft.com/office/word/2010/wordprocessingGroup" xmlns:wpi="http://schemas.microsoft.com/office/word/2010/wordprocessingInk" xmlns:wne="http://schemas.microsoft.com/office/word/2006/wordml" xmlns:wps="http://schemas.microsoft.com/office/word/2010/wordprocessingShape" mc:Ignorable="w14 w15 w16se w16cid w16 w16cex w16sdtdh wp14">
+<w:hdr xmlns:wpc="http://schemas.microsoft.com/office/word/2010/wordprocessingCanvas" xmlns:cx="http://schemas.microsoft.com/office/drawing/2014/chartex" xmlns:cx1="http://schemas.microsoft.com/office/drawing/2015/9/8/chartex" xmlns:cx2="http://schemas.microsoft.com/office/drawing/2015/10/21/chartex" xmlns:cx3="http://schemas.microsoft.com/office/drawing/2016/5/9/chartex" xmlns:cx4="http://schemas.microsoft.com/office/drawing/2016/5/10/chartex" xmlns:cx5="http://schemas.microsoft.com/office/drawing/2016/5/11/chartex" xmlns:cx6="http://schemas.microsoft.com/office/drawing/2016/5/12/chartex" xmlns:cx7="http://schemas.microsoft.com/office/drawing/2016/5/13/chartex" xmlns:cx8="http://schemas.microsoft.com/office/drawing/2016/5/14/chartex" xmlns:mc="http://schemas.openxmlformats.org/markup-compatibility/2006" xmlns:aink="http://schemas.microsoft.com/office/drawing/2016/ink" xmlns:am3d="http://schemas.microsoft.com/office/drawing/2017/model3d" xmlns:o="urn:schemas-microsoft-com:office:office" xmlns:oel="http://schemas.microsoft.com/office/2019/extlst" xmlns:r="http://schemas.openxmlformats.org/officeDocument/2006/relationships" xmlns:m="http://schemas.openxmlformats.org/officeDocument/2006/math" xmlns:v="urn:schemas-microsoft-com:vml" xmlns:wp14="http://schemas.microsoft.com/office/word/2010/wordprocessingDrawing" xmlns:wp="http://schemas.openxmlformats.org/drawingml/2006/wordprocessingDrawing" xmlns:w10="urn:schemas-microsoft-com:office:word" xmlns:w="http://schemas.openxmlformats.org/wordprocessingml/2006/main" xmlns:w14="http://schemas.microsoft.com/office/word/2010/wordml" xmlns:w15="http://schemas.microsoft.com/office/word/2012/wordml" xmlns:w16cex="http://schemas.microsoft.com/office/word/2018/wordml/cex" xmlns:w16cid="http://schemas.microsoft.com/office/word/2016/wordml/cid" xmlns:w16="http://schemas.microsoft.com/office/word/2018/wordml" xmlns:w16du="http://schemas.microsoft.com/office/word/2023/wordml/word16du" xmlns:w16sdtdh="http://schemas.microsoft.com/office/word/2020/wordml/sdtdatahash" xmlns:w16sdtfl="http://schemas.microsoft.com/office/word/2024/wordml/sdtformatlock" xmlns:w16se="http://schemas.microsoft.com/office/word/2015/wordml/symex" xmlns:wpg="http://schemas.microsoft.com/office/word/2010/wordprocessingGroup" xmlns:wpi="http://schemas.microsoft.com/office/word/2010/wordprocessingInk" xmlns:wne="http://schemas.microsoft.com/office/word/2006/wordml" xmlns:wps="http://schemas.microsoft.com/office/word/2010/wordprocessingShape" mc:Ignorable="w14 w15 w16se w16cid w16 w16cex w16sdtdh w16sdtfl w16du wp14">
   <w:p>
     <w:pPr>
       <w:spacing w:after="0" w:line="259" w:lineRule="auto"/>
@@ -2904,7 +2177,7 @@
 </file>
 
 <file path=word/header2.xml><?xml version="1.0" encoding="utf-8"?>
-<w:hdr xmlns:wpc="http://schemas.microsoft.com/office/word/2010/wordprocessingCanvas" xmlns:cx="http://schemas.microsoft.com/office/drawing/2014/chartex" xmlns:cx1="http://schemas.microsoft.com/office/drawing/2015/9/8/chartex" xmlns:cx2="http://schemas.microsoft.com/office/drawing/2015/10/21/chartex" xmlns:cx3="http://schemas.microsoft.com/office/drawing/2016/5/9/chartex" xmlns:cx4="http://schemas.microsoft.com/office/drawing/2016/5/10/chartex" xmlns:cx5="http://schemas.microsoft.com/office/drawing/2016/5/11/chartex" xmlns:cx6="http://schemas.microsoft.com/office/drawing/2016/5/12/chartex" xmlns:cx7="http://schemas.microsoft.com/office/drawing/2016/5/13/chartex" xmlns:cx8="http://schemas.microsoft.com/office/drawing/2016/5/14/chartex" xmlns:mc="http://schemas.openxmlformats.org/markup-compatibility/2006" xmlns:aink="http://schemas.microsoft.com/office/drawing/2016/ink" xmlns:am3d="http://schemas.microsoft.com/office/drawing/2017/model3d" xmlns:o="urn:schemas-microsoft-com:office:office" xmlns:oel="http://schemas.microsoft.com/office/2019/extlst" xmlns:r="http://schemas.openxmlformats.org/officeDocument/2006/relationships" xmlns:m="http://schemas.openxmlformats.org/officeDocument/2006/math" xmlns:v="urn:schemas-microsoft-com:vml" xmlns:wp14="http://schemas.microsoft.com/office/word/2010/wordprocessingDrawing" xmlns:wp="http://schemas.openxmlformats.org/drawingml/2006/wordprocessingDrawing" xmlns:w10="urn:schemas-microsoft-com:office:word" xmlns:w="http://schemas.openxmlformats.org/wordprocessingml/2006/main" xmlns:w14="http://schemas.microsoft.com/office/word/2010/wordml" xmlns:w15="http://schemas.microsoft.com/office/word/2012/wordml" xmlns:w16cex="http://schemas.microsoft.com/office/word/2018/wordml/cex" xmlns:w16cid="http://schemas.microsoft.com/office/word/2016/wordml/cid" xmlns:w16="http://schemas.microsoft.com/office/word/2018/wordml" xmlns:w16sdtdh="http://schemas.microsoft.com/office/word/2020/wordml/sdtdatahash" xmlns:w16se="http://schemas.microsoft.com/office/word/2015/wordml/symex" xmlns:wpg="http://schemas.microsoft.com/office/word/2010/wordprocessingGroup" xmlns:wpi="http://schemas.microsoft.com/office/word/2010/wordprocessingInk" xmlns:wne="http://schemas.microsoft.com/office/word/2006/wordml" xmlns:wps="http://schemas.microsoft.com/office/word/2010/wordprocessingShape" mc:Ignorable="w14 w15 w16se w16cid w16 w16cex w16sdtdh wp14">
+<w:hdr xmlns:wpc="http://schemas.microsoft.com/office/word/2010/wordprocessingCanvas" xmlns:cx="http://schemas.microsoft.com/office/drawing/2014/chartex" xmlns:cx1="http://schemas.microsoft.com/office/drawing/2015/9/8/chartex" xmlns:cx2="http://schemas.microsoft.com/office/drawing/2015/10/21/chartex" xmlns:cx3="http://schemas.microsoft.com/office/drawing/2016/5/9/chartex" xmlns:cx4="http://schemas.microsoft.com/office/drawing/2016/5/10/chartex" xmlns:cx5="http://schemas.microsoft.com/office/drawing/2016/5/11/chartex" xmlns:cx6="http://schemas.microsoft.com/office/drawing/2016/5/12/chartex" xmlns:cx7="http://schemas.microsoft.com/office/drawing/2016/5/13/chartex" xmlns:cx8="http://schemas.microsoft.com/office/drawing/2016/5/14/chartex" xmlns:mc="http://schemas.openxmlformats.org/markup-compatibility/2006" xmlns:aink="http://schemas.microsoft.com/office/drawing/2016/ink" xmlns:am3d="http://schemas.microsoft.com/office/drawing/2017/model3d" xmlns:o="urn:schemas-microsoft-com:office:office" xmlns:oel="http://schemas.microsoft.com/office/2019/extlst" xmlns:r="http://schemas.openxmlformats.org/officeDocument/2006/relationships" xmlns:m="http://schemas.openxmlformats.org/officeDocument/2006/math" xmlns:v="urn:schemas-microsoft-com:vml" xmlns:wp14="http://schemas.microsoft.com/office/word/2010/wordprocessingDrawing" xmlns:wp="http://schemas.openxmlformats.org/drawingml/2006/wordprocessingDrawing" xmlns:w10="urn:schemas-microsoft-com:office:word" xmlns:w="http://schemas.openxmlformats.org/wordprocessingml/2006/main" xmlns:w14="http://schemas.microsoft.com/office/word/2010/wordml" xmlns:w15="http://schemas.microsoft.com/office/word/2012/wordml" xmlns:w16cex="http://schemas.microsoft.com/office/word/2018/wordml/cex" xmlns:w16cid="http://schemas.microsoft.com/office/word/2016/wordml/cid" xmlns:w16="http://schemas.microsoft.com/office/word/2018/wordml" xmlns:w16du="http://schemas.microsoft.com/office/word/2023/wordml/word16du" xmlns:w16sdtdh="http://schemas.microsoft.com/office/word/2020/wordml/sdtdatahash" xmlns:w16sdtfl="http://schemas.microsoft.com/office/word/2024/wordml/sdtformatlock" xmlns:w16se="http://schemas.microsoft.com/office/word/2015/wordml/symex" xmlns:wpg="http://schemas.microsoft.com/office/word/2010/wordprocessingGroup" xmlns:wpi="http://schemas.microsoft.com/office/word/2010/wordprocessingInk" xmlns:wne="http://schemas.microsoft.com/office/word/2006/wordml" xmlns:wps="http://schemas.microsoft.com/office/word/2010/wordprocessingShape" mc:Ignorable="w14 w15 w16se w16cid w16 w16cex w16sdtdh w16sdtfl w16du wp14">
   <w:p>
     <w:pPr>
       <w:spacing w:after="0" w:line="259" w:lineRule="auto"/>
@@ -2941,7 +2214,15 @@
         <w:bCs/>
         <w:noProof/>
       </w:rPr>
-      <w:t>498</w:t>
+      <w:t>4</w:t>
+    </w:r>
+    <w:r>
+      <w:rPr>
+        <w:b/>
+        <w:bCs/>
+        <w:noProof/>
+      </w:rPr>
+      <w:t>84</w:t>
     </w:r>
     <w:r>
       <w:rPr>
@@ -2964,7 +2245,7 @@
 </file>
 
 <file path=word/header3.xml><?xml version="1.0" encoding="utf-8"?>
-<w:hdr xmlns:wpc="http://schemas.microsoft.com/office/word/2010/wordprocessingCanvas" xmlns:cx="http://schemas.microsoft.com/office/drawing/2014/chartex" xmlns:cx1="http://schemas.microsoft.com/office/drawing/2015/9/8/chartex" xmlns:cx2="http://schemas.microsoft.com/office/drawing/2015/10/21/chartex" xmlns:cx3="http://schemas.microsoft.com/office/drawing/2016/5/9/chartex" xmlns:cx4="http://schemas.microsoft.com/office/drawing/2016/5/10/chartex" xmlns:cx5="http://schemas.microsoft.com/office/drawing/2016/5/11/chartex" xmlns:cx6="http://schemas.microsoft.com/office/drawing/2016/5/12/chartex" xmlns:cx7="http://schemas.microsoft.com/office/drawing/2016/5/13/chartex" xmlns:cx8="http://schemas.microsoft.com/office/drawing/2016/5/14/chartex" xmlns:mc="http://schemas.openxmlformats.org/markup-compatibility/2006" xmlns:aink="http://schemas.microsoft.com/office/drawing/2016/ink" xmlns:am3d="http://schemas.microsoft.com/office/drawing/2017/model3d" xmlns:o="urn:schemas-microsoft-com:office:office" xmlns:oel="http://schemas.microsoft.com/office/2019/extlst" xmlns:r="http://schemas.openxmlformats.org/officeDocument/2006/relationships" xmlns:m="http://schemas.openxmlformats.org/officeDocument/2006/math" xmlns:v="urn:schemas-microsoft-com:vml" xmlns:wp14="http://schemas.microsoft.com/office/word/2010/wordprocessingDrawing" xmlns:wp="http://schemas.openxmlformats.org/drawingml/2006/wordprocessingDrawing" xmlns:w10="urn:schemas-microsoft-com:office:word" xmlns:w="http://schemas.openxmlformats.org/wordprocessingml/2006/main" xmlns:w14="http://schemas.microsoft.com/office/word/2010/wordml" xmlns:w15="http://schemas.microsoft.com/office/word/2012/wordml" xmlns:w16cex="http://schemas.microsoft.com/office/word/2018/wordml/cex" xmlns:w16cid="http://schemas.microsoft.com/office/word/2016/wordml/cid" xmlns:w16="http://schemas.microsoft.com/office/word/2018/wordml" xmlns:w16sdtdh="http://schemas.microsoft.com/office/word/2020/wordml/sdtdatahash" xmlns:w16se="http://schemas.microsoft.com/office/word/2015/wordml/symex" xmlns:wpg="http://schemas.microsoft.com/office/word/2010/wordprocessingGroup" xmlns:wpi="http://schemas.microsoft.com/office/word/2010/wordprocessingInk" xmlns:wne="http://schemas.microsoft.com/office/word/2006/wordml" xmlns:wps="http://schemas.microsoft.com/office/word/2010/wordprocessingShape" mc:Ignorable="w14 w15 w16se w16cid w16 w16cex w16sdtdh wp14">
+<w:hdr xmlns:wpc="http://schemas.microsoft.com/office/word/2010/wordprocessingCanvas" xmlns:cx="http://schemas.microsoft.com/office/drawing/2014/chartex" xmlns:cx1="http://schemas.microsoft.com/office/drawing/2015/9/8/chartex" xmlns:cx2="http://schemas.microsoft.com/office/drawing/2015/10/21/chartex" xmlns:cx3="http://schemas.microsoft.com/office/drawing/2016/5/9/chartex" xmlns:cx4="http://schemas.microsoft.com/office/drawing/2016/5/10/chartex" xmlns:cx5="http://schemas.microsoft.com/office/drawing/2016/5/11/chartex" xmlns:cx6="http://schemas.microsoft.com/office/drawing/2016/5/12/chartex" xmlns:cx7="http://schemas.microsoft.com/office/drawing/2016/5/13/chartex" xmlns:cx8="http://schemas.microsoft.com/office/drawing/2016/5/14/chartex" xmlns:mc="http://schemas.openxmlformats.org/markup-compatibility/2006" xmlns:aink="http://schemas.microsoft.com/office/drawing/2016/ink" xmlns:am3d="http://schemas.microsoft.com/office/drawing/2017/model3d" xmlns:o="urn:schemas-microsoft-com:office:office" xmlns:oel="http://schemas.microsoft.com/office/2019/extlst" xmlns:r="http://schemas.openxmlformats.org/officeDocument/2006/relationships" xmlns:m="http://schemas.openxmlformats.org/officeDocument/2006/math" xmlns:v="urn:schemas-microsoft-com:vml" xmlns:wp14="http://schemas.microsoft.com/office/word/2010/wordprocessingDrawing" xmlns:wp="http://schemas.openxmlformats.org/drawingml/2006/wordprocessingDrawing" xmlns:w10="urn:schemas-microsoft-com:office:word" xmlns:w="http://schemas.openxmlformats.org/wordprocessingml/2006/main" xmlns:w14="http://schemas.microsoft.com/office/word/2010/wordml" xmlns:w15="http://schemas.microsoft.com/office/word/2012/wordml" xmlns:w16cex="http://schemas.microsoft.com/office/word/2018/wordml/cex" xmlns:w16cid="http://schemas.microsoft.com/office/word/2016/wordml/cid" xmlns:w16="http://schemas.microsoft.com/office/word/2018/wordml" xmlns:w16du="http://schemas.microsoft.com/office/word/2023/wordml/word16du" xmlns:w16sdtdh="http://schemas.microsoft.com/office/word/2020/wordml/sdtdatahash" xmlns:w16sdtfl="http://schemas.microsoft.com/office/word/2024/wordml/sdtformatlock" xmlns:w16se="http://schemas.microsoft.com/office/word/2015/wordml/symex" xmlns:wpg="http://schemas.microsoft.com/office/word/2010/wordprocessingGroup" xmlns:wpi="http://schemas.microsoft.com/office/word/2010/wordprocessingInk" xmlns:wne="http://schemas.microsoft.com/office/word/2006/wordml" xmlns:wps="http://schemas.microsoft.com/office/word/2010/wordprocessingShape" mc:Ignorable="w14 w15 w16se w16cid w16 w16cex w16sdtdh w16sdtfl w16du wp14">
   <w:p>
     <w:pPr>
       <w:spacing w:after="0" w:line="259" w:lineRule="auto"/>
@@ -3028,7 +2309,7 @@
 </file>
 
 <file path=word/numbering.xml><?xml version="1.0" encoding="utf-8"?>
-<w:numbering xmlns:wpc="http://schemas.microsoft.com/office/word/2010/wordprocessingCanvas" xmlns:cx="http://schemas.microsoft.com/office/drawing/2014/chartex" xmlns:cx1="http://schemas.microsoft.com/office/drawing/2015/9/8/chartex" xmlns:cx2="http://schemas.microsoft.com/office/drawing/2015/10/21/chartex" xmlns:cx3="http://schemas.microsoft.com/office/drawing/2016/5/9/chartex" xmlns:cx4="http://schemas.microsoft.com/office/drawing/2016/5/10/chartex" xmlns:cx5="http://schemas.microsoft.com/office/drawing/2016/5/11/chartex" xmlns:cx6="http://schemas.microsoft.com/office/drawing/2016/5/12/chartex" xmlns:cx7="http://schemas.microsoft.com/office/drawing/2016/5/13/chartex" xmlns:cx8="http://schemas.microsoft.com/office/drawing/2016/5/14/chartex" xmlns:mc="http://schemas.openxmlformats.org/markup-compatibility/2006" xmlns:aink="http://schemas.microsoft.com/office/drawing/2016/ink" xmlns:am3d="http://schemas.microsoft.com/office/drawing/2017/model3d" xmlns:o="urn:schemas-microsoft-com:office:office" xmlns:oel="http://schemas.microsoft.com/office/2019/extlst" xmlns:r="http://schemas.openxmlformats.org/officeDocument/2006/relationships" xmlns:m="http://schemas.openxmlformats.org/officeDocument/2006/math" xmlns:v="urn:schemas-microsoft-com:vml" xmlns:wp14="http://schemas.microsoft.com/office/word/2010/wordprocessingDrawing" xmlns:wp="http://schemas.openxmlformats.org/drawingml/2006/wordprocessingDrawing" xmlns:w10="urn:schemas-microsoft-com:office:word" xmlns:w="http://schemas.openxmlformats.org/wordprocessingml/2006/main" xmlns:w14="http://schemas.microsoft.com/office/word/2010/wordml" xmlns:w15="http://schemas.microsoft.com/office/word/2012/wordml" xmlns:w16cex="http://schemas.microsoft.com/office/word/2018/wordml/cex" xmlns:w16cid="http://schemas.microsoft.com/office/word/2016/wordml/cid" xmlns:w16="http://schemas.microsoft.com/office/word/2018/wordml" xmlns:w16sdtdh="http://schemas.microsoft.com/office/word/2020/wordml/sdtdatahash" xmlns:w16se="http://schemas.microsoft.com/office/word/2015/wordml/symex" xmlns:wpg="http://schemas.microsoft.com/office/word/2010/wordprocessingGroup" xmlns:wpi="http://schemas.microsoft.com/office/word/2010/wordprocessingInk" xmlns:wne="http://schemas.microsoft.com/office/word/2006/wordml" xmlns:wps="http://schemas.microsoft.com/office/word/2010/wordprocessingShape" mc:Ignorable="w14 w15 w16se w16cid w16 w16cex w16sdtdh wp14">
+<w:numbering xmlns:wpc="http://schemas.microsoft.com/office/word/2010/wordprocessingCanvas" xmlns:cx="http://schemas.microsoft.com/office/drawing/2014/chartex" xmlns:cx1="http://schemas.microsoft.com/office/drawing/2015/9/8/chartex" xmlns:cx2="http://schemas.microsoft.com/office/drawing/2015/10/21/chartex" xmlns:cx3="http://schemas.microsoft.com/office/drawing/2016/5/9/chartex" xmlns:cx4="http://schemas.microsoft.com/office/drawing/2016/5/10/chartex" xmlns:cx5="http://schemas.microsoft.com/office/drawing/2016/5/11/chartex" xmlns:cx6="http://schemas.microsoft.com/office/drawing/2016/5/12/chartex" xmlns:cx7="http://schemas.microsoft.com/office/drawing/2016/5/13/chartex" xmlns:cx8="http://schemas.microsoft.com/office/drawing/2016/5/14/chartex" xmlns:mc="http://schemas.openxmlformats.org/markup-compatibility/2006" xmlns:aink="http://schemas.microsoft.com/office/drawing/2016/ink" xmlns:am3d="http://schemas.microsoft.com/office/drawing/2017/model3d" xmlns:o="urn:schemas-microsoft-com:office:office" xmlns:oel="http://schemas.microsoft.com/office/2019/extlst" xmlns:r="http://schemas.openxmlformats.org/officeDocument/2006/relationships" xmlns:m="http://schemas.openxmlformats.org/officeDocument/2006/math" xmlns:v="urn:schemas-microsoft-com:vml" xmlns:wp14="http://schemas.microsoft.com/office/word/2010/wordprocessingDrawing" xmlns:wp="http://schemas.openxmlformats.org/drawingml/2006/wordprocessingDrawing" xmlns:w10="urn:schemas-microsoft-com:office:word" xmlns:w="http://schemas.openxmlformats.org/wordprocessingml/2006/main" xmlns:w14="http://schemas.microsoft.com/office/word/2010/wordml" xmlns:w15="http://schemas.microsoft.com/office/word/2012/wordml" xmlns:w16cex="http://schemas.microsoft.com/office/word/2018/wordml/cex" xmlns:w16cid="http://schemas.microsoft.com/office/word/2016/wordml/cid" xmlns:w16="http://schemas.microsoft.com/office/word/2018/wordml" xmlns:w16du="http://schemas.microsoft.com/office/word/2023/wordml/word16du" xmlns:w16sdtdh="http://schemas.microsoft.com/office/word/2020/wordml/sdtdatahash" xmlns:w16sdtfl="http://schemas.microsoft.com/office/word/2024/wordml/sdtformatlock" xmlns:w16se="http://schemas.microsoft.com/office/word/2015/wordml/symex" xmlns:wpg="http://schemas.microsoft.com/office/word/2010/wordprocessingGroup" xmlns:wpi="http://schemas.microsoft.com/office/word/2010/wordprocessingInk" xmlns:wne="http://schemas.microsoft.com/office/word/2006/wordml" xmlns:wps="http://schemas.microsoft.com/office/word/2010/wordprocessingShape" mc:Ignorable="w14 w15 w16se w16cid w16 w16cex w16sdtdh w16sdtfl w16du wp14">
   <w:abstractNum w:abstractNumId="0" w15:restartNumberingAfterBreak="0">
     <w:nsid w:val="00531572"/>
     <w:multiLevelType w:val="hybridMultilevel"/>
@@ -6350,7 +5631,7 @@
 </file>
 
 <file path=word/styles.xml><?xml version="1.0" encoding="utf-8"?>
-<w:styles xmlns:mc="http://schemas.openxmlformats.org/markup-compatibility/2006" xmlns:r="http://schemas.openxmlformats.org/officeDocument/2006/relationships" xmlns:w="http://schemas.openxmlformats.org/wordprocessingml/2006/main" xmlns:w14="http://schemas.microsoft.com/office/word/2010/wordml" xmlns:w15="http://schemas.microsoft.com/office/word/2012/wordml" xmlns:w16cex="http://schemas.microsoft.com/office/word/2018/wordml/cex" xmlns:w16cid="http://schemas.microsoft.com/office/word/2016/wordml/cid" xmlns:w16="http://schemas.microsoft.com/office/word/2018/wordml" xmlns:w16sdtdh="http://schemas.microsoft.com/office/word/2020/wordml/sdtdatahash" xmlns:w16se="http://schemas.microsoft.com/office/word/2015/wordml/symex" mc:Ignorable="w14 w15 w16se w16cid w16 w16cex w16sdtdh">
+<w:styles xmlns:mc="http://schemas.openxmlformats.org/markup-compatibility/2006" xmlns:r="http://schemas.openxmlformats.org/officeDocument/2006/relationships" xmlns:w="http://schemas.openxmlformats.org/wordprocessingml/2006/main" xmlns:w14="http://schemas.microsoft.com/office/word/2010/wordml" xmlns:w15="http://schemas.microsoft.com/office/word/2012/wordml" xmlns:w16cex="http://schemas.microsoft.com/office/word/2018/wordml/cex" xmlns:w16cid="http://schemas.microsoft.com/office/word/2016/wordml/cid" xmlns:w16="http://schemas.microsoft.com/office/word/2018/wordml" xmlns:w16du="http://schemas.microsoft.com/office/word/2023/wordml/word16du" xmlns:w16sdtdh="http://schemas.microsoft.com/office/word/2020/wordml/sdtdatahash" xmlns:w16sdtfl="http://schemas.microsoft.com/office/word/2024/wordml/sdtformatlock" xmlns:w16se="http://schemas.microsoft.com/office/word/2015/wordml/symex" mc:Ignorable="w14 w15 w16se w16cid w16 w16cex w16sdtdh w16sdtfl w16du">
   <w:docDefaults>
     <w:rPrDefault>
       <w:rPr>

--- a/Advanced-Digital-Design/howTo/howTo 10 Program IP.docx
+++ b/Advanced-Digital-Design/howTo/howTo 10 Program IP.docx
@@ -1317,23 +1317,181 @@
         <w:spacing w:after="160" w:line="259" w:lineRule="auto"/>
         <w:ind w:left="0" w:firstLine="0"/>
       </w:pPr>
-      <w:r>
-        <w:t xml:space="preserve">If you see invalid command name “ps7_init” in the lower right corner </w:t>
-      </w:r>
-      <w:r>
-        <w:t xml:space="preserve">of the project window </w:t>
-      </w:r>
-      <w:r>
-        <w:t xml:space="preserve">you forgot to point the initialization file to </w:t>
-      </w:r>
     </w:p>
     <w:p>
       <w:pPr>
         <w:spacing w:after="160" w:line="259" w:lineRule="auto"/>
         <w:ind w:left="0" w:firstLine="0"/>
       </w:pPr>
-      <w:r>
-        <w:t>C:\myWorkspace\enhancedPwm_application\_ide\psinit\ps7_init.tcl</w:t>
+    </w:p>
+    <w:p>
+      <w:pPr>
+        <w:spacing w:after="160" w:line="259" w:lineRule="auto"/>
+        <w:ind w:left="0" w:firstLine="0"/>
+      </w:pPr>
+      <w:r>
+        <w:t xml:space="preserve">A common error will be a spelling error in the base address for your hardware.  To get the correct name, open </w:t>
+      </w:r>
+      <w:proofErr w:type="spellStart"/>
+      <w:r>
+        <w:t>xparamters.</w:t>
+      </w:r>
+      <w:proofErr w:type="gramStart"/>
+      <w:r>
+        <w:t>h</w:t>
+      </w:r>
+      <w:proofErr w:type="spellEnd"/>
+      <w:r>
+        <w:t xml:space="preserve">  you</w:t>
+      </w:r>
+      <w:proofErr w:type="gramEnd"/>
+      <w:r>
+        <w:t xml:space="preserve"> will find this file you will have to open the platform file and open the following folders and then scroll down and open </w:t>
+      </w:r>
+      <w:proofErr w:type="spellStart"/>
+      <w:r>
+        <w:t>xparameters.h</w:t>
+      </w:r>
+      <w:proofErr w:type="spellEnd"/>
+    </w:p>
+    <w:p>
+      <w:pPr>
+        <w:spacing w:after="160" w:line="259" w:lineRule="auto"/>
+        <w:ind w:left="0" w:firstLine="0"/>
+      </w:pPr>
+      <w:r>
+        <w:rPr>
+          <w:noProof/>
+        </w:rPr>
+        <w:drawing>
+          <wp:inline distT="0" distB="0" distL="0" distR="0" wp14:anchorId="24413D5D" wp14:editId="5824FAB7">
+            <wp:extent cx="1793879" cy="2089484"/>
+            <wp:effectExtent l="0" t="0" r="0" b="6350"/>
+            <wp:docPr id="1160348291" name="Picture 1" descr="A screenshot of a computer&#10;&#10;AI-generated content may be incorrect."/>
+            <wp:cNvGraphicFramePr>
+              <a:graphicFrameLocks xmlns:a="http://schemas.openxmlformats.org/drawingml/2006/main" noChangeAspect="1"/>
+            </wp:cNvGraphicFramePr>
+            <a:graphic xmlns:a="http://schemas.openxmlformats.org/drawingml/2006/main">
+              <a:graphicData uri="http://schemas.openxmlformats.org/drawingml/2006/picture">
+                <pic:pic xmlns:pic="http://schemas.openxmlformats.org/drawingml/2006/picture">
+                  <pic:nvPicPr>
+                    <pic:cNvPr id="1160348291" name="Picture 1" descr="A screenshot of a computer&#10;&#10;AI-generated content may be incorrect."/>
+                    <pic:cNvPicPr/>
+                  </pic:nvPicPr>
+                  <pic:blipFill>
+                    <a:blip r:embed="rId22"/>
+                    <a:stretch>
+                      <a:fillRect/>
+                    </a:stretch>
+                  </pic:blipFill>
+                  <pic:spPr>
+                    <a:xfrm>
+                      <a:off x="0" y="0"/>
+                      <a:ext cx="1803773" cy="2101009"/>
+                    </a:xfrm>
+                    <a:prstGeom prst="rect">
+                      <a:avLst/>
+                    </a:prstGeom>
+                  </pic:spPr>
+                </pic:pic>
+              </a:graphicData>
+            </a:graphic>
+          </wp:inline>
+        </w:drawing>
+      </w:r>
+    </w:p>
+    <w:p>
+      <w:pPr>
+        <w:spacing w:after="160" w:line="259" w:lineRule="auto"/>
+        <w:ind w:left="0" w:firstLine="0"/>
+      </w:pPr>
+      <w:r>
+        <w:t xml:space="preserve">I searched this file for “ENHA” and that was enough to take me to the correct line.  I copy/pasted the correct base address name back into my </w:t>
+      </w:r>
+      <w:proofErr w:type="spellStart"/>
+      <w:r>
+        <w:t>helloWorld.c</w:t>
+      </w:r>
+      <w:proofErr w:type="spellEnd"/>
+      <w:r>
+        <w:t xml:space="preserve"> program.</w:t>
+      </w:r>
+    </w:p>
+    <w:p>
+      <w:pPr>
+        <w:spacing w:after="160" w:line="259" w:lineRule="auto"/>
+        <w:ind w:left="0" w:firstLine="0"/>
+      </w:pPr>
+      <w:r>
+        <w:rPr>
+          <w:noProof/>
+        </w:rPr>
+        <w:drawing>
+          <wp:inline distT="0" distB="0" distL="0" distR="0" wp14:anchorId="4694C5E2" wp14:editId="65FE58A2">
+            <wp:extent cx="3031958" cy="860631"/>
+            <wp:effectExtent l="0" t="0" r="0" b="0"/>
+            <wp:docPr id="586305478" name="Picture 1" descr="A screenshot of a computer program&#10;&#10;AI-generated content may be incorrect."/>
+            <wp:cNvGraphicFramePr>
+              <a:graphicFrameLocks xmlns:a="http://schemas.openxmlformats.org/drawingml/2006/main" noChangeAspect="1"/>
+            </wp:cNvGraphicFramePr>
+            <a:graphic xmlns:a="http://schemas.openxmlformats.org/drawingml/2006/main">
+              <a:graphicData uri="http://schemas.openxmlformats.org/drawingml/2006/picture">
+                <pic:pic xmlns:pic="http://schemas.openxmlformats.org/drawingml/2006/picture">
+                  <pic:nvPicPr>
+                    <pic:cNvPr id="586305478" name="Picture 1" descr="A screenshot of a computer program&#10;&#10;AI-generated content may be incorrect."/>
+                    <pic:cNvPicPr/>
+                  </pic:nvPicPr>
+                  <pic:blipFill>
+                    <a:blip r:embed="rId23"/>
+                    <a:stretch>
+                      <a:fillRect/>
+                    </a:stretch>
+                  </pic:blipFill>
+                  <pic:spPr>
+                    <a:xfrm>
+                      <a:off x="0" y="0"/>
+                      <a:ext cx="3039407" cy="862746"/>
+                    </a:xfrm>
+                    <a:prstGeom prst="rect">
+                      <a:avLst/>
+                    </a:prstGeom>
+                  </pic:spPr>
+                </pic:pic>
+              </a:graphicData>
+            </a:graphic>
+          </wp:inline>
+        </w:drawing>
+      </w:r>
+    </w:p>
+    <w:p>
+      <w:pPr>
+        <w:spacing w:after="160" w:line="259" w:lineRule="auto"/>
+        <w:ind w:left="0" w:firstLine="0"/>
+      </w:pPr>
+    </w:p>
+    <w:p>
+      <w:pPr>
+        <w:spacing w:after="160" w:line="259" w:lineRule="auto"/>
+        <w:ind w:left="0" w:firstLine="0"/>
+      </w:pPr>
+      <w:r>
+        <w:t xml:space="preserve">Next point to the correct initialization file.  To do this, open the application and click on </w:t>
+      </w:r>
+      <w:proofErr w:type="gramStart"/>
+      <w:r>
+        <w:t>{}</w:t>
+      </w:r>
+      <w:proofErr w:type="spellStart"/>
+      <w:r>
+        <w:t>launch</w:t>
+      </w:r>
+      <w:proofErr w:type="gramEnd"/>
+      <w:r>
+        <w:t>.json</w:t>
+      </w:r>
+      <w:proofErr w:type="spellEnd"/>
+      <w:r>
+        <w:t xml:space="preserve">. Click Browse next to Initialization File </w:t>
       </w:r>
     </w:p>
     <w:p>
@@ -1361,7 +1519,7 @@
                     <pic:cNvPicPr/>
                   </pic:nvPicPr>
                   <pic:blipFill>
-                    <a:blip r:embed="rId22"/>
+                    <a:blip r:embed="rId24"/>
                     <a:stretch>
                       <a:fillRect/>
                     </a:stretch>
@@ -1381,57 +1539,6 @@
           </wp:inline>
         </w:drawing>
       </w:r>
-    </w:p>
-    <w:p>
-      <w:pPr>
-        <w:spacing w:after="160" w:line="259" w:lineRule="auto"/>
-        <w:ind w:left="0" w:firstLine="0"/>
-      </w:pPr>
-    </w:p>
-    <w:p>
-      <w:pPr>
-        <w:spacing w:after="160" w:line="259" w:lineRule="auto"/>
-        <w:ind w:left="0" w:firstLine="0"/>
-      </w:pPr>
-      <w:r>
-        <w:t>Next click Run to download to the board from the same Flow window.  And you’re done!</w:t>
-      </w:r>
-    </w:p>
-    <w:p>
-      <w:pPr>
-        <w:spacing w:after="160" w:line="259" w:lineRule="auto"/>
-        <w:ind w:left="0" w:firstLine="0"/>
-      </w:pPr>
-    </w:p>
-    <w:p>
-      <w:pPr>
-        <w:spacing w:after="160" w:line="259" w:lineRule="auto"/>
-        <w:ind w:left="0" w:firstLine="0"/>
-      </w:pPr>
-    </w:p>
-    <w:p>
-      <w:pPr>
-        <w:spacing w:after="160" w:line="259" w:lineRule="auto"/>
-        <w:ind w:left="0" w:firstLine="0"/>
-      </w:pPr>
-    </w:p>
-    <w:p>
-      <w:pPr>
-        <w:spacing w:after="160" w:line="259" w:lineRule="auto"/>
-        <w:ind w:left="0" w:firstLine="0"/>
-      </w:pPr>
-    </w:p>
-    <w:p>
-      <w:pPr>
-        <w:spacing w:after="160" w:line="259" w:lineRule="auto"/>
-        <w:ind w:left="0" w:firstLine="0"/>
-      </w:pPr>
-    </w:p>
-    <w:p>
-      <w:pPr>
-        <w:spacing w:after="160" w:line="259" w:lineRule="auto"/>
-        <w:ind w:left="0" w:firstLine="0"/>
-      </w:pPr>
     </w:p>
     <w:p>
       <w:pPr>
@@ -1473,7 +1580,7 @@
                     <pic:cNvPicPr/>
                   </pic:nvPicPr>
                   <pic:blipFill>
-                    <a:blip r:embed="rId23"/>
+                    <a:blip r:embed="rId25"/>
                     <a:stretch>
                       <a:fillRect/>
                     </a:stretch>
@@ -1506,23 +1613,17 @@
         <w:ind w:left="0" w:firstLine="0"/>
       </w:pPr>
       <w:r>
-        <w:t>i</w:t>
-      </w:r>
-      <w:r>
-        <w:t xml:space="preserve">n the Assistant tab, right mouse </w:t>
+        <w:t xml:space="preserve">Before downloading, you will need to connect to </w:t>
       </w:r>
       <w:proofErr w:type="gramStart"/>
       <w:r>
-        <w:t>click</w:t>
+        <w:t>a ALINX</w:t>
       </w:r>
       <w:proofErr w:type="gramEnd"/>
       <w:r>
-        <w:t xml:space="preserve"> on your System name and select Build. </w:t>
-      </w:r>
-    </w:p>
-    <w:p/>
-    <w:p/>
-    <w:p/>
+        <w:t xml:space="preserve"> board.</w:t>
+      </w:r>
+    </w:p>
     <w:p>
       <w:pPr>
         <w:ind w:left="0" w:firstLine="0"/>
@@ -1561,7 +1662,7 @@
                     </pic:cNvPicPr>
                   </pic:nvPicPr>
                   <pic:blipFill>
-                    <a:blip r:embed="rId24" cstate="print">
+                    <a:blip r:embed="rId26" cstate="print">
                       <a:extLst>
                         <a:ext uri="{28A0092B-C50C-407E-A947-70E740481C1C}">
                           <a14:useLocalDpi xmlns:a14="http://schemas.microsoft.com/office/drawing/2010/main" val="0"/>
@@ -1633,7 +1734,7 @@
                     </pic:cNvPicPr>
                   </pic:nvPicPr>
                   <pic:blipFill>
-                    <a:blip r:embed="rId25" cstate="print">
+                    <a:blip r:embed="rId27" cstate="print">
                       <a:extLst>
                         <a:ext uri="{28A0092B-C50C-407E-A947-70E740481C1C}">
                           <a14:useLocalDpi xmlns:a14="http://schemas.microsoft.com/office/drawing/2010/main" val="0"/>
@@ -1695,7 +1796,7 @@
         </w:rPr>
         <w:lastRenderedPageBreak/>
         <w:drawing>
-          <wp:inline distT="0" distB="0" distL="0" distR="0" wp14:anchorId="3D16FD5D" wp14:editId="03854BF7">
+          <wp:inline distT="0" distB="0" distL="0" distR="0" wp14:anchorId="3D16FD5D" wp14:editId="50269FFF">
             <wp:extent cx="2311400" cy="2064894"/>
             <wp:effectExtent l="0" t="0" r="0" b="0"/>
             <wp:docPr id="2097975982" name="Picture 2"/>
@@ -1712,7 +1813,7 @@
                     </pic:cNvPicPr>
                   </pic:nvPicPr>
                   <pic:blipFill>
-                    <a:blip r:embed="rId26" cstate="print">
+                    <a:blip r:embed="rId28" cstate="print">
                       <a:extLst>
                         <a:ext uri="{28A0092B-C50C-407E-A947-70E740481C1C}">
                           <a14:useLocalDpi xmlns:a14="http://schemas.microsoft.com/office/drawing/2010/main" val="0"/>
@@ -1751,18 +1852,10 @@
     </w:p>
     <w:p>
       <w:r>
-        <w:t xml:space="preserve">Then download the hardware and software combination to the ALINX board by right mouse clicking on the </w:t>
-      </w:r>
-      <w:proofErr w:type="spellStart"/>
-      <w:r>
-        <w:t>enhancedPwm</w:t>
-      </w:r>
-      <w:proofErr w:type="spellEnd"/>
-      <w:r>
-        <w:t xml:space="preserve"> [standalone]</w:t>
-      </w:r>
-      <w:r>
-        <w:t>, selecting Run As, then selecting 1 Launch Hardware (Single Application Debug).</w:t>
+        <w:t xml:space="preserve">Then download the hardware and software combination to the ALINX board by </w:t>
+      </w:r>
+      <w:r>
+        <w:t>selecting your application and then clicking on Run.</w:t>
       </w:r>
     </w:p>
     <w:p>
@@ -1771,33 +1864,66 @@
           <w:noProof/>
         </w:rPr>
       </w:pPr>
-    </w:p>
-    <w:p>
-      <w:pPr>
+      <w:r>
         <w:rPr>
           <w:noProof/>
         </w:rPr>
-      </w:pPr>
+        <w:drawing>
+          <wp:inline distT="0" distB="0" distL="0" distR="0" wp14:anchorId="48510F04" wp14:editId="67C05678">
+            <wp:extent cx="2011267" cy="2907632"/>
+            <wp:effectExtent l="0" t="0" r="8255" b="7620"/>
+            <wp:docPr id="1190700069" name="Picture 1" descr="A screenshot of a computer&#10;&#10;AI-generated content may be incorrect."/>
+            <wp:cNvGraphicFramePr>
+              <a:graphicFrameLocks xmlns:a="http://schemas.openxmlformats.org/drawingml/2006/main" noChangeAspect="1"/>
+            </wp:cNvGraphicFramePr>
+            <a:graphic xmlns:a="http://schemas.openxmlformats.org/drawingml/2006/main">
+              <a:graphicData uri="http://schemas.openxmlformats.org/drawingml/2006/picture">
+                <pic:pic xmlns:pic="http://schemas.openxmlformats.org/drawingml/2006/picture">
+                  <pic:nvPicPr>
+                    <pic:cNvPr id="1190700069" name="Picture 1" descr="A screenshot of a computer&#10;&#10;AI-generated content may be incorrect."/>
+                    <pic:cNvPicPr/>
+                  </pic:nvPicPr>
+                  <pic:blipFill>
+                    <a:blip r:embed="rId29"/>
+                    <a:stretch>
+                      <a:fillRect/>
+                    </a:stretch>
+                  </pic:blipFill>
+                  <pic:spPr>
+                    <a:xfrm>
+                      <a:off x="0" y="0"/>
+                      <a:ext cx="2017528" cy="2916684"/>
+                    </a:xfrm>
+                    <a:prstGeom prst="rect">
+                      <a:avLst/>
+                    </a:prstGeom>
+                  </pic:spPr>
+                </pic:pic>
+              </a:graphicData>
+            </a:graphic>
+          </wp:inline>
+        </w:drawing>
+      </w:r>
+    </w:p>
+    <w:p>
+      <w:pPr>
+        <w:ind w:left="0" w:firstLine="0"/>
+      </w:pPr>
+    </w:p>
+    <w:p>
+      <w:r>
+        <w:t>You can now interact with your custom IP through the Putty interface.</w:t>
+      </w:r>
+      <w:r>
+        <w:t xml:space="preserve">  Start by typing “?”.  Have fun!</w:t>
+      </w:r>
     </w:p>
     <w:p>
       <w:r>
         <w:rPr>
           <w:noProof/>
         </w:rPr>
-        <w:t>&lt;PICTURE TBD&gt;</w:t>
-      </w:r>
-    </w:p>
-    <w:p/>
-    <w:p>
-      <w:r>
-        <w:t>You can now interact with your custom IP through the Putty interface.</w:t>
-      </w:r>
-    </w:p>
-    <w:p>
-      <w:r>
-        <w:rPr>
-          <w:noProof/>
-        </w:rPr>
+        <w:lastRenderedPageBreak/>
         <w:drawing>
           <wp:inline distT="0" distB="0" distL="0" distR="0" wp14:anchorId="5D29F129" wp14:editId="74C31A7B">
             <wp:extent cx="3388360" cy="2139979"/>
@@ -1814,7 +1940,7 @@
                     <pic:cNvPicPr/>
                   </pic:nvPicPr>
                   <pic:blipFill>
-                    <a:blip r:embed="rId27"/>
+                    <a:blip r:embed="rId30"/>
                     <a:stretch>
                       <a:fillRect/>
                     </a:stretch>
@@ -1835,57 +1961,23 @@
         </w:drawing>
       </w:r>
     </w:p>
-    <w:p/>
-    <w:p>
-      <w:r>
-        <w:t xml:space="preserve">If/when you make changes to your hardware in </w:t>
-      </w:r>
-      <w:proofErr w:type="spellStart"/>
-      <w:r>
-        <w:t>Vivado</w:t>
-      </w:r>
-      <w:proofErr w:type="spellEnd"/>
-      <w:r>
-        <w:t xml:space="preserve">, you will need to communicate these </w:t>
-      </w:r>
-      <w:proofErr w:type="gramStart"/>
-      <w:r>
-        <w:t>changed</w:t>
-      </w:r>
-      <w:proofErr w:type="gramEnd"/>
-      <w:r>
-        <w:t xml:space="preserve"> to Vitis.  To do this, just right mouse </w:t>
-      </w:r>
-      <w:proofErr w:type="gramStart"/>
-      <w:r>
-        <w:t>click</w:t>
-      </w:r>
-      <w:proofErr w:type="gramEnd"/>
-      <w:r>
-        <w:t xml:space="preserve"> on the wrapper and select Update Hardware Specification.  In the pop-up, navigate to the updated wrapper file and open it.  </w:t>
-      </w:r>
-    </w:p>
-    <w:p>
-      <w:r>
-        <w:rPr>
-          <w:noProof/>
-        </w:rPr>
-        <w:t>&lt;PICTURE TBD&gt;</w:t>
-      </w:r>
-    </w:p>
-    <w:p/>
     <w:p>
       <w:pPr>
         <w:ind w:left="0" w:firstLine="0"/>
       </w:pPr>
     </w:p>
+    <w:p>
+      <w:pPr>
+        <w:ind w:left="0" w:firstLine="0"/>
+      </w:pPr>
+    </w:p>
     <w:sectPr>
-      <w:headerReference w:type="even" r:id="rId28"/>
-      <w:headerReference w:type="default" r:id="rId29"/>
-      <w:footerReference w:type="even" r:id="rId30"/>
-      <w:footerReference w:type="default" r:id="rId31"/>
-      <w:headerReference w:type="first" r:id="rId32"/>
-      <w:footerReference w:type="first" r:id="rId33"/>
+      <w:headerReference w:type="even" r:id="rId31"/>
+      <w:headerReference w:type="default" r:id="rId32"/>
+      <w:footerReference w:type="even" r:id="rId33"/>
+      <w:footerReference w:type="default" r:id="rId34"/>
+      <w:headerReference w:type="first" r:id="rId35"/>
+      <w:footerReference w:type="first" r:id="rId36"/>
       <w:pgSz w:w="12240" w:h="15840"/>
       <w:pgMar w:top="1509" w:right="1436" w:bottom="1480" w:left="1440" w:header="720" w:footer="719" w:gutter="0"/>
       <w:cols w:space="720"/>
